--- a/pims/audit_report_template.docx
+++ b/pims/audit_report_template.docx
@@ -1059,37 +1059,6 @@
         <w:t>[Insert Executive Summary]</w:t>
       </w:r>
     </w:p>
-    <w:p>
-      <w:r>
-        <w:t>Example</w:t>
-      </w:r>
-      <w:r>
-        <w:t>….</w:t>
-      </w:r>
-      <w:r>
-        <w:t xml:space="preserve">An inspection of the Robertson’s Remedial and Painting site at </w:t>
-      </w:r>
-      <w:r>
-        <w:rPr>
-          <w:b/>
-          <w:bCs/>
-        </w:rPr>
-        <w:t>56–58 Fraters Ave, Sans Souci</w:t>
-      </w:r>
-      <w:r>
-        <w:t xml:space="preserve"> was completed on </w:t>
-      </w:r>
-      <w:r>
-        <w:rPr>
-          <w:b/>
-          <w:bCs/>
-        </w:rPr>
-        <w:t>26 November 2025</w:t>
-      </w:r>
-      <w:r>
-        <w:t>. The site showed solid compliance in areas such as signage, scaffold safety, emergency planning, amenities and hazardous-chemical management. However, nine items were flagged, mainly relating to powered mobile plant verification, respirable crystalline silica (RCS) controls, PPE compliance, and electrical plant record-keeping. Several issues stemmed from subcontractor practices and lack of engineering controls during tile and render removal.</w:t>
-      </w:r>
-    </w:p>
     <w:p/>
     <w:p>
       <w:pPr>
@@ -1119,14 +1088,6 @@
           <w:bCs/>
         </w:rPr>
         <w:t>[Insert Score]</w:t>
-      </w:r>
-    </w:p>
-    <w:p>
-      <w:r>
-        <w:t xml:space="preserve">Example </w:t>
-      </w:r>
-      <w:r>
-        <w:t>26 / 35 (74.29%)</w:t>
       </w:r>
     </w:p>
     <w:p/>
@@ -1269,114 +1230,6 @@
         <w:t>]</w:t>
       </w:r>
     </w:p>
-    <w:p>
-      <w:r>
-        <w:t>Example below</w:t>
-      </w:r>
-    </w:p>
-    <w:p>
-      <w:pPr>
-        <w:numPr>
-          <w:ilvl w:val="0"/>
-          <w:numId w:val="10"/>
-        </w:numPr>
-      </w:pPr>
-      <w:r>
-        <w:t>Powered mobile plant introduced without RPD verification</w:t>
-      </w:r>
-      <w:r>
-        <w:t>. N</w:t>
-      </w:r>
-      <w:r>
-        <w:t>o daily pre-starts or OEM maintenance documentation.</w:t>
-      </w:r>
-    </w:p>
-    <w:p>
-      <w:pPr>
-        <w:numPr>
-          <w:ilvl w:val="0"/>
-          <w:numId w:val="10"/>
-        </w:numPr>
-      </w:pPr>
-      <w:r>
-        <w:t>Workers removing tiles/render were not initially wearing P2 respirators.</w:t>
-      </w:r>
-    </w:p>
-    <w:p>
-      <w:pPr>
-        <w:numPr>
-          <w:ilvl w:val="0"/>
-          <w:numId w:val="10"/>
-        </w:numPr>
-      </w:pPr>
-      <w:r>
-        <w:t xml:space="preserve">Silica controls </w:t>
-      </w:r>
-      <w:r>
-        <w:t xml:space="preserve">for tile/bed removal </w:t>
-      </w:r>
-      <w:r>
-        <w:t>non-compliant – no wet suppression</w:t>
-      </w:r>
-      <w:r>
-        <w:t xml:space="preserve"> </w:t>
-      </w:r>
-      <w:r>
-        <w:t>used.</w:t>
-      </w:r>
-      <w:r>
-        <w:t xml:space="preserve"> </w:t>
-      </w:r>
-      <w:r>
-        <w:t xml:space="preserve">Under WHS Regulation 529B(1), this activity requires at least one engineering control—wet suppression, on-tool extraction, or local exhaust ventilation—before </w:t>
-      </w:r>
-      <w:r>
-        <w:t xml:space="preserve">Respiratory Protective Equipment </w:t>
-      </w:r>
-      <w:r>
-        <w:t>(</w:t>
-      </w:r>
-      <w:r>
-        <w:t>RPE</w:t>
-      </w:r>
-      <w:r>
-        <w:t>)</w:t>
-      </w:r>
-      <w:r>
-        <w:t xml:space="preserve"> is used. Relying on P2 masks alone </w:t>
-      </w:r>
-      <w:r>
-        <w:t xml:space="preserve">is non-compliant and </w:t>
-      </w:r>
-      <w:r>
-        <w:t>only satisfies 529B(c)</w:t>
-      </w:r>
-      <w:r>
-        <w:t>.</w:t>
-      </w:r>
-    </w:p>
-    <w:p>
-      <w:pPr>
-        <w:numPr>
-          <w:ilvl w:val="0"/>
-          <w:numId w:val="10"/>
-        </w:numPr>
-      </w:pPr>
-      <w:r>
-        <w:t>Required RCS danger signage not displayed during demolition-hammer activities.</w:t>
-      </w:r>
-    </w:p>
-    <w:p>
-      <w:pPr>
-        <w:numPr>
-          <w:ilvl w:val="0"/>
-          <w:numId w:val="10"/>
-        </w:numPr>
-      </w:pPr>
-      <w:r>
-        <w:t>Electrical equipment lacked supporting inspection/maintenance records.</w:t>
-      </w:r>
-    </w:p>
     <w:p/>
     <w:p>
       <w:pPr>
@@ -1497,12 +1350,7 @@
           </w:tcPr>
           <w:p>
             <w:r>
-              <w:rPr>
-                <w:color w:val="1F2533"/>
-                <w:sz w:val="24"/>
-                <w:szCs w:val="24"/>
-              </w:rPr>
-              <w:t>Alan Richardson</w:t>
+              <w:t>[Insert Prepared by]</w:t>
             </w:r>
           </w:p>
         </w:tc>
@@ -1608,12 +1456,7 @@
               <w:jc w:val="right"/>
             </w:pPr>
             <w:r>
-              <w:rPr>
-                <w:color w:val="1F2533"/>
-                <w:sz w:val="18"/>
-                <w:szCs w:val="18"/>
-              </w:rPr>
-              <w:t>26 / 35 (74.29%)</w:t>
+              <w:t>[Insert Score]</w:t>
             </w:r>
           </w:p>
         </w:tc>
@@ -1790,12 +1633,7 @@
               <w:jc w:val="right"/>
             </w:pPr>
             <w:r>
-              <w:rPr>
-                <w:color w:val="1F2533"/>
-                <w:sz w:val="18"/>
-                <w:szCs w:val="18"/>
-              </w:rPr>
-              <w:t>56-58 Fraters Ave Sans Souci</w:t>
+              <w:t>[Insert Site Conducted]</w:t>
             </w:r>
           </w:p>
         </w:tc>
@@ -1806,152 +1644,6 @@
         <w:spacing w:after="0" w:line="20" w:lineRule="exact"/>
       </w:pPr>
     </w:p>
-    <w:tbl>
-      <w:tblPr>
-        <w:tblW w:w="9025" w:type="dxa"/>
-        <w:tblBorders>
-          <w:top w:val="none" w:sz="8" w:space="0" w:color="FFFFFF"/>
-          <w:left w:val="none" w:sz="8" w:space="0" w:color="FFFFFF"/>
-          <w:bottom w:val="none" w:sz="8" w:space="0" w:color="FFFFFF"/>
-          <w:right w:val="none" w:sz="8" w:space="0" w:color="FFFFFF"/>
-          <w:insideH w:val="none" w:sz="8" w:space="0" w:color="FFFFFF"/>
-          <w:insideV w:val="none" w:sz="8" w:space="0" w:color="FFFFFF"/>
-        </w:tblBorders>
-        <w:tblLayout w:type="fixed"/>
-        <w:tblCellMar>
-          <w:left w:w="10" w:type="dxa"/>
-          <w:right w:w="10" w:type="dxa"/>
-        </w:tblCellMar>
-        <w:tblLook w:val="04A0" w:firstRow="1" w:lastRow="0" w:firstColumn="1" w:lastColumn="0" w:noHBand="0" w:noVBand="1"/>
-      </w:tblPr>
-      <w:tblGrid>
-        <w:gridCol w:w="1455"/>
-        <w:gridCol w:w="1514"/>
-        <w:gridCol w:w="1514"/>
-        <w:gridCol w:w="1514"/>
-        <w:gridCol w:w="1514"/>
-        <w:gridCol w:w="1514"/>
-      </w:tblGrid>
-      <w:tr>
-        <w:trPr>
-          <w:cantSplit/>
-        </w:trPr>
-        <w:tc>
-          <w:tcPr>
-            <w:tcW w:w="800" w:type="pct"/>
-            <w:vAlign w:val="bottom"/>
-          </w:tcPr>
-          <w:p>
-            <w:pPr>
-              <w:spacing w:before="100" w:after="0"/>
-              <w:ind w:left="160" w:right="160"/>
-            </w:pPr>
-            <w:r>
-              <w:rPr>
-                <w:noProof/>
-              </w:rPr>
-              <w:drawing>
-                <wp:inline distT="0" distB="0" distL="0" distR="0" wp14:anchorId="79B05467" wp14:editId="7CA2E95A">
-                  <wp:extent cx="787400" cy="787400"/>
-                  <wp:effectExtent l="0" t="0" r="0" b="0"/>
-                  <wp:docPr id="489247597" name="Picture 489247597" descr="A building under construction with scaffolding&#10;&#10;AI-generated content may be incorrect."/>
-                  <wp:cNvGraphicFramePr/>
-                  <a:graphic xmlns:a="http://schemas.openxmlformats.org/drawingml/2006/main">
-                    <a:graphicData uri="http://schemas.openxmlformats.org/drawingml/2006/picture">
-                      <pic:pic xmlns:pic="http://schemas.openxmlformats.org/drawingml/2006/picture">
-                        <pic:nvPicPr>
-                          <pic:cNvPr id="489247597" name="Picture 489247597" descr="A building under construction with scaffolding&#10;&#10;AI-generated content may be incorrect."/>
-                          <pic:cNvPicPr/>
-                        </pic:nvPicPr>
-                        <pic:blipFill>
-                          <a:blip r:embed="rId9"/>
-                          <a:stretch>
-                            <a:fillRect/>
-                          </a:stretch>
-                        </pic:blipFill>
-                        <pic:spPr>
-                          <a:xfrm>
-                            <a:off x="0" y="0"/>
-                            <a:ext cx="62" cy="62"/>
-                          </a:xfrm>
-                          <a:prstGeom prst="rect">
-                            <a:avLst/>
-                          </a:prstGeom>
-                        </pic:spPr>
-                      </pic:pic>
-                    </a:graphicData>
-                  </a:graphic>
-                </wp:inline>
-              </w:drawing>
-            </w:r>
-          </w:p>
-          <w:p>
-            <w:pPr>
-              <w:spacing w:after="0"/>
-              <w:ind w:left="160"/>
-            </w:pPr>
-            <w:r>
-              <w:rPr>
-                <w:color w:val="1F2533"/>
-                <w:sz w:val="16"/>
-                <w:szCs w:val="16"/>
-              </w:rPr>
-              <w:t>Photo 1</w:t>
-            </w:r>
-          </w:p>
-        </w:tc>
-        <w:tc>
-          <w:tcPr>
-            <w:tcW w:w="833" w:type="pct"/>
-          </w:tcPr>
-          <w:p>
-            <w:pPr>
-              <w:spacing w:after="0"/>
-            </w:pPr>
-          </w:p>
-        </w:tc>
-        <w:tc>
-          <w:tcPr>
-            <w:tcW w:w="833" w:type="pct"/>
-          </w:tcPr>
-          <w:p>
-            <w:pPr>
-              <w:spacing w:after="0"/>
-            </w:pPr>
-          </w:p>
-        </w:tc>
-        <w:tc>
-          <w:tcPr>
-            <w:tcW w:w="833" w:type="pct"/>
-          </w:tcPr>
-          <w:p>
-            <w:pPr>
-              <w:spacing w:after="0"/>
-            </w:pPr>
-          </w:p>
-        </w:tc>
-        <w:tc>
-          <w:tcPr>
-            <w:tcW w:w="833" w:type="pct"/>
-          </w:tcPr>
-          <w:p>
-            <w:pPr>
-              <w:spacing w:after="0"/>
-            </w:pPr>
-          </w:p>
-        </w:tc>
-        <w:tc>
-          <w:tcPr>
-            <w:tcW w:w="833" w:type="pct"/>
-          </w:tcPr>
-          <w:p>
-            <w:pPr>
-              <w:spacing w:after="0"/>
-            </w:pPr>
-          </w:p>
-        </w:tc>
-      </w:tr>
-    </w:tbl>
     <w:p>
       <w:pPr>
         <w:spacing w:after="0" w:line="2" w:lineRule="exact"/>
@@ -2072,12 +1764,7 @@
               <w:jc w:val="right"/>
             </w:pPr>
             <w:r>
-              <w:rPr>
-                <w:color w:val="1F2533"/>
-                <w:sz w:val="18"/>
-                <w:szCs w:val="18"/>
-              </w:rPr>
-              <w:t>Alan Richardson</w:t>
+              <w:t>[Insert Prepared by]</w:t>
             </w:r>
           </w:p>
         </w:tc>
@@ -2203,12 +1890,7 @@
               <w:jc w:val="right"/>
             </w:pPr>
             <w:r>
-              <w:rPr>
-                <w:color w:val="1F2533"/>
-                <w:sz w:val="18"/>
-                <w:szCs w:val="18"/>
-              </w:rPr>
-              <w:t>26 Nov 2025 10:30 AEDT</w:t>
+              <w:t>[Insert Date of inspection]</w:t>
             </w:r>
           </w:p>
         </w:tc>
@@ -2350,12 +2032,7 @@
               <w:jc w:val="right"/>
             </w:pPr>
             <w:r>
-              <w:rPr>
-                <w:color w:val="1F2533"/>
-                <w:sz w:val="16"/>
-                <w:szCs w:val="16"/>
-              </w:rPr>
-              <w:t>9 flagged</w:t>
+              <w:t>[Insert Flagged]</w:t>
             </w:r>
           </w:p>
         </w:tc>
@@ -2510,345 +2187,6 @@
         <w:spacing w:line="20" w:lineRule="exact"/>
       </w:pPr>
     </w:p>
-    <w:tbl>
-      <w:tblPr>
-        <w:tblW w:w="9025" w:type="dxa"/>
-        <w:tblBorders>
-          <w:top w:val="none" w:sz="8" w:space="0" w:color="FFFFFF"/>
-          <w:left w:val="none" w:sz="8" w:space="0" w:color="FFFFFF"/>
-          <w:bottom w:val="none" w:sz="8" w:space="0" w:color="FFFFFF"/>
-          <w:right w:val="none" w:sz="8" w:space="0" w:color="FFFFFF"/>
-          <w:insideH w:val="none" w:sz="8" w:space="0" w:color="FFFFFF"/>
-          <w:insideV w:val="none" w:sz="8" w:space="0" w:color="FFFFFF"/>
-        </w:tblBorders>
-        <w:tblLayout w:type="fixed"/>
-        <w:tblCellMar>
-          <w:left w:w="10" w:type="dxa"/>
-          <w:right w:w="10" w:type="dxa"/>
-        </w:tblCellMar>
-        <w:tblLook w:val="04A0" w:firstRow="1" w:lastRow="0" w:firstColumn="1" w:lastColumn="0" w:noHBand="0" w:noVBand="1"/>
-      </w:tblPr>
-      <w:tblGrid>
-        <w:gridCol w:w="9025"/>
-      </w:tblGrid>
-      <w:tr>
-        <w:trPr>
-          <w:cantSplit/>
-        </w:trPr>
-        <w:tc>
-          <w:tcPr>
-            <w:tcW w:w="2160" w:type="dxa"/>
-          </w:tcPr>
-          <w:p>
-            <w:pPr>
-              <w:spacing w:after="80"/>
-              <w:ind w:left="160" w:right="160"/>
-            </w:pPr>
-            <w:r>
-              <w:rPr>
-                <w:color w:val="1F2533"/>
-                <w:sz w:val="18"/>
-                <w:szCs w:val="18"/>
-              </w:rPr>
-              <w:lastRenderedPageBreak/>
-              <w:t>A motorised ride-on tracked wheelbarrow dumper (powered mobile plant) was introduced to the project at 56–58 Fraters Ave, Sans Souci by a subcontractor, not RPD. The Project Manager identified the risk and issued a site alert through 1Breadcrumb, notifying workers of the new plant and the associated traffic and pedestrian interaction risks.</w:t>
-            </w:r>
-            <w:r>
-              <w:rPr>
-                <w:color w:val="1F2533"/>
-                <w:sz w:val="18"/>
-                <w:szCs w:val="18"/>
-              </w:rPr>
-              <w:br/>
-            </w:r>
-            <w:r>
-              <w:rPr>
-                <w:color w:val="1F2533"/>
-                <w:sz w:val="18"/>
-                <w:szCs w:val="18"/>
-              </w:rPr>
-              <w:br/>
-              <w:t>This action satisfies part of RPD’s WHS duties—specifically the requirement to inform workers about new hazards (WHS Reg 39) and to communicate interaction risks involving powered mobile plant (WHS Reg 214–215).</w:t>
-            </w:r>
-            <w:r>
-              <w:rPr>
-                <w:color w:val="1F2533"/>
-                <w:sz w:val="18"/>
-                <w:szCs w:val="18"/>
-              </w:rPr>
-              <w:br/>
-            </w:r>
-            <w:r>
-              <w:rPr>
-                <w:color w:val="1F2533"/>
-                <w:sz w:val="18"/>
-                <w:szCs w:val="18"/>
-              </w:rPr>
-              <w:br/>
-              <w:t>However, issuing a site alert alone does not fully meet RPD’s obligations for managing risks associated with powered mobile plant brought onto site by subcontractors. The following duties continue to apply:</w:t>
-            </w:r>
-            <w:r>
-              <w:rPr>
-                <w:color w:val="1F2533"/>
-                <w:sz w:val="18"/>
-                <w:szCs w:val="18"/>
-              </w:rPr>
-              <w:br/>
-            </w:r>
-            <w:r>
-              <w:rPr>
-                <w:color w:val="1F2533"/>
-                <w:sz w:val="18"/>
-                <w:szCs w:val="18"/>
-              </w:rPr>
-              <w:br/>
-              <w:t>1. Verify the plant is safe to use (WHS Reg 203–215)</w:t>
-            </w:r>
-            <w:r>
-              <w:rPr>
-                <w:color w:val="1F2533"/>
-                <w:sz w:val="18"/>
-                <w:szCs w:val="18"/>
-              </w:rPr>
-              <w:br/>
-            </w:r>
-            <w:r>
-              <w:rPr>
-                <w:color w:val="1F2533"/>
-                <w:sz w:val="18"/>
-                <w:szCs w:val="18"/>
-              </w:rPr>
-              <w:br/>
-              <w:t>RPD must ensure the plant is suitable and safe before use. This includes verifying that: periodic maintenance has been completed and recorded in accordance with the OEM requirements, and daily pre-start inspections are being completed and documented by the subcontractor’s workers.</w:t>
-            </w:r>
-            <w:r>
-              <w:rPr>
-                <w:color w:val="1F2533"/>
-                <w:sz w:val="18"/>
-                <w:szCs w:val="18"/>
-              </w:rPr>
-              <w:br/>
-            </w:r>
-            <w:r>
-              <w:rPr>
-                <w:color w:val="1F2533"/>
-                <w:sz w:val="18"/>
-                <w:szCs w:val="18"/>
-              </w:rPr>
-              <w:br/>
-              <w:t>2. Verify operator competency (WHS Act s.19, WHS Reg 39)</w:t>
-            </w:r>
-            <w:r>
-              <w:rPr>
-                <w:color w:val="1F2533"/>
-                <w:sz w:val="18"/>
-                <w:szCs w:val="18"/>
-              </w:rPr>
-              <w:br/>
-            </w:r>
-            <w:r>
-              <w:rPr>
-                <w:color w:val="1F2533"/>
-                <w:sz w:val="18"/>
-                <w:szCs w:val="18"/>
-              </w:rPr>
-              <w:br/>
-              <w:t>RPD must ensure the subcontractor identifies the specific workers who will operate the dumper.</w:t>
-            </w:r>
-            <w:r>
-              <w:rPr>
-                <w:color w:val="1F2533"/>
-                <w:sz w:val="18"/>
-                <w:szCs w:val="18"/>
-              </w:rPr>
-              <w:br/>
-              <w:t>RPD must record evidence of competency through one of the following: toolbox talk record, induction note and SWMS sign-off identifying the operator(s)</w:t>
-            </w:r>
-            <w:r>
-              <w:rPr>
-                <w:color w:val="1F2533"/>
-                <w:sz w:val="18"/>
-                <w:szCs w:val="18"/>
-              </w:rPr>
-              <w:br/>
-            </w:r>
-            <w:r>
-              <w:rPr>
-                <w:color w:val="1F2533"/>
-                <w:sz w:val="18"/>
-                <w:szCs w:val="18"/>
-              </w:rPr>
-              <w:br/>
-              <w:t>3. Add the plant to the site’s Plant Register (WHS Reg 213)</w:t>
-            </w:r>
-            <w:r>
-              <w:rPr>
-                <w:color w:val="1F2533"/>
-                <w:sz w:val="18"/>
-                <w:szCs w:val="18"/>
-              </w:rPr>
-              <w:br/>
-            </w:r>
-            <w:r>
-              <w:rPr>
-                <w:color w:val="1F2533"/>
-                <w:sz w:val="18"/>
-                <w:szCs w:val="18"/>
-              </w:rPr>
-              <w:br/>
-              <w:t>The dumper must be recorded in the 1Breadcrumb Plant Register, demonstrating that RPD is monitoring inspection status, maintenance records, and plant condition as required under the plant maintenance provisions.</w:t>
-            </w:r>
-            <w:r>
-              <w:rPr>
-                <w:color w:val="1F2533"/>
-                <w:sz w:val="18"/>
-                <w:szCs w:val="18"/>
-              </w:rPr>
-              <w:br/>
-            </w:r>
-            <w:r>
-              <w:rPr>
-                <w:color w:val="1F2533"/>
-                <w:sz w:val="18"/>
-                <w:szCs w:val="18"/>
-              </w:rPr>
-              <w:br/>
-              <w:t>4. Ensure the plant is included in the relevant SWMS (WHS Reg 291–299)</w:t>
-            </w:r>
-            <w:r>
-              <w:rPr>
-                <w:color w:val="1F2533"/>
-                <w:sz w:val="18"/>
-                <w:szCs w:val="18"/>
-              </w:rPr>
-              <w:br/>
-            </w:r>
-            <w:r>
-              <w:rPr>
-                <w:color w:val="1F2533"/>
-                <w:sz w:val="18"/>
-                <w:szCs w:val="18"/>
-              </w:rPr>
-              <w:br/>
-              <w:t>Operation of the motorised dumper must be incorporated into the SWMS for the activity underway (e.g., balcony works, demolition, or material handling).</w:t>
-            </w:r>
-            <w:r>
-              <w:rPr>
-                <w:color w:val="1F2533"/>
-                <w:sz w:val="18"/>
-                <w:szCs w:val="18"/>
-              </w:rPr>
-              <w:br/>
-            </w:r>
-            <w:r>
-              <w:rPr>
-                <w:color w:val="1F2533"/>
-                <w:sz w:val="18"/>
-                <w:szCs w:val="18"/>
-              </w:rPr>
-              <w:br/>
-            </w:r>
-            <w:r>
-              <w:rPr>
-                <w:b/>
-                <w:bCs/>
-                <w:color w:val="1F2533"/>
-                <w:sz w:val="18"/>
-                <w:szCs w:val="18"/>
-              </w:rPr>
-              <w:t>Recommendations</w:t>
-            </w:r>
-            <w:r>
-              <w:rPr>
-                <w:b/>
-                <w:bCs/>
-                <w:color w:val="1F2533"/>
-                <w:sz w:val="18"/>
-                <w:szCs w:val="18"/>
-              </w:rPr>
-              <w:t>:</w:t>
-            </w:r>
-            <w:r>
-              <w:rPr>
-                <w:color w:val="1F2533"/>
-                <w:sz w:val="18"/>
-                <w:szCs w:val="18"/>
-              </w:rPr>
-              <w:br/>
-            </w:r>
-            <w:r>
-              <w:rPr>
-                <w:color w:val="1F2533"/>
-                <w:sz w:val="18"/>
-                <w:szCs w:val="18"/>
-              </w:rPr>
-              <w:br/>
-              <w:t>Re-induct the subcontractor and their workers into the updated SWMS, including specific controls for the use of the motorised dumper on site.</w:t>
-            </w:r>
-            <w:r>
-              <w:rPr>
-                <w:color w:val="1F2533"/>
-                <w:sz w:val="18"/>
-                <w:szCs w:val="18"/>
-              </w:rPr>
-              <w:br/>
-            </w:r>
-            <w:r>
-              <w:rPr>
-                <w:color w:val="1F2533"/>
-                <w:sz w:val="18"/>
-                <w:szCs w:val="18"/>
-              </w:rPr>
-              <w:br/>
-              <w:t>Add the statement:</w:t>
-            </w:r>
-            <w:r>
-              <w:rPr>
-                <w:color w:val="1F2533"/>
-                <w:sz w:val="18"/>
-                <w:szCs w:val="18"/>
-              </w:rPr>
-              <w:br/>
-              <w:t>“The motorised ride-on tracked wheelbarrow dumper must be included in the Plant Register, operated only by nominated competent workers, and subject to documented daily pre-start checks and ongoing OEM maintenance verification.”</w:t>
-            </w:r>
-            <w:r>
-              <w:rPr>
-                <w:color w:val="1F2533"/>
-                <w:sz w:val="18"/>
-                <w:szCs w:val="18"/>
-              </w:rPr>
-              <w:br/>
-            </w:r>
-            <w:r>
-              <w:rPr>
-                <w:color w:val="1F2533"/>
-                <w:sz w:val="18"/>
-                <w:szCs w:val="18"/>
-              </w:rPr>
-              <w:br/>
-              <w:t>Record the re-induction and sign-off at the next toolbox talk.</w:t>
-            </w:r>
-            <w:r>
-              <w:rPr>
-                <w:color w:val="1F2533"/>
-                <w:sz w:val="18"/>
-                <w:szCs w:val="18"/>
-              </w:rPr>
-              <w:br/>
-            </w:r>
-            <w:r>
-              <w:rPr>
-                <w:color w:val="1F2533"/>
-                <w:sz w:val="18"/>
-                <w:szCs w:val="18"/>
-              </w:rPr>
-              <w:br/>
-              <w:t>If required, assist the subcontractor by issuing a plant inspection form, template, or digital checklist in 1Breadcrumb to ensure correct maintenance and pre-start records are captured.</w:t>
-            </w:r>
-          </w:p>
-        </w:tc>
-      </w:tr>
-    </w:tbl>
     <w:p>
       <w:pPr>
         <w:spacing w:line="2" w:lineRule="exact"/>
@@ -4876,436 +4214,6 @@
         <w:spacing w:line="20" w:lineRule="exact"/>
       </w:pPr>
     </w:p>
-    <w:tbl>
-      <w:tblPr>
-        <w:tblW w:w="9025" w:type="dxa"/>
-        <w:tblBorders>
-          <w:top w:val="none" w:sz="8" w:space="0" w:color="FFFFFF"/>
-          <w:left w:val="none" w:sz="8" w:space="0" w:color="FFFFFF"/>
-          <w:bottom w:val="none" w:sz="8" w:space="0" w:color="FFFFFF"/>
-          <w:right w:val="none" w:sz="8" w:space="0" w:color="FFFFFF"/>
-          <w:insideH w:val="none" w:sz="8" w:space="0" w:color="FFFFFF"/>
-          <w:insideV w:val="none" w:sz="8" w:space="0" w:color="FFFFFF"/>
-        </w:tblBorders>
-        <w:tblLayout w:type="fixed"/>
-        <w:tblCellMar>
-          <w:left w:w="10" w:type="dxa"/>
-          <w:right w:w="10" w:type="dxa"/>
-        </w:tblCellMar>
-        <w:tblLook w:val="04A0" w:firstRow="1" w:lastRow="0" w:firstColumn="1" w:lastColumn="0" w:noHBand="0" w:noVBand="1"/>
-      </w:tblPr>
-      <w:tblGrid>
-        <w:gridCol w:w="1455"/>
-        <w:gridCol w:w="1514"/>
-        <w:gridCol w:w="1514"/>
-        <w:gridCol w:w="1514"/>
-        <w:gridCol w:w="1514"/>
-        <w:gridCol w:w="1514"/>
-      </w:tblGrid>
-      <w:tr>
-        <w:trPr>
-          <w:cantSplit/>
-        </w:trPr>
-        <w:tc>
-          <w:tcPr>
-            <w:tcW w:w="2160" w:type="dxa"/>
-            <w:gridSpan w:val="6"/>
-          </w:tcPr>
-          <w:p>
-            <w:pPr>
-              <w:spacing w:after="80"/>
-              <w:ind w:left="160" w:right="160"/>
-              <w:rPr>
-                <w:color w:val="1F2533"/>
-                <w:sz w:val="18"/>
-                <w:szCs w:val="18"/>
-              </w:rPr>
-            </w:pPr>
-            <w:r>
-              <w:rPr>
-                <w:color w:val="1F2533"/>
-                <w:sz w:val="18"/>
-                <w:szCs w:val="18"/>
-              </w:rPr>
-              <w:t xml:space="preserve">During the audit, subcontract workers removing tiles, tile beds and render with demolition hammers were not wearing P2 respirators. Although P2 masks were later issued, P2 respirators are the </w:t>
-            </w:r>
-            <w:r>
-              <w:rPr>
-                <w:i/>
-                <w:iCs/>
-                <w:color w:val="1F2533"/>
-                <w:sz w:val="18"/>
-                <w:szCs w:val="18"/>
-              </w:rPr>
-              <w:t>last line of defence</w:t>
-            </w:r>
-            <w:r>
-              <w:rPr>
-                <w:color w:val="1F2533"/>
-                <w:sz w:val="18"/>
-                <w:szCs w:val="18"/>
-              </w:rPr>
-              <w:t xml:space="preserve"> and cannot be used as the primary control for silica dust.</w:t>
-            </w:r>
-          </w:p>
-          <w:p>
-            <w:pPr>
-              <w:spacing w:after="80"/>
-              <w:ind w:left="160" w:right="160"/>
-              <w:rPr>
-                <w:color w:val="1F2533"/>
-                <w:sz w:val="18"/>
-                <w:szCs w:val="18"/>
-              </w:rPr>
-            </w:pPr>
-            <w:r>
-              <w:rPr>
-                <w:color w:val="1F2533"/>
-                <w:sz w:val="18"/>
-                <w:szCs w:val="18"/>
-              </w:rPr>
-              <w:t xml:space="preserve">This work meets the definition of </w:t>
-            </w:r>
-            <w:r>
-              <w:rPr>
-                <w:b/>
-                <w:bCs/>
-                <w:color w:val="1F2533"/>
-                <w:sz w:val="18"/>
-                <w:szCs w:val="18"/>
-              </w:rPr>
-              <w:t>processing a crystalline silica substance (CSS)</w:t>
-            </w:r>
-            <w:r>
-              <w:rPr>
-                <w:color w:val="1F2533"/>
-                <w:sz w:val="18"/>
-                <w:szCs w:val="18"/>
-              </w:rPr>
-              <w:t xml:space="preserve"> because demolition hammers crush and break tiles and render, generating </w:t>
-            </w:r>
-            <w:r>
-              <w:rPr>
-                <w:b/>
-                <w:bCs/>
-                <w:color w:val="1F2533"/>
-                <w:sz w:val="18"/>
-                <w:szCs w:val="18"/>
-              </w:rPr>
-              <w:t>respirable crystalline silica (RCS)</w:t>
-            </w:r>
-            <w:r>
-              <w:rPr>
-                <w:color w:val="1F2533"/>
-                <w:sz w:val="18"/>
-                <w:szCs w:val="18"/>
-              </w:rPr>
-              <w:t xml:space="preserve">. Under </w:t>
-            </w:r>
-            <w:r>
-              <w:rPr>
-                <w:b/>
-                <w:bCs/>
-                <w:color w:val="1F2533"/>
-                <w:sz w:val="18"/>
-                <w:szCs w:val="18"/>
-              </w:rPr>
-              <w:t>WHS Regulation 529B(1)</w:t>
-            </w:r>
-            <w:r>
-              <w:rPr>
-                <w:color w:val="1F2533"/>
-                <w:sz w:val="18"/>
-                <w:szCs w:val="18"/>
-              </w:rPr>
-              <w:t>, this activity requires at least one engineering control—</w:t>
-            </w:r>
-            <w:r>
-              <w:rPr>
-                <w:b/>
-                <w:bCs/>
-                <w:color w:val="1F2533"/>
-                <w:sz w:val="18"/>
-                <w:szCs w:val="18"/>
-              </w:rPr>
-              <w:t>wet suppression, on-tool extraction, or local exhaust ventilation</w:t>
-            </w:r>
-            <w:r>
-              <w:rPr>
-                <w:color w:val="1F2533"/>
-                <w:sz w:val="18"/>
-                <w:szCs w:val="18"/>
-              </w:rPr>
-              <w:t xml:space="preserve">—before RPE is used. Relying on P2 masks alone only satisfies </w:t>
-            </w:r>
-            <w:r>
-              <w:rPr>
-                <w:b/>
-                <w:bCs/>
-                <w:color w:val="1F2533"/>
-                <w:sz w:val="18"/>
-                <w:szCs w:val="18"/>
-              </w:rPr>
-              <w:t>529B(c)</w:t>
-            </w:r>
-            <w:r>
-              <w:rPr>
-                <w:color w:val="1F2533"/>
-                <w:sz w:val="18"/>
-                <w:szCs w:val="18"/>
-              </w:rPr>
-              <w:t xml:space="preserve"> and is therefore </w:t>
-            </w:r>
-            <w:r>
-              <w:rPr>
-                <w:b/>
-                <w:bCs/>
-                <w:color w:val="1F2533"/>
-                <w:sz w:val="18"/>
-                <w:szCs w:val="18"/>
-              </w:rPr>
-              <w:t>non-compliant</w:t>
-            </w:r>
-            <w:r>
-              <w:rPr>
-                <w:color w:val="1F2533"/>
-                <w:sz w:val="18"/>
-                <w:szCs w:val="18"/>
-              </w:rPr>
-              <w:t>.</w:t>
-            </w:r>
-          </w:p>
-          <w:p>
-            <w:pPr>
-              <w:spacing w:after="80"/>
-              <w:ind w:left="160" w:right="160"/>
-              <w:rPr>
-                <w:color w:val="1F2533"/>
-                <w:sz w:val="18"/>
-                <w:szCs w:val="18"/>
-              </w:rPr>
-            </w:pPr>
-            <w:r>
-              <w:rPr>
-                <w:color w:val="1F2533"/>
-                <w:sz w:val="18"/>
-                <w:szCs w:val="18"/>
-              </w:rPr>
-              <w:t xml:space="preserve">SafeWork NSW considers wet or extraction methods to be reasonably practicable in almost all circumstances, and arguments against using them are unlikely to be accepted. </w:t>
-            </w:r>
-            <w:r>
-              <w:rPr>
-                <w:color w:val="1F2533"/>
-                <w:sz w:val="18"/>
-                <w:szCs w:val="18"/>
-              </w:rPr>
-              <w:t>Arguments such as: “Wet suppression creates a slip hazard,” or “</w:t>
-            </w:r>
-            <w:r>
-              <w:rPr>
-                <w:color w:val="1F2533"/>
-                <w:sz w:val="18"/>
-                <w:szCs w:val="18"/>
-              </w:rPr>
-              <w:t>w</w:t>
-            </w:r>
-            <w:r>
-              <w:rPr>
-                <w:color w:val="1F2533"/>
-                <w:sz w:val="18"/>
-                <w:szCs w:val="18"/>
-              </w:rPr>
-              <w:t>e did not instruct the subcontractor on dust-control equipment” will not be accepted by SafeWork NSW.</w:t>
-            </w:r>
-          </w:p>
-          <w:p>
-            <w:pPr>
-              <w:spacing w:after="80"/>
-              <w:ind w:left="160" w:right="160"/>
-              <w:rPr>
-                <w:color w:val="1F2533"/>
-                <w:sz w:val="18"/>
-                <w:szCs w:val="18"/>
-              </w:rPr>
-            </w:pPr>
-            <w:r>
-              <w:rPr>
-                <w:color w:val="1F2533"/>
-                <w:sz w:val="18"/>
-                <w:szCs w:val="18"/>
-              </w:rPr>
-              <w:t>For the Sans Souci project, wet methods are clearly the most practicable and effective control if the subcontractor’s demolition hammers lack extraction capability. The subcontractor must be instructed to use a pump sprayer, hose with mist nozzle, or portable water-spray system to pre-wet surfaces and apply water continuously (or intermittently where appropriate) to suppress dust effectively.</w:t>
-            </w:r>
-          </w:p>
-          <w:p>
-            <w:pPr>
-              <w:spacing w:after="80"/>
-              <w:ind w:left="160" w:right="160"/>
-            </w:pPr>
-            <w:r>
-              <w:rPr>
-                <w:b/>
-                <w:bCs/>
-                <w:color w:val="1F2533"/>
-                <w:sz w:val="18"/>
-                <w:szCs w:val="18"/>
-              </w:rPr>
-              <w:t>Recommendations</w:t>
-            </w:r>
-            <w:r>
-              <w:rPr>
-                <w:color w:val="1F2533"/>
-                <w:sz w:val="18"/>
-                <w:szCs w:val="18"/>
-              </w:rPr>
-              <w:br/>
-            </w:r>
-            <w:r>
-              <w:rPr>
-                <w:color w:val="1F2533"/>
-                <w:sz w:val="18"/>
-                <w:szCs w:val="18"/>
-              </w:rPr>
-              <w:br/>
-              <w:t>Re-induct the subcontractor and their workers into the relevant SWMS and add the explicit control measure: “Use a pump sprayer, hose with mist nozzle, or portable water-spray system to pre-wet surfaces and maintain effective wet suppression during all demolition-hammer tile and render removal activities.”</w:t>
-            </w:r>
-            <w:r>
-              <w:rPr>
-                <w:color w:val="1F2533"/>
-                <w:sz w:val="18"/>
-                <w:szCs w:val="18"/>
-              </w:rPr>
-              <w:br/>
-            </w:r>
-            <w:r>
-              <w:rPr>
-                <w:color w:val="1F2533"/>
-                <w:sz w:val="18"/>
-                <w:szCs w:val="18"/>
-              </w:rPr>
-              <w:br/>
-              <w:t>Record the re-induction and sign-off at the next toolbox talk.</w:t>
-            </w:r>
-            <w:r>
-              <w:rPr>
-                <w:color w:val="1F2533"/>
-                <w:sz w:val="18"/>
-                <w:szCs w:val="18"/>
-              </w:rPr>
-              <w:br/>
-            </w:r>
-            <w:r>
-              <w:rPr>
-                <w:color w:val="1F2533"/>
-                <w:sz w:val="18"/>
-                <w:szCs w:val="18"/>
-              </w:rPr>
-              <w:br/>
-              <w:t>Where required, issue portable pump sprayer units to subcontractor workers to ensure the control can be implemented.</w:t>
-            </w:r>
-          </w:p>
-        </w:tc>
-      </w:tr>
-      <w:tr>
-        <w:trPr>
-          <w:cantSplit/>
-        </w:trPr>
-        <w:tc>
-          <w:tcPr>
-            <w:tcW w:w="800" w:type="pct"/>
-            <w:vAlign w:val="bottom"/>
-          </w:tcPr>
-          <w:p>
-            <w:pPr>
-              <w:spacing w:before="100"/>
-              <w:ind w:left="160" w:right="160"/>
-            </w:pPr>
-            <w:r>
-              <w:rPr>
-                <w:noProof/>
-              </w:rPr>
-              <w:drawing>
-                <wp:inline distT="0" distB="0" distL="0" distR="0" wp14:anchorId="65356081" wp14:editId="4BC4324B">
-                  <wp:extent cx="787400" cy="787400"/>
-                  <wp:effectExtent l="0" t="0" r="0" b="0"/>
-                  <wp:docPr id="946951506" name="Picture 946951506"/>
-                  <wp:cNvGraphicFramePr/>
-                  <a:graphic xmlns:a="http://schemas.openxmlformats.org/drawingml/2006/main">
-                    <a:graphicData uri="http://schemas.openxmlformats.org/drawingml/2006/picture">
-                      <pic:pic xmlns:pic="http://schemas.openxmlformats.org/drawingml/2006/picture">
-                        <pic:nvPicPr>
-                          <pic:cNvPr id="946951506" name=""/>
-                          <pic:cNvPicPr/>
-                        </pic:nvPicPr>
-                        <pic:blipFill>
-                          <a:blip r:embed="rId9"/>
-                          <a:stretch>
-                            <a:fillRect/>
-                          </a:stretch>
-                        </pic:blipFill>
-                        <pic:spPr>
-                          <a:xfrm>
-                            <a:off x="0" y="0"/>
-                            <a:ext cx="62" cy="62"/>
-                          </a:xfrm>
-                          <a:prstGeom prst="rect">
-                            <a:avLst/>
-                          </a:prstGeom>
-                        </pic:spPr>
-                      </pic:pic>
-                    </a:graphicData>
-                  </a:graphic>
-                </wp:inline>
-              </w:drawing>
-            </w:r>
-          </w:p>
-          <w:p>
-            <w:pPr>
-              <w:spacing w:after="80"/>
-              <w:ind w:left="160"/>
-            </w:pPr>
-            <w:r>
-              <w:rPr>
-                <w:color w:val="1F2533"/>
-                <w:sz w:val="16"/>
-                <w:szCs w:val="16"/>
-              </w:rPr>
-              <w:t>Photo 19</w:t>
-            </w:r>
-          </w:p>
-        </w:tc>
-        <w:tc>
-          <w:tcPr>
-            <w:tcW w:w="833" w:type="pct"/>
-          </w:tcPr>
-          <w:p/>
-        </w:tc>
-        <w:tc>
-          <w:tcPr>
-            <w:tcW w:w="833" w:type="pct"/>
-          </w:tcPr>
-          <w:p/>
-        </w:tc>
-        <w:tc>
-          <w:tcPr>
-            <w:tcW w:w="833" w:type="pct"/>
-          </w:tcPr>
-          <w:p/>
-        </w:tc>
-        <w:tc>
-          <w:tcPr>
-            <w:tcW w:w="833" w:type="pct"/>
-          </w:tcPr>
-          <w:p/>
-        </w:tc>
-        <w:tc>
-          <w:tcPr>
-            <w:tcW w:w="833" w:type="pct"/>
-          </w:tcPr>
-          <w:p/>
-        </w:tc>
-      </w:tr>
-    </w:tbl>
     <w:p>
       <w:pPr>
         <w:spacing w:line="2" w:lineRule="exact"/>
@@ -5691,12 +4599,7 @@
               <w:jc w:val="right"/>
             </w:pPr>
             <w:r>
-              <w:rPr>
-                <w:color w:val="1F2533"/>
-                <w:sz w:val="16"/>
-                <w:szCs w:val="16"/>
-              </w:rPr>
-              <w:t>9 flagged, 26 / 35 (74.29%)</w:t>
+              <w:t>[Insert Category Score]</w:t>
             </w:r>
           </w:p>
         </w:tc>
@@ -5878,190 +4781,6 @@
         <w:spacing w:line="20" w:lineRule="exact"/>
       </w:pPr>
     </w:p>
-    <w:tbl>
-      <w:tblPr>
-        <w:tblW w:w="9025" w:type="dxa"/>
-        <w:tblBorders>
-          <w:top w:val="none" w:sz="8" w:space="0" w:color="FFFFFF"/>
-          <w:left w:val="none" w:sz="8" w:space="0" w:color="FFFFFF"/>
-          <w:bottom w:val="none" w:sz="8" w:space="0" w:color="FFFFFF"/>
-          <w:right w:val="none" w:sz="8" w:space="0" w:color="FFFFFF"/>
-          <w:insideH w:val="none" w:sz="8" w:space="0" w:color="FFFFFF"/>
-          <w:insideV w:val="none" w:sz="8" w:space="0" w:color="FFFFFF"/>
-        </w:tblBorders>
-        <w:tblLayout w:type="fixed"/>
-        <w:tblCellMar>
-          <w:left w:w="10" w:type="dxa"/>
-          <w:right w:w="10" w:type="dxa"/>
-        </w:tblCellMar>
-        <w:tblLook w:val="04A0" w:firstRow="1" w:lastRow="0" w:firstColumn="1" w:lastColumn="0" w:noHBand="0" w:noVBand="1"/>
-      </w:tblPr>
-      <w:tblGrid>
-        <w:gridCol w:w="1465"/>
-        <w:gridCol w:w="1465"/>
-        <w:gridCol w:w="1524"/>
-        <w:gridCol w:w="1524"/>
-        <w:gridCol w:w="1524"/>
-        <w:gridCol w:w="1523"/>
-      </w:tblGrid>
-      <w:tr>
-        <w:trPr>
-          <w:cantSplit/>
-        </w:trPr>
-        <w:tc>
-          <w:tcPr>
-            <w:tcW w:w="800" w:type="pct"/>
-            <w:vAlign w:val="bottom"/>
-          </w:tcPr>
-          <w:p>
-            <w:pPr>
-              <w:spacing w:before="100"/>
-              <w:ind w:left="160" w:right="160"/>
-            </w:pPr>
-            <w:r>
-              <w:rPr>
-                <w:noProof/>
-              </w:rPr>
-              <w:drawing>
-                <wp:inline distT="0" distB="0" distL="0" distR="0" wp14:anchorId="40CA43A2" wp14:editId="2A917645">
-                  <wp:extent cx="787400" cy="787400"/>
-                  <wp:effectExtent l="0" t="0" r="0" b="0"/>
-                  <wp:docPr id="2030057359" name="Picture 2030057359"/>
-                  <wp:cNvGraphicFramePr/>
-                  <a:graphic xmlns:a="http://schemas.openxmlformats.org/drawingml/2006/main">
-                    <a:graphicData uri="http://schemas.openxmlformats.org/drawingml/2006/picture">
-                      <pic:pic xmlns:pic="http://schemas.openxmlformats.org/drawingml/2006/picture">
-                        <pic:nvPicPr>
-                          <pic:cNvPr id="2030057359" name=""/>
-                          <pic:cNvPicPr/>
-                        </pic:nvPicPr>
-                        <pic:blipFill>
-                          <a:blip r:embed="rId11"/>
-                          <a:stretch>
-                            <a:fillRect/>
-                          </a:stretch>
-                        </pic:blipFill>
-                        <pic:spPr>
-                          <a:xfrm>
-                            <a:off x="0" y="0"/>
-                            <a:ext cx="62" cy="62"/>
-                          </a:xfrm>
-                          <a:prstGeom prst="rect">
-                            <a:avLst/>
-                          </a:prstGeom>
-                        </pic:spPr>
-                      </pic:pic>
-                    </a:graphicData>
-                  </a:graphic>
-                </wp:inline>
-              </w:drawing>
-            </w:r>
-          </w:p>
-          <w:p>
-            <w:pPr>
-              <w:spacing w:after="80"/>
-              <w:ind w:left="160"/>
-            </w:pPr>
-            <w:r>
-              <w:rPr>
-                <w:color w:val="1F2533"/>
-                <w:sz w:val="16"/>
-                <w:szCs w:val="16"/>
-              </w:rPr>
-              <w:t>Photo 2</w:t>
-            </w:r>
-          </w:p>
-        </w:tc>
-        <w:tc>
-          <w:tcPr>
-            <w:tcW w:w="800" w:type="pct"/>
-            <w:vAlign w:val="bottom"/>
-          </w:tcPr>
-          <w:p>
-            <w:pPr>
-              <w:spacing w:before="100"/>
-              <w:ind w:left="160" w:right="160"/>
-            </w:pPr>
-            <w:r>
-              <w:rPr>
-                <w:noProof/>
-              </w:rPr>
-              <w:drawing>
-                <wp:inline distT="0" distB="0" distL="0" distR="0" wp14:anchorId="2972F56E" wp14:editId="3A3E57ED">
-                  <wp:extent cx="787400" cy="787400"/>
-                  <wp:effectExtent l="0" t="0" r="0" b="0"/>
-                  <wp:docPr id="643049053" name="Picture 643049053"/>
-                  <wp:cNvGraphicFramePr/>
-                  <a:graphic xmlns:a="http://schemas.openxmlformats.org/drawingml/2006/main">
-                    <a:graphicData uri="http://schemas.openxmlformats.org/drawingml/2006/picture">
-                      <pic:pic xmlns:pic="http://schemas.openxmlformats.org/drawingml/2006/picture">
-                        <pic:nvPicPr>
-                          <pic:cNvPr id="643049053" name=""/>
-                          <pic:cNvPicPr/>
-                        </pic:nvPicPr>
-                        <pic:blipFill>
-                          <a:blip r:embed="rId12"/>
-                          <a:stretch>
-                            <a:fillRect/>
-                          </a:stretch>
-                        </pic:blipFill>
-                        <pic:spPr>
-                          <a:xfrm>
-                            <a:off x="0" y="0"/>
-                            <a:ext cx="62" cy="62"/>
-                          </a:xfrm>
-                          <a:prstGeom prst="rect">
-                            <a:avLst/>
-                          </a:prstGeom>
-                        </pic:spPr>
-                      </pic:pic>
-                    </a:graphicData>
-                  </a:graphic>
-                </wp:inline>
-              </w:drawing>
-            </w:r>
-          </w:p>
-          <w:p>
-            <w:pPr>
-              <w:spacing w:after="80"/>
-              <w:ind w:left="160"/>
-            </w:pPr>
-            <w:r>
-              <w:rPr>
-                <w:color w:val="1F2533"/>
-                <w:sz w:val="16"/>
-                <w:szCs w:val="16"/>
-              </w:rPr>
-              <w:t>Photo 3</w:t>
-            </w:r>
-          </w:p>
-        </w:tc>
-        <w:tc>
-          <w:tcPr>
-            <w:tcW w:w="833" w:type="pct"/>
-          </w:tcPr>
-          <w:p/>
-        </w:tc>
-        <w:tc>
-          <w:tcPr>
-            <w:tcW w:w="833" w:type="pct"/>
-          </w:tcPr>
-          <w:p/>
-        </w:tc>
-        <w:tc>
-          <w:tcPr>
-            <w:tcW w:w="833" w:type="pct"/>
-          </w:tcPr>
-          <w:p/>
-        </w:tc>
-        <w:tc>
-          <w:tcPr>
-            <w:tcW w:w="833" w:type="pct"/>
-          </w:tcPr>
-          <w:p/>
-        </w:tc>
-      </w:tr>
-    </w:tbl>
     <w:p>
       <w:pPr>
         <w:spacing w:line="2" w:lineRule="exact"/>
@@ -6463,190 +5182,6 @@
         <w:spacing w:line="20" w:lineRule="exact"/>
       </w:pPr>
     </w:p>
-    <w:tbl>
-      <w:tblPr>
-        <w:tblW w:w="9025" w:type="dxa"/>
-        <w:tblBorders>
-          <w:top w:val="none" w:sz="8" w:space="0" w:color="FFFFFF"/>
-          <w:left w:val="none" w:sz="8" w:space="0" w:color="FFFFFF"/>
-          <w:bottom w:val="none" w:sz="8" w:space="0" w:color="FFFFFF"/>
-          <w:right w:val="none" w:sz="8" w:space="0" w:color="FFFFFF"/>
-          <w:insideH w:val="none" w:sz="8" w:space="0" w:color="FFFFFF"/>
-          <w:insideV w:val="none" w:sz="8" w:space="0" w:color="FFFFFF"/>
-        </w:tblBorders>
-        <w:tblLayout w:type="fixed"/>
-        <w:tblCellMar>
-          <w:left w:w="10" w:type="dxa"/>
-          <w:right w:w="10" w:type="dxa"/>
-        </w:tblCellMar>
-        <w:tblLook w:val="04A0" w:firstRow="1" w:lastRow="0" w:firstColumn="1" w:lastColumn="0" w:noHBand="0" w:noVBand="1"/>
-      </w:tblPr>
-      <w:tblGrid>
-        <w:gridCol w:w="1465"/>
-        <w:gridCol w:w="1465"/>
-        <w:gridCol w:w="1524"/>
-        <w:gridCol w:w="1524"/>
-        <w:gridCol w:w="1524"/>
-        <w:gridCol w:w="1523"/>
-      </w:tblGrid>
-      <w:tr>
-        <w:trPr>
-          <w:cantSplit/>
-        </w:trPr>
-        <w:tc>
-          <w:tcPr>
-            <w:tcW w:w="800" w:type="pct"/>
-            <w:vAlign w:val="bottom"/>
-          </w:tcPr>
-          <w:p>
-            <w:pPr>
-              <w:spacing w:before="100"/>
-              <w:ind w:left="160" w:right="160"/>
-            </w:pPr>
-            <w:r>
-              <w:rPr>
-                <w:noProof/>
-              </w:rPr>
-              <w:drawing>
-                <wp:inline distT="0" distB="0" distL="0" distR="0" wp14:anchorId="04BFE635" wp14:editId="50EF4131">
-                  <wp:extent cx="787400" cy="787400"/>
-                  <wp:effectExtent l="0" t="0" r="0" b="0"/>
-                  <wp:docPr id="1205218163" name="Picture 1205218163"/>
-                  <wp:cNvGraphicFramePr/>
-                  <a:graphic xmlns:a="http://schemas.openxmlformats.org/drawingml/2006/main">
-                    <a:graphicData uri="http://schemas.openxmlformats.org/drawingml/2006/picture">
-                      <pic:pic xmlns:pic="http://schemas.openxmlformats.org/drawingml/2006/picture">
-                        <pic:nvPicPr>
-                          <pic:cNvPr id="1205218163" name=""/>
-                          <pic:cNvPicPr/>
-                        </pic:nvPicPr>
-                        <pic:blipFill>
-                          <a:blip r:embed="rId15"/>
-                          <a:stretch>
-                            <a:fillRect/>
-                          </a:stretch>
-                        </pic:blipFill>
-                        <pic:spPr>
-                          <a:xfrm>
-                            <a:off x="0" y="0"/>
-                            <a:ext cx="62" cy="62"/>
-                          </a:xfrm>
-                          <a:prstGeom prst="rect">
-                            <a:avLst/>
-                          </a:prstGeom>
-                        </pic:spPr>
-                      </pic:pic>
-                    </a:graphicData>
-                  </a:graphic>
-                </wp:inline>
-              </w:drawing>
-            </w:r>
-          </w:p>
-          <w:p>
-            <w:pPr>
-              <w:spacing w:after="80"/>
-              <w:ind w:left="160"/>
-            </w:pPr>
-            <w:r>
-              <w:rPr>
-                <w:color w:val="1F2533"/>
-                <w:sz w:val="16"/>
-                <w:szCs w:val="16"/>
-              </w:rPr>
-              <w:t>Photo 4</w:t>
-            </w:r>
-          </w:p>
-        </w:tc>
-        <w:tc>
-          <w:tcPr>
-            <w:tcW w:w="800" w:type="pct"/>
-            <w:vAlign w:val="bottom"/>
-          </w:tcPr>
-          <w:p>
-            <w:pPr>
-              <w:spacing w:before="100"/>
-              <w:ind w:left="160" w:right="160"/>
-            </w:pPr>
-            <w:r>
-              <w:rPr>
-                <w:noProof/>
-              </w:rPr>
-              <w:drawing>
-                <wp:inline distT="0" distB="0" distL="0" distR="0" wp14:anchorId="05A4C8A6" wp14:editId="1DB24599">
-                  <wp:extent cx="787400" cy="787400"/>
-                  <wp:effectExtent l="0" t="0" r="0" b="0"/>
-                  <wp:docPr id="249694627" name="Picture 249694627"/>
-                  <wp:cNvGraphicFramePr/>
-                  <a:graphic xmlns:a="http://schemas.openxmlformats.org/drawingml/2006/main">
-                    <a:graphicData uri="http://schemas.openxmlformats.org/drawingml/2006/picture">
-                      <pic:pic xmlns:pic="http://schemas.openxmlformats.org/drawingml/2006/picture">
-                        <pic:nvPicPr>
-                          <pic:cNvPr id="249694627" name=""/>
-                          <pic:cNvPicPr/>
-                        </pic:nvPicPr>
-                        <pic:blipFill>
-                          <a:blip r:embed="rId16"/>
-                          <a:stretch>
-                            <a:fillRect/>
-                          </a:stretch>
-                        </pic:blipFill>
-                        <pic:spPr>
-                          <a:xfrm>
-                            <a:off x="0" y="0"/>
-                            <a:ext cx="62" cy="62"/>
-                          </a:xfrm>
-                          <a:prstGeom prst="rect">
-                            <a:avLst/>
-                          </a:prstGeom>
-                        </pic:spPr>
-                      </pic:pic>
-                    </a:graphicData>
-                  </a:graphic>
-                </wp:inline>
-              </w:drawing>
-            </w:r>
-          </w:p>
-          <w:p>
-            <w:pPr>
-              <w:spacing w:after="80"/>
-              <w:ind w:left="160"/>
-            </w:pPr>
-            <w:r>
-              <w:rPr>
-                <w:color w:val="1F2533"/>
-                <w:sz w:val="16"/>
-                <w:szCs w:val="16"/>
-              </w:rPr>
-              <w:t>Photo 5</w:t>
-            </w:r>
-          </w:p>
-        </w:tc>
-        <w:tc>
-          <w:tcPr>
-            <w:tcW w:w="833" w:type="pct"/>
-          </w:tcPr>
-          <w:p/>
-        </w:tc>
-        <w:tc>
-          <w:tcPr>
-            <w:tcW w:w="833" w:type="pct"/>
-          </w:tcPr>
-          <w:p/>
-        </w:tc>
-        <w:tc>
-          <w:tcPr>
-            <w:tcW w:w="833" w:type="pct"/>
-          </w:tcPr>
-          <w:p/>
-        </w:tc>
-        <w:tc>
-          <w:tcPr>
-            <w:tcW w:w="833" w:type="pct"/>
-          </w:tcPr>
-          <w:p/>
-        </w:tc>
-      </w:tr>
-    </w:tbl>
     <w:p>
       <w:pPr>
         <w:spacing w:line="2" w:lineRule="exact"/>
@@ -6784,132 +5319,6 @@
         <w:spacing w:line="20" w:lineRule="exact"/>
       </w:pPr>
     </w:p>
-    <w:tbl>
-      <w:tblPr>
-        <w:tblW w:w="9025" w:type="dxa"/>
-        <w:tblBorders>
-          <w:top w:val="none" w:sz="8" w:space="0" w:color="FFFFFF"/>
-          <w:left w:val="none" w:sz="8" w:space="0" w:color="FFFFFF"/>
-          <w:bottom w:val="none" w:sz="8" w:space="0" w:color="FFFFFF"/>
-          <w:right w:val="none" w:sz="8" w:space="0" w:color="FFFFFF"/>
-          <w:insideH w:val="none" w:sz="8" w:space="0" w:color="FFFFFF"/>
-          <w:insideV w:val="none" w:sz="8" w:space="0" w:color="FFFFFF"/>
-        </w:tblBorders>
-        <w:tblLayout w:type="fixed"/>
-        <w:tblCellMar>
-          <w:left w:w="10" w:type="dxa"/>
-          <w:right w:w="10" w:type="dxa"/>
-        </w:tblCellMar>
-        <w:tblLook w:val="04A0" w:firstRow="1" w:lastRow="0" w:firstColumn="1" w:lastColumn="0" w:noHBand="0" w:noVBand="1"/>
-      </w:tblPr>
-      <w:tblGrid>
-        <w:gridCol w:w="1455"/>
-        <w:gridCol w:w="1514"/>
-        <w:gridCol w:w="1514"/>
-        <w:gridCol w:w="1514"/>
-        <w:gridCol w:w="1514"/>
-        <w:gridCol w:w="1514"/>
-      </w:tblGrid>
-      <w:tr>
-        <w:trPr>
-          <w:cantSplit/>
-        </w:trPr>
-        <w:tc>
-          <w:tcPr>
-            <w:tcW w:w="800" w:type="pct"/>
-            <w:vAlign w:val="bottom"/>
-          </w:tcPr>
-          <w:p>
-            <w:pPr>
-              <w:spacing w:before="100"/>
-              <w:ind w:left="160" w:right="160"/>
-            </w:pPr>
-            <w:r>
-              <w:rPr>
-                <w:noProof/>
-              </w:rPr>
-              <w:drawing>
-                <wp:inline distT="0" distB="0" distL="0" distR="0" wp14:anchorId="5B24C863" wp14:editId="2D285495">
-                  <wp:extent cx="787400" cy="787400"/>
-                  <wp:effectExtent l="0" t="0" r="0" b="0"/>
-                  <wp:docPr id="1714174928" name="Picture 1714174928" descr="A sign on a pole&#10;&#10;AI-generated content may be incorrect."/>
-                  <wp:cNvGraphicFramePr/>
-                  <a:graphic xmlns:a="http://schemas.openxmlformats.org/drawingml/2006/main">
-                    <a:graphicData uri="http://schemas.openxmlformats.org/drawingml/2006/picture">
-                      <pic:pic xmlns:pic="http://schemas.openxmlformats.org/drawingml/2006/picture">
-                        <pic:nvPicPr>
-                          <pic:cNvPr id="1714174928" name="Picture 1714174928" descr="A sign on a pole&#10;&#10;AI-generated content may be incorrect."/>
-                          <pic:cNvPicPr/>
-                        </pic:nvPicPr>
-                        <pic:blipFill>
-                          <a:blip r:embed="rId17"/>
-                          <a:stretch>
-                            <a:fillRect/>
-                          </a:stretch>
-                        </pic:blipFill>
-                        <pic:spPr>
-                          <a:xfrm>
-                            <a:off x="0" y="0"/>
-                            <a:ext cx="62" cy="62"/>
-                          </a:xfrm>
-                          <a:prstGeom prst="rect">
-                            <a:avLst/>
-                          </a:prstGeom>
-                        </pic:spPr>
-                      </pic:pic>
-                    </a:graphicData>
-                  </a:graphic>
-                </wp:inline>
-              </w:drawing>
-            </w:r>
-          </w:p>
-          <w:p>
-            <w:pPr>
-              <w:spacing w:after="80"/>
-              <w:ind w:left="160"/>
-            </w:pPr>
-            <w:r>
-              <w:rPr>
-                <w:color w:val="1F2533"/>
-                <w:sz w:val="16"/>
-                <w:szCs w:val="16"/>
-              </w:rPr>
-              <w:t>Photo 6</w:t>
-            </w:r>
-          </w:p>
-        </w:tc>
-        <w:tc>
-          <w:tcPr>
-            <w:tcW w:w="833" w:type="pct"/>
-          </w:tcPr>
-          <w:p/>
-        </w:tc>
-        <w:tc>
-          <w:tcPr>
-            <w:tcW w:w="833" w:type="pct"/>
-          </w:tcPr>
-          <w:p/>
-        </w:tc>
-        <w:tc>
-          <w:tcPr>
-            <w:tcW w:w="833" w:type="pct"/>
-          </w:tcPr>
-          <w:p/>
-        </w:tc>
-        <w:tc>
-          <w:tcPr>
-            <w:tcW w:w="833" w:type="pct"/>
-          </w:tcPr>
-          <w:p/>
-        </w:tc>
-        <w:tc>
-          <w:tcPr>
-            <w:tcW w:w="833" w:type="pct"/>
-          </w:tcPr>
-          <w:p/>
-        </w:tc>
-      </w:tr>
-    </w:tbl>
     <w:p>
       <w:pPr>
         <w:spacing w:line="2" w:lineRule="exact"/>
@@ -7047,132 +5456,6 @@
         <w:spacing w:line="20" w:lineRule="exact"/>
       </w:pPr>
     </w:p>
-    <w:tbl>
-      <w:tblPr>
-        <w:tblW w:w="9025" w:type="dxa"/>
-        <w:tblBorders>
-          <w:top w:val="none" w:sz="8" w:space="0" w:color="FFFFFF"/>
-          <w:left w:val="none" w:sz="8" w:space="0" w:color="FFFFFF"/>
-          <w:bottom w:val="none" w:sz="8" w:space="0" w:color="FFFFFF"/>
-          <w:right w:val="none" w:sz="8" w:space="0" w:color="FFFFFF"/>
-          <w:insideH w:val="none" w:sz="8" w:space="0" w:color="FFFFFF"/>
-          <w:insideV w:val="none" w:sz="8" w:space="0" w:color="FFFFFF"/>
-        </w:tblBorders>
-        <w:tblLayout w:type="fixed"/>
-        <w:tblCellMar>
-          <w:left w:w="10" w:type="dxa"/>
-          <w:right w:w="10" w:type="dxa"/>
-        </w:tblCellMar>
-        <w:tblLook w:val="04A0" w:firstRow="1" w:lastRow="0" w:firstColumn="1" w:lastColumn="0" w:noHBand="0" w:noVBand="1"/>
-      </w:tblPr>
-      <w:tblGrid>
-        <w:gridCol w:w="1455"/>
-        <w:gridCol w:w="1514"/>
-        <w:gridCol w:w="1514"/>
-        <w:gridCol w:w="1514"/>
-        <w:gridCol w:w="1514"/>
-        <w:gridCol w:w="1514"/>
-      </w:tblGrid>
-      <w:tr>
-        <w:trPr>
-          <w:cantSplit/>
-        </w:trPr>
-        <w:tc>
-          <w:tcPr>
-            <w:tcW w:w="800" w:type="pct"/>
-            <w:vAlign w:val="bottom"/>
-          </w:tcPr>
-          <w:p>
-            <w:pPr>
-              <w:spacing w:before="100"/>
-              <w:ind w:left="160" w:right="160"/>
-            </w:pPr>
-            <w:r>
-              <w:rPr>
-                <w:noProof/>
-              </w:rPr>
-              <w:drawing>
-                <wp:inline distT="0" distB="0" distL="0" distR="0" wp14:anchorId="7F41B111" wp14:editId="1632CA52">
-                  <wp:extent cx="787400" cy="787400"/>
-                  <wp:effectExtent l="0" t="0" r="0" b="0"/>
-                  <wp:docPr id="884556980" name="Picture 884556980"/>
-                  <wp:cNvGraphicFramePr/>
-                  <a:graphic xmlns:a="http://schemas.openxmlformats.org/drawingml/2006/main">
-                    <a:graphicData uri="http://schemas.openxmlformats.org/drawingml/2006/picture">
-                      <pic:pic xmlns:pic="http://schemas.openxmlformats.org/drawingml/2006/picture">
-                        <pic:nvPicPr>
-                          <pic:cNvPr id="884556980" name=""/>
-                          <pic:cNvPicPr/>
-                        </pic:nvPicPr>
-                        <pic:blipFill>
-                          <a:blip r:embed="rId18"/>
-                          <a:stretch>
-                            <a:fillRect/>
-                          </a:stretch>
-                        </pic:blipFill>
-                        <pic:spPr>
-                          <a:xfrm>
-                            <a:off x="0" y="0"/>
-                            <a:ext cx="62" cy="62"/>
-                          </a:xfrm>
-                          <a:prstGeom prst="rect">
-                            <a:avLst/>
-                          </a:prstGeom>
-                        </pic:spPr>
-                      </pic:pic>
-                    </a:graphicData>
-                  </a:graphic>
-                </wp:inline>
-              </w:drawing>
-            </w:r>
-          </w:p>
-          <w:p>
-            <w:pPr>
-              <w:spacing w:after="80"/>
-              <w:ind w:left="160"/>
-            </w:pPr>
-            <w:r>
-              <w:rPr>
-                <w:color w:val="1F2533"/>
-                <w:sz w:val="16"/>
-                <w:szCs w:val="16"/>
-              </w:rPr>
-              <w:t>Photo 7</w:t>
-            </w:r>
-          </w:p>
-        </w:tc>
-        <w:tc>
-          <w:tcPr>
-            <w:tcW w:w="833" w:type="pct"/>
-          </w:tcPr>
-          <w:p/>
-        </w:tc>
-        <w:tc>
-          <w:tcPr>
-            <w:tcW w:w="833" w:type="pct"/>
-          </w:tcPr>
-          <w:p/>
-        </w:tc>
-        <w:tc>
-          <w:tcPr>
-            <w:tcW w:w="833" w:type="pct"/>
-          </w:tcPr>
-          <w:p/>
-        </w:tc>
-        <w:tc>
-          <w:tcPr>
-            <w:tcW w:w="833" w:type="pct"/>
-          </w:tcPr>
-          <w:p/>
-        </w:tc>
-        <w:tc>
-          <w:tcPr>
-            <w:tcW w:w="833" w:type="pct"/>
-          </w:tcPr>
-          <w:p/>
-        </w:tc>
-      </w:tr>
-    </w:tbl>
     <w:p>
       <w:pPr>
         <w:spacing w:line="2" w:lineRule="exact"/>
@@ -7442,133 +5725,6 @@
         <w:spacing w:line="20" w:lineRule="exact"/>
       </w:pPr>
     </w:p>
-    <w:tbl>
-      <w:tblPr>
-        <w:tblW w:w="9025" w:type="dxa"/>
-        <w:tblBorders>
-          <w:top w:val="none" w:sz="8" w:space="0" w:color="FFFFFF"/>
-          <w:left w:val="none" w:sz="8" w:space="0" w:color="FFFFFF"/>
-          <w:bottom w:val="none" w:sz="8" w:space="0" w:color="FFFFFF"/>
-          <w:right w:val="none" w:sz="8" w:space="0" w:color="FFFFFF"/>
-          <w:insideH w:val="none" w:sz="8" w:space="0" w:color="FFFFFF"/>
-          <w:insideV w:val="none" w:sz="8" w:space="0" w:color="FFFFFF"/>
-        </w:tblBorders>
-        <w:tblLayout w:type="fixed"/>
-        <w:tblCellMar>
-          <w:left w:w="10" w:type="dxa"/>
-          <w:right w:w="10" w:type="dxa"/>
-        </w:tblCellMar>
-        <w:tblLook w:val="04A0" w:firstRow="1" w:lastRow="0" w:firstColumn="1" w:lastColumn="0" w:noHBand="0" w:noVBand="1"/>
-      </w:tblPr>
-      <w:tblGrid>
-        <w:gridCol w:w="1455"/>
-        <w:gridCol w:w="1514"/>
-        <w:gridCol w:w="1514"/>
-        <w:gridCol w:w="1514"/>
-        <w:gridCol w:w="1514"/>
-        <w:gridCol w:w="1514"/>
-      </w:tblGrid>
-      <w:tr>
-        <w:trPr>
-          <w:cantSplit/>
-        </w:trPr>
-        <w:tc>
-          <w:tcPr>
-            <w:tcW w:w="800" w:type="pct"/>
-            <w:vAlign w:val="bottom"/>
-          </w:tcPr>
-          <w:p>
-            <w:pPr>
-              <w:spacing w:before="100"/>
-              <w:ind w:left="160" w:right="160"/>
-            </w:pPr>
-            <w:r>
-              <w:rPr>
-                <w:noProof/>
-              </w:rPr>
-              <w:lastRenderedPageBreak/>
-              <w:drawing>
-                <wp:inline distT="0" distB="0" distL="0" distR="0" wp14:anchorId="35886A0E" wp14:editId="4D5972C0">
-                  <wp:extent cx="787400" cy="787400"/>
-                  <wp:effectExtent l="0" t="0" r="0" b="0"/>
-                  <wp:docPr id="651806536" name="Picture 651806536"/>
-                  <wp:cNvGraphicFramePr/>
-                  <a:graphic xmlns:a="http://schemas.openxmlformats.org/drawingml/2006/main">
-                    <a:graphicData uri="http://schemas.openxmlformats.org/drawingml/2006/picture">
-                      <pic:pic xmlns:pic="http://schemas.openxmlformats.org/drawingml/2006/picture">
-                        <pic:nvPicPr>
-                          <pic:cNvPr id="651806536" name=""/>
-                          <pic:cNvPicPr/>
-                        </pic:nvPicPr>
-                        <pic:blipFill>
-                          <a:blip r:embed="rId19"/>
-                          <a:stretch>
-                            <a:fillRect/>
-                          </a:stretch>
-                        </pic:blipFill>
-                        <pic:spPr>
-                          <a:xfrm>
-                            <a:off x="0" y="0"/>
-                            <a:ext cx="62" cy="62"/>
-                          </a:xfrm>
-                          <a:prstGeom prst="rect">
-                            <a:avLst/>
-                          </a:prstGeom>
-                        </pic:spPr>
-                      </pic:pic>
-                    </a:graphicData>
-                  </a:graphic>
-                </wp:inline>
-              </w:drawing>
-            </w:r>
-          </w:p>
-          <w:p>
-            <w:pPr>
-              <w:spacing w:after="80"/>
-              <w:ind w:left="160"/>
-            </w:pPr>
-            <w:r>
-              <w:rPr>
-                <w:color w:val="1F2533"/>
-                <w:sz w:val="16"/>
-                <w:szCs w:val="16"/>
-              </w:rPr>
-              <w:t>Photo 8</w:t>
-            </w:r>
-          </w:p>
-        </w:tc>
-        <w:tc>
-          <w:tcPr>
-            <w:tcW w:w="833" w:type="pct"/>
-          </w:tcPr>
-          <w:p/>
-        </w:tc>
-        <w:tc>
-          <w:tcPr>
-            <w:tcW w:w="833" w:type="pct"/>
-          </w:tcPr>
-          <w:p/>
-        </w:tc>
-        <w:tc>
-          <w:tcPr>
-            <w:tcW w:w="833" w:type="pct"/>
-          </w:tcPr>
-          <w:p/>
-        </w:tc>
-        <w:tc>
-          <w:tcPr>
-            <w:tcW w:w="833" w:type="pct"/>
-          </w:tcPr>
-          <w:p/>
-        </w:tc>
-        <w:tc>
-          <w:tcPr>
-            <w:tcW w:w="833" w:type="pct"/>
-          </w:tcPr>
-          <w:p/>
-        </w:tc>
-      </w:tr>
-    </w:tbl>
     <w:p>
       <w:pPr>
         <w:spacing w:line="2" w:lineRule="exact"/>
@@ -8107,132 +6263,6 @@
         <w:spacing w:line="20" w:lineRule="exact"/>
       </w:pPr>
     </w:p>
-    <w:tbl>
-      <w:tblPr>
-        <w:tblW w:w="9025" w:type="dxa"/>
-        <w:tblBorders>
-          <w:top w:val="none" w:sz="8" w:space="0" w:color="FFFFFF"/>
-          <w:left w:val="none" w:sz="8" w:space="0" w:color="FFFFFF"/>
-          <w:bottom w:val="none" w:sz="8" w:space="0" w:color="FFFFFF"/>
-          <w:right w:val="none" w:sz="8" w:space="0" w:color="FFFFFF"/>
-          <w:insideH w:val="none" w:sz="8" w:space="0" w:color="FFFFFF"/>
-          <w:insideV w:val="none" w:sz="8" w:space="0" w:color="FFFFFF"/>
-        </w:tblBorders>
-        <w:tblLayout w:type="fixed"/>
-        <w:tblCellMar>
-          <w:left w:w="10" w:type="dxa"/>
-          <w:right w:w="10" w:type="dxa"/>
-        </w:tblCellMar>
-        <w:tblLook w:val="04A0" w:firstRow="1" w:lastRow="0" w:firstColumn="1" w:lastColumn="0" w:noHBand="0" w:noVBand="1"/>
-      </w:tblPr>
-      <w:tblGrid>
-        <w:gridCol w:w="1455"/>
-        <w:gridCol w:w="1514"/>
-        <w:gridCol w:w="1514"/>
-        <w:gridCol w:w="1514"/>
-        <w:gridCol w:w="1514"/>
-        <w:gridCol w:w="1514"/>
-      </w:tblGrid>
-      <w:tr>
-        <w:trPr>
-          <w:cantSplit/>
-        </w:trPr>
-        <w:tc>
-          <w:tcPr>
-            <w:tcW w:w="800" w:type="pct"/>
-            <w:vAlign w:val="bottom"/>
-          </w:tcPr>
-          <w:p>
-            <w:pPr>
-              <w:spacing w:before="100"/>
-              <w:ind w:left="160" w:right="160"/>
-            </w:pPr>
-            <w:r>
-              <w:rPr>
-                <w:noProof/>
-              </w:rPr>
-              <w:drawing>
-                <wp:inline distT="0" distB="0" distL="0" distR="0" wp14:anchorId="3B61A148" wp14:editId="2B7514B6">
-                  <wp:extent cx="787400" cy="787400"/>
-                  <wp:effectExtent l="0" t="0" r="0" b="0"/>
-                  <wp:docPr id="1357095882" name="Picture 1357095882"/>
-                  <wp:cNvGraphicFramePr/>
-                  <a:graphic xmlns:a="http://schemas.openxmlformats.org/drawingml/2006/main">
-                    <a:graphicData uri="http://schemas.openxmlformats.org/drawingml/2006/picture">
-                      <pic:pic xmlns:pic="http://schemas.openxmlformats.org/drawingml/2006/picture">
-                        <pic:nvPicPr>
-                          <pic:cNvPr id="1357095882" name=""/>
-                          <pic:cNvPicPr/>
-                        </pic:nvPicPr>
-                        <pic:blipFill>
-                          <a:blip r:embed="rId20"/>
-                          <a:stretch>
-                            <a:fillRect/>
-                          </a:stretch>
-                        </pic:blipFill>
-                        <pic:spPr>
-                          <a:xfrm>
-                            <a:off x="0" y="0"/>
-                            <a:ext cx="62" cy="62"/>
-                          </a:xfrm>
-                          <a:prstGeom prst="rect">
-                            <a:avLst/>
-                          </a:prstGeom>
-                        </pic:spPr>
-                      </pic:pic>
-                    </a:graphicData>
-                  </a:graphic>
-                </wp:inline>
-              </w:drawing>
-            </w:r>
-          </w:p>
-          <w:p>
-            <w:pPr>
-              <w:spacing w:after="80"/>
-              <w:ind w:left="160"/>
-            </w:pPr>
-            <w:r>
-              <w:rPr>
-                <w:color w:val="1F2533"/>
-                <w:sz w:val="16"/>
-                <w:szCs w:val="16"/>
-              </w:rPr>
-              <w:t>Photo 11</w:t>
-            </w:r>
-          </w:p>
-        </w:tc>
-        <w:tc>
-          <w:tcPr>
-            <w:tcW w:w="833" w:type="pct"/>
-          </w:tcPr>
-          <w:p/>
-        </w:tc>
-        <w:tc>
-          <w:tcPr>
-            <w:tcW w:w="833" w:type="pct"/>
-          </w:tcPr>
-          <w:p/>
-        </w:tc>
-        <w:tc>
-          <w:tcPr>
-            <w:tcW w:w="833" w:type="pct"/>
-          </w:tcPr>
-          <w:p/>
-        </w:tc>
-        <w:tc>
-          <w:tcPr>
-            <w:tcW w:w="833" w:type="pct"/>
-          </w:tcPr>
-          <w:p/>
-        </w:tc>
-        <w:tc>
-          <w:tcPr>
-            <w:tcW w:w="833" w:type="pct"/>
-          </w:tcPr>
-          <w:p/>
-        </w:tc>
-      </w:tr>
-    </w:tbl>
     <w:p>
       <w:pPr>
         <w:spacing w:line="2" w:lineRule="exact"/>
@@ -8376,325 +6406,6 @@
         <w:spacing w:line="20" w:lineRule="exact"/>
       </w:pPr>
     </w:p>
-    <w:tbl>
-      <w:tblPr>
-        <w:tblW w:w="9025" w:type="dxa"/>
-        <w:tblBorders>
-          <w:top w:val="none" w:sz="8" w:space="0" w:color="FFFFFF"/>
-          <w:left w:val="none" w:sz="8" w:space="0" w:color="FFFFFF"/>
-          <w:bottom w:val="none" w:sz="8" w:space="0" w:color="FFFFFF"/>
-          <w:right w:val="none" w:sz="8" w:space="0" w:color="FFFFFF"/>
-          <w:insideH w:val="none" w:sz="8" w:space="0" w:color="FFFFFF"/>
-          <w:insideV w:val="none" w:sz="8" w:space="0" w:color="FFFFFF"/>
-        </w:tblBorders>
-        <w:tblLayout w:type="fixed"/>
-        <w:tblCellMar>
-          <w:left w:w="10" w:type="dxa"/>
-          <w:right w:w="10" w:type="dxa"/>
-        </w:tblCellMar>
-        <w:tblLook w:val="04A0" w:firstRow="1" w:lastRow="0" w:firstColumn="1" w:lastColumn="0" w:noHBand="0" w:noVBand="1"/>
-      </w:tblPr>
-      <w:tblGrid>
-        <w:gridCol w:w="9025"/>
-      </w:tblGrid>
-      <w:tr>
-        <w:trPr>
-          <w:cantSplit/>
-        </w:trPr>
-        <w:tc>
-          <w:tcPr>
-            <w:tcW w:w="2160" w:type="dxa"/>
-          </w:tcPr>
-          <w:p>
-            <w:pPr>
-              <w:spacing w:after="80"/>
-              <w:ind w:left="160" w:right="160"/>
-            </w:pPr>
-            <w:r>
-              <w:rPr>
-                <w:color w:val="1F2533"/>
-                <w:sz w:val="18"/>
-                <w:szCs w:val="18"/>
-              </w:rPr>
-              <w:t>A motorised ride-on tracked wheelbarrow dumper (powered mobile plant) was introduced to the project at 56–58 Fraters Ave, Sans Souci by a subcontractor, not RPD. The Project Manager identified the risk and issued a site alert through 1Breadcrumb, notifying workers of the new plant and the associated traffic and pedestrian interaction risks.</w:t>
-            </w:r>
-            <w:r>
-              <w:rPr>
-                <w:color w:val="1F2533"/>
-                <w:sz w:val="18"/>
-                <w:szCs w:val="18"/>
-              </w:rPr>
-              <w:br/>
-            </w:r>
-            <w:r>
-              <w:rPr>
-                <w:color w:val="1F2533"/>
-                <w:sz w:val="18"/>
-                <w:szCs w:val="18"/>
-              </w:rPr>
-              <w:br/>
-              <w:t>This action satisfies part of RPD’s WHS duties—specifically the requirement to inform workers about new hazards (WHS Reg 39) and to communicate interaction risks involving powered mobile plant (WHS Reg 214–215).</w:t>
-            </w:r>
-            <w:r>
-              <w:rPr>
-                <w:color w:val="1F2533"/>
-                <w:sz w:val="18"/>
-                <w:szCs w:val="18"/>
-              </w:rPr>
-              <w:br/>
-            </w:r>
-            <w:r>
-              <w:rPr>
-                <w:color w:val="1F2533"/>
-                <w:sz w:val="18"/>
-                <w:szCs w:val="18"/>
-              </w:rPr>
-              <w:br/>
-              <w:t>However, issuing a site alert alone does not fully meet RPD’s obligations for managing risks associated with powered mobile plant brought onto site by subcontractors. The following duties continue to apply:</w:t>
-            </w:r>
-            <w:r>
-              <w:rPr>
-                <w:color w:val="1F2533"/>
-                <w:sz w:val="18"/>
-                <w:szCs w:val="18"/>
-              </w:rPr>
-              <w:br/>
-            </w:r>
-            <w:r>
-              <w:rPr>
-                <w:color w:val="1F2533"/>
-                <w:sz w:val="18"/>
-                <w:szCs w:val="18"/>
-              </w:rPr>
-              <w:br/>
-              <w:t>1. Verify the plant is safe to use (WHS Reg 203–215)</w:t>
-            </w:r>
-            <w:r>
-              <w:rPr>
-                <w:color w:val="1F2533"/>
-                <w:sz w:val="18"/>
-                <w:szCs w:val="18"/>
-              </w:rPr>
-              <w:br/>
-            </w:r>
-            <w:r>
-              <w:rPr>
-                <w:color w:val="1F2533"/>
-                <w:sz w:val="18"/>
-                <w:szCs w:val="18"/>
-              </w:rPr>
-              <w:br/>
-              <w:t>RPD must ensure the plant is suitable and safe before use. This includes verifying that: periodic maintenance has been completed and recorded in accordance with the OEM requirements, and daily pre-start inspections are being completed and documented by the subcontractor’s workers.</w:t>
-            </w:r>
-            <w:r>
-              <w:rPr>
-                <w:color w:val="1F2533"/>
-                <w:sz w:val="18"/>
-                <w:szCs w:val="18"/>
-              </w:rPr>
-              <w:br/>
-            </w:r>
-            <w:r>
-              <w:rPr>
-                <w:color w:val="1F2533"/>
-                <w:sz w:val="18"/>
-                <w:szCs w:val="18"/>
-              </w:rPr>
-              <w:br/>
-              <w:t>2. Verify operator competency (WHS Act s.19, WHS Reg 39)</w:t>
-            </w:r>
-            <w:r>
-              <w:rPr>
-                <w:color w:val="1F2533"/>
-                <w:sz w:val="18"/>
-                <w:szCs w:val="18"/>
-              </w:rPr>
-              <w:br/>
-            </w:r>
-            <w:r>
-              <w:rPr>
-                <w:color w:val="1F2533"/>
-                <w:sz w:val="18"/>
-                <w:szCs w:val="18"/>
-              </w:rPr>
-              <w:br/>
-              <w:t>RPD must ensure the subcontractor identifies the specific workers who will operate the dumper.</w:t>
-            </w:r>
-            <w:r>
-              <w:rPr>
-                <w:color w:val="1F2533"/>
-                <w:sz w:val="18"/>
-                <w:szCs w:val="18"/>
-              </w:rPr>
-              <w:br/>
-              <w:t>RPD must record evidence of competency through one of the following: toolbox talk record, induction note and SWMS sign-off identifying the operator(s)</w:t>
-            </w:r>
-            <w:r>
-              <w:rPr>
-                <w:color w:val="1F2533"/>
-                <w:sz w:val="18"/>
-                <w:szCs w:val="18"/>
-              </w:rPr>
-              <w:br/>
-            </w:r>
-            <w:r>
-              <w:rPr>
-                <w:color w:val="1F2533"/>
-                <w:sz w:val="18"/>
-                <w:szCs w:val="18"/>
-              </w:rPr>
-              <w:br/>
-              <w:t>3. Add the plant to the site’s Plant Register (WHS Reg 213)</w:t>
-            </w:r>
-            <w:r>
-              <w:rPr>
-                <w:color w:val="1F2533"/>
-                <w:sz w:val="18"/>
-                <w:szCs w:val="18"/>
-              </w:rPr>
-              <w:br/>
-            </w:r>
-            <w:r>
-              <w:rPr>
-                <w:color w:val="1F2533"/>
-                <w:sz w:val="18"/>
-                <w:szCs w:val="18"/>
-              </w:rPr>
-              <w:br/>
-              <w:t>The dumper must be recorded in the 1Breadcrumb Plant Register, demonstrating that RPD is monitoring inspection status, maintenance records, and plant condition as required under the plant maintenance provisions.</w:t>
-            </w:r>
-            <w:r>
-              <w:rPr>
-                <w:color w:val="1F2533"/>
-                <w:sz w:val="18"/>
-                <w:szCs w:val="18"/>
-              </w:rPr>
-              <w:br/>
-            </w:r>
-            <w:r>
-              <w:rPr>
-                <w:color w:val="1F2533"/>
-                <w:sz w:val="18"/>
-                <w:szCs w:val="18"/>
-              </w:rPr>
-              <w:br/>
-              <w:t>4. Ensure the plant is included in the relevant SWMS (WHS Reg 291–299)</w:t>
-            </w:r>
-            <w:r>
-              <w:rPr>
-                <w:color w:val="1F2533"/>
-                <w:sz w:val="18"/>
-                <w:szCs w:val="18"/>
-              </w:rPr>
-              <w:br/>
-            </w:r>
-            <w:r>
-              <w:rPr>
-                <w:color w:val="1F2533"/>
-                <w:sz w:val="18"/>
-                <w:szCs w:val="18"/>
-              </w:rPr>
-              <w:br/>
-              <w:t>Operation of the motorised dumper must be incorporated into the SWMS for the activity underway (e.g., balcony works, demolition, or material handling).</w:t>
-            </w:r>
-            <w:r>
-              <w:rPr>
-                <w:color w:val="1F2533"/>
-                <w:sz w:val="18"/>
-                <w:szCs w:val="18"/>
-              </w:rPr>
-              <w:br/>
-            </w:r>
-            <w:r>
-              <w:rPr>
-                <w:color w:val="1F2533"/>
-                <w:sz w:val="18"/>
-                <w:szCs w:val="18"/>
-              </w:rPr>
-              <w:br/>
-              <w:t>Recommendations</w:t>
-            </w:r>
-            <w:r>
-              <w:rPr>
-                <w:color w:val="1F2533"/>
-                <w:sz w:val="18"/>
-                <w:szCs w:val="18"/>
-              </w:rPr>
-              <w:br/>
-            </w:r>
-            <w:r>
-              <w:rPr>
-                <w:color w:val="1F2533"/>
-                <w:sz w:val="18"/>
-                <w:szCs w:val="18"/>
-              </w:rPr>
-              <w:br/>
-              <w:t>Re-induct the subcontractor and their workers into the updated SWMS, including specific controls for the use of the motorised dumper on site.</w:t>
-            </w:r>
-            <w:r>
-              <w:rPr>
-                <w:color w:val="1F2533"/>
-                <w:sz w:val="18"/>
-                <w:szCs w:val="18"/>
-              </w:rPr>
-              <w:br/>
-            </w:r>
-            <w:r>
-              <w:rPr>
-                <w:color w:val="1F2533"/>
-                <w:sz w:val="18"/>
-                <w:szCs w:val="18"/>
-              </w:rPr>
-              <w:br/>
-              <w:t>Add the statement:</w:t>
-            </w:r>
-            <w:r>
-              <w:rPr>
-                <w:color w:val="1F2533"/>
-                <w:sz w:val="18"/>
-                <w:szCs w:val="18"/>
-              </w:rPr>
-              <w:br/>
-              <w:t>“The motorised ride-on tracked wheelbarrow dumper must be included in the Plant Register, operated only by nominated competent workers, and subject to documented daily pre-start checks and ongoing OEM maintenance verification.”</w:t>
-            </w:r>
-            <w:r>
-              <w:rPr>
-                <w:color w:val="1F2533"/>
-                <w:sz w:val="18"/>
-                <w:szCs w:val="18"/>
-              </w:rPr>
-              <w:br/>
-            </w:r>
-            <w:r>
-              <w:rPr>
-                <w:color w:val="1F2533"/>
-                <w:sz w:val="18"/>
-                <w:szCs w:val="18"/>
-              </w:rPr>
-              <w:br/>
-              <w:t>Record the re-induction and sign-off at the next toolbox talk.</w:t>
-            </w:r>
-            <w:r>
-              <w:rPr>
-                <w:color w:val="1F2533"/>
-                <w:sz w:val="18"/>
-                <w:szCs w:val="18"/>
-              </w:rPr>
-              <w:br/>
-            </w:r>
-            <w:r>
-              <w:rPr>
-                <w:color w:val="1F2533"/>
-                <w:sz w:val="18"/>
-                <w:szCs w:val="18"/>
-              </w:rPr>
-              <w:br/>
-              <w:t>If required, assist the subcontractor by issuing a plant inspection form, template, or digital checklist in 1Breadcrumb to ensure correct maintenance and pre-start records are captured.</w:t>
-            </w:r>
-          </w:p>
-        </w:tc>
-      </w:tr>
-    </w:tbl>
     <w:p>
       <w:pPr>
         <w:spacing w:line="2" w:lineRule="exact"/>
@@ -10159,190 +7870,6 @@
         <w:spacing w:line="20" w:lineRule="exact"/>
       </w:pPr>
     </w:p>
-    <w:tbl>
-      <w:tblPr>
-        <w:tblW w:w="9025" w:type="dxa"/>
-        <w:tblBorders>
-          <w:top w:val="none" w:sz="8" w:space="0" w:color="FFFFFF"/>
-          <w:left w:val="none" w:sz="8" w:space="0" w:color="FFFFFF"/>
-          <w:bottom w:val="none" w:sz="8" w:space="0" w:color="FFFFFF"/>
-          <w:right w:val="none" w:sz="8" w:space="0" w:color="FFFFFF"/>
-          <w:insideH w:val="none" w:sz="8" w:space="0" w:color="FFFFFF"/>
-          <w:insideV w:val="none" w:sz="8" w:space="0" w:color="FFFFFF"/>
-        </w:tblBorders>
-        <w:tblLayout w:type="fixed"/>
-        <w:tblCellMar>
-          <w:left w:w="10" w:type="dxa"/>
-          <w:right w:w="10" w:type="dxa"/>
-        </w:tblCellMar>
-        <w:tblLook w:val="04A0" w:firstRow="1" w:lastRow="0" w:firstColumn="1" w:lastColumn="0" w:noHBand="0" w:noVBand="1"/>
-      </w:tblPr>
-      <w:tblGrid>
-        <w:gridCol w:w="1465"/>
-        <w:gridCol w:w="1465"/>
-        <w:gridCol w:w="1524"/>
-        <w:gridCol w:w="1524"/>
-        <w:gridCol w:w="1524"/>
-        <w:gridCol w:w="1523"/>
-      </w:tblGrid>
-      <w:tr>
-        <w:trPr>
-          <w:cantSplit/>
-        </w:trPr>
-        <w:tc>
-          <w:tcPr>
-            <w:tcW w:w="800" w:type="pct"/>
-            <w:vAlign w:val="bottom"/>
-          </w:tcPr>
-          <w:p>
-            <w:pPr>
-              <w:spacing w:before="100"/>
-              <w:ind w:left="160" w:right="160"/>
-            </w:pPr>
-            <w:r>
-              <w:rPr>
-                <w:noProof/>
-              </w:rPr>
-              <w:drawing>
-                <wp:inline distT="0" distB="0" distL="0" distR="0" wp14:anchorId="45A848FB" wp14:editId="6404AE3B">
-                  <wp:extent cx="787400" cy="787400"/>
-                  <wp:effectExtent l="0" t="0" r="0" b="0"/>
-                  <wp:docPr id="946059929" name="Picture 946059929"/>
-                  <wp:cNvGraphicFramePr/>
-                  <a:graphic xmlns:a="http://schemas.openxmlformats.org/drawingml/2006/main">
-                    <a:graphicData uri="http://schemas.openxmlformats.org/drawingml/2006/picture">
-                      <pic:pic xmlns:pic="http://schemas.openxmlformats.org/drawingml/2006/picture">
-                        <pic:nvPicPr>
-                          <pic:cNvPr id="946059929" name=""/>
-                          <pic:cNvPicPr/>
-                        </pic:nvPicPr>
-                        <pic:blipFill>
-                          <a:blip r:embed="rId21"/>
-                          <a:stretch>
-                            <a:fillRect/>
-                          </a:stretch>
-                        </pic:blipFill>
-                        <pic:spPr>
-                          <a:xfrm>
-                            <a:off x="0" y="0"/>
-                            <a:ext cx="62" cy="62"/>
-                          </a:xfrm>
-                          <a:prstGeom prst="rect">
-                            <a:avLst/>
-                          </a:prstGeom>
-                        </pic:spPr>
-                      </pic:pic>
-                    </a:graphicData>
-                  </a:graphic>
-                </wp:inline>
-              </w:drawing>
-            </w:r>
-          </w:p>
-          <w:p>
-            <w:pPr>
-              <w:spacing w:after="80"/>
-              <w:ind w:left="160"/>
-            </w:pPr>
-            <w:r>
-              <w:rPr>
-                <w:color w:val="1F2533"/>
-                <w:sz w:val="16"/>
-                <w:szCs w:val="16"/>
-              </w:rPr>
-              <w:t>Photo 15</w:t>
-            </w:r>
-          </w:p>
-        </w:tc>
-        <w:tc>
-          <w:tcPr>
-            <w:tcW w:w="800" w:type="pct"/>
-            <w:vAlign w:val="bottom"/>
-          </w:tcPr>
-          <w:p>
-            <w:pPr>
-              <w:spacing w:before="100"/>
-              <w:ind w:left="160" w:right="160"/>
-            </w:pPr>
-            <w:r>
-              <w:rPr>
-                <w:noProof/>
-              </w:rPr>
-              <w:drawing>
-                <wp:inline distT="0" distB="0" distL="0" distR="0" wp14:anchorId="229D009A" wp14:editId="7C2CCE63">
-                  <wp:extent cx="787400" cy="787400"/>
-                  <wp:effectExtent l="0" t="0" r="0" b="0"/>
-                  <wp:docPr id="1031983173" name="Picture 1031983173" descr="A building under construction with scaffolding&#10;&#10;AI-generated content may be incorrect."/>
-                  <wp:cNvGraphicFramePr/>
-                  <a:graphic xmlns:a="http://schemas.openxmlformats.org/drawingml/2006/main">
-                    <a:graphicData uri="http://schemas.openxmlformats.org/drawingml/2006/picture">
-                      <pic:pic xmlns:pic="http://schemas.openxmlformats.org/drawingml/2006/picture">
-                        <pic:nvPicPr>
-                          <pic:cNvPr id="1031983173" name="Picture 1031983173" descr="A building under construction with scaffolding&#10;&#10;AI-generated content may be incorrect."/>
-                          <pic:cNvPicPr/>
-                        </pic:nvPicPr>
-                        <pic:blipFill>
-                          <a:blip r:embed="rId22"/>
-                          <a:stretch>
-                            <a:fillRect/>
-                          </a:stretch>
-                        </pic:blipFill>
-                        <pic:spPr>
-                          <a:xfrm>
-                            <a:off x="0" y="0"/>
-                            <a:ext cx="62" cy="62"/>
-                          </a:xfrm>
-                          <a:prstGeom prst="rect">
-                            <a:avLst/>
-                          </a:prstGeom>
-                        </pic:spPr>
-                      </pic:pic>
-                    </a:graphicData>
-                  </a:graphic>
-                </wp:inline>
-              </w:drawing>
-            </w:r>
-          </w:p>
-          <w:p>
-            <w:pPr>
-              <w:spacing w:after="80"/>
-              <w:ind w:left="160"/>
-            </w:pPr>
-            <w:r>
-              <w:rPr>
-                <w:color w:val="1F2533"/>
-                <w:sz w:val="16"/>
-                <w:szCs w:val="16"/>
-              </w:rPr>
-              <w:t>Photo 16</w:t>
-            </w:r>
-          </w:p>
-        </w:tc>
-        <w:tc>
-          <w:tcPr>
-            <w:tcW w:w="833" w:type="pct"/>
-          </w:tcPr>
-          <w:p/>
-        </w:tc>
-        <w:tc>
-          <w:tcPr>
-            <w:tcW w:w="833" w:type="pct"/>
-          </w:tcPr>
-          <w:p/>
-        </w:tc>
-        <w:tc>
-          <w:tcPr>
-            <w:tcW w:w="833" w:type="pct"/>
-          </w:tcPr>
-          <w:p/>
-        </w:tc>
-        <w:tc>
-          <w:tcPr>
-            <w:tcW w:w="833" w:type="pct"/>
-          </w:tcPr>
-          <w:p/>
-        </w:tc>
-      </w:tr>
-    </w:tbl>
     <w:p>
       <w:pPr>
         <w:spacing w:line="2" w:lineRule="exact"/>
@@ -12451,436 +9978,6 @@
         <w:spacing w:line="20" w:lineRule="exact"/>
       </w:pPr>
     </w:p>
-    <w:tbl>
-      <w:tblPr>
-        <w:tblW w:w="9025" w:type="dxa"/>
-        <w:tblBorders>
-          <w:top w:val="none" w:sz="8" w:space="0" w:color="FFFFFF"/>
-          <w:left w:val="none" w:sz="8" w:space="0" w:color="FFFFFF"/>
-          <w:bottom w:val="none" w:sz="8" w:space="0" w:color="FFFFFF"/>
-          <w:right w:val="none" w:sz="8" w:space="0" w:color="FFFFFF"/>
-          <w:insideH w:val="none" w:sz="8" w:space="0" w:color="FFFFFF"/>
-          <w:insideV w:val="none" w:sz="8" w:space="0" w:color="FFFFFF"/>
-        </w:tblBorders>
-        <w:tblLayout w:type="fixed"/>
-        <w:tblCellMar>
-          <w:left w:w="10" w:type="dxa"/>
-          <w:right w:w="10" w:type="dxa"/>
-        </w:tblCellMar>
-        <w:tblLook w:val="04A0" w:firstRow="1" w:lastRow="0" w:firstColumn="1" w:lastColumn="0" w:noHBand="0" w:noVBand="1"/>
-      </w:tblPr>
-      <w:tblGrid>
-        <w:gridCol w:w="1455"/>
-        <w:gridCol w:w="1514"/>
-        <w:gridCol w:w="1514"/>
-        <w:gridCol w:w="1514"/>
-        <w:gridCol w:w="1514"/>
-        <w:gridCol w:w="1514"/>
-      </w:tblGrid>
-      <w:tr>
-        <w:trPr>
-          <w:cantSplit/>
-        </w:trPr>
-        <w:tc>
-          <w:tcPr>
-            <w:tcW w:w="2160" w:type="dxa"/>
-            <w:gridSpan w:val="6"/>
-          </w:tcPr>
-          <w:p>
-            <w:pPr>
-              <w:spacing w:after="80"/>
-              <w:ind w:left="160" w:right="160"/>
-              <w:rPr>
-                <w:color w:val="1F2533"/>
-                <w:sz w:val="18"/>
-                <w:szCs w:val="18"/>
-              </w:rPr>
-            </w:pPr>
-            <w:r>
-              <w:rPr>
-                <w:color w:val="1F2533"/>
-                <w:sz w:val="18"/>
-                <w:szCs w:val="18"/>
-              </w:rPr>
-              <w:t xml:space="preserve">During the audit, subcontract workers removing tiles, tile beds and render with demolition hammers were not wearing P2 respirators. Although P2 masks were later issued, P2 respirators are the </w:t>
-            </w:r>
-            <w:r>
-              <w:rPr>
-                <w:i/>
-                <w:iCs/>
-                <w:color w:val="1F2533"/>
-                <w:sz w:val="18"/>
-                <w:szCs w:val="18"/>
-              </w:rPr>
-              <w:t>last line of defence</w:t>
-            </w:r>
-            <w:r>
-              <w:rPr>
-                <w:color w:val="1F2533"/>
-                <w:sz w:val="18"/>
-                <w:szCs w:val="18"/>
-              </w:rPr>
-              <w:t xml:space="preserve"> and cannot be used as the primary control for silica dust.</w:t>
-            </w:r>
-          </w:p>
-          <w:p>
-            <w:pPr>
-              <w:spacing w:after="80"/>
-              <w:ind w:left="160" w:right="160"/>
-              <w:rPr>
-                <w:color w:val="1F2533"/>
-                <w:sz w:val="18"/>
-                <w:szCs w:val="18"/>
-              </w:rPr>
-            </w:pPr>
-            <w:r>
-              <w:rPr>
-                <w:color w:val="1F2533"/>
-                <w:sz w:val="18"/>
-                <w:szCs w:val="18"/>
-              </w:rPr>
-              <w:t xml:space="preserve">This work meets the definition of </w:t>
-            </w:r>
-            <w:r>
-              <w:rPr>
-                <w:b/>
-                <w:bCs/>
-                <w:color w:val="1F2533"/>
-                <w:sz w:val="18"/>
-                <w:szCs w:val="18"/>
-              </w:rPr>
-              <w:t>processing a crystalline silica substance (CSS)</w:t>
-            </w:r>
-            <w:r>
-              <w:rPr>
-                <w:color w:val="1F2533"/>
-                <w:sz w:val="18"/>
-                <w:szCs w:val="18"/>
-              </w:rPr>
-              <w:t xml:space="preserve"> because demolition hammers crush and break tiles and render, generating </w:t>
-            </w:r>
-            <w:r>
-              <w:rPr>
-                <w:b/>
-                <w:bCs/>
-                <w:color w:val="1F2533"/>
-                <w:sz w:val="18"/>
-                <w:szCs w:val="18"/>
-              </w:rPr>
-              <w:t>respirable crystalline silica (RCS)</w:t>
-            </w:r>
-            <w:r>
-              <w:rPr>
-                <w:color w:val="1F2533"/>
-                <w:sz w:val="18"/>
-                <w:szCs w:val="18"/>
-              </w:rPr>
-              <w:t xml:space="preserve">. Under </w:t>
-            </w:r>
-            <w:r>
-              <w:rPr>
-                <w:b/>
-                <w:bCs/>
-                <w:color w:val="1F2533"/>
-                <w:sz w:val="18"/>
-                <w:szCs w:val="18"/>
-              </w:rPr>
-              <w:t>WHS Regulation 529B(1)</w:t>
-            </w:r>
-            <w:r>
-              <w:rPr>
-                <w:color w:val="1F2533"/>
-                <w:sz w:val="18"/>
-                <w:szCs w:val="18"/>
-              </w:rPr>
-              <w:t>, this activity requires at least one engineering control—</w:t>
-            </w:r>
-            <w:r>
-              <w:rPr>
-                <w:b/>
-                <w:bCs/>
-                <w:color w:val="1F2533"/>
-                <w:sz w:val="18"/>
-                <w:szCs w:val="18"/>
-              </w:rPr>
-              <w:t>wet suppression, on-tool extraction, or local exhaust ventilation</w:t>
-            </w:r>
-            <w:r>
-              <w:rPr>
-                <w:color w:val="1F2533"/>
-                <w:sz w:val="18"/>
-                <w:szCs w:val="18"/>
-              </w:rPr>
-              <w:t xml:space="preserve">—before RPE is used. Relying on P2 masks alone only satisfies </w:t>
-            </w:r>
-            <w:r>
-              <w:rPr>
-                <w:b/>
-                <w:bCs/>
-                <w:color w:val="1F2533"/>
-                <w:sz w:val="18"/>
-                <w:szCs w:val="18"/>
-              </w:rPr>
-              <w:t>529B(c)</w:t>
-            </w:r>
-            <w:r>
-              <w:rPr>
-                <w:color w:val="1F2533"/>
-                <w:sz w:val="18"/>
-                <w:szCs w:val="18"/>
-              </w:rPr>
-              <w:t xml:space="preserve"> and is therefore </w:t>
-            </w:r>
-            <w:r>
-              <w:rPr>
-                <w:b/>
-                <w:bCs/>
-                <w:color w:val="1F2533"/>
-                <w:sz w:val="18"/>
-                <w:szCs w:val="18"/>
-              </w:rPr>
-              <w:t>non-compliant</w:t>
-            </w:r>
-            <w:r>
-              <w:rPr>
-                <w:color w:val="1F2533"/>
-                <w:sz w:val="18"/>
-                <w:szCs w:val="18"/>
-              </w:rPr>
-              <w:t>.</w:t>
-            </w:r>
-          </w:p>
-          <w:p>
-            <w:pPr>
-              <w:spacing w:after="80"/>
-              <w:ind w:left="160" w:right="160"/>
-              <w:rPr>
-                <w:color w:val="1F2533"/>
-                <w:sz w:val="18"/>
-                <w:szCs w:val="18"/>
-              </w:rPr>
-            </w:pPr>
-            <w:r>
-              <w:rPr>
-                <w:color w:val="1F2533"/>
-                <w:sz w:val="18"/>
-                <w:szCs w:val="18"/>
-              </w:rPr>
-              <w:t xml:space="preserve">SafeWork NSW considers wet or extraction methods to be reasonably practicable in almost all circumstances, and arguments against using them are unlikely to be accepted. </w:t>
-            </w:r>
-            <w:r>
-              <w:rPr>
-                <w:color w:val="1F2533"/>
-                <w:sz w:val="18"/>
-                <w:szCs w:val="18"/>
-              </w:rPr>
-              <w:t>Arguments such as: “Wet suppression creates a slip hazard,” or “</w:t>
-            </w:r>
-            <w:r>
-              <w:rPr>
-                <w:color w:val="1F2533"/>
-                <w:sz w:val="18"/>
-                <w:szCs w:val="18"/>
-              </w:rPr>
-              <w:t>w</w:t>
-            </w:r>
-            <w:r>
-              <w:rPr>
-                <w:color w:val="1F2533"/>
-                <w:sz w:val="18"/>
-                <w:szCs w:val="18"/>
-              </w:rPr>
-              <w:t>e did not instruct the subcontractor on dust-control equipment” will not be accepted by SafeWork NSW.</w:t>
-            </w:r>
-          </w:p>
-          <w:p>
-            <w:pPr>
-              <w:spacing w:after="80"/>
-              <w:ind w:left="160" w:right="160"/>
-              <w:rPr>
-                <w:color w:val="1F2533"/>
-                <w:sz w:val="18"/>
-                <w:szCs w:val="18"/>
-              </w:rPr>
-            </w:pPr>
-            <w:r>
-              <w:rPr>
-                <w:color w:val="1F2533"/>
-                <w:sz w:val="18"/>
-                <w:szCs w:val="18"/>
-              </w:rPr>
-              <w:t>For the Sans Souci project, wet methods are clearly the most practicable and effective control if the subcontractor’s demolition hammers lack extraction capability. The subcontractor must be instructed to use a pump sprayer, hose with mist nozzle, or portable water-spray system to pre-wet surfaces and apply water continuously (or intermittently where appropriate) to suppress dust effectively.</w:t>
-            </w:r>
-          </w:p>
-          <w:p>
-            <w:pPr>
-              <w:spacing w:after="80"/>
-              <w:ind w:left="160" w:right="160"/>
-            </w:pPr>
-            <w:r>
-              <w:rPr>
-                <w:b/>
-                <w:bCs/>
-                <w:color w:val="1F2533"/>
-                <w:sz w:val="18"/>
-                <w:szCs w:val="18"/>
-              </w:rPr>
-              <w:t>Recommendations</w:t>
-            </w:r>
-            <w:r>
-              <w:rPr>
-                <w:color w:val="1F2533"/>
-                <w:sz w:val="18"/>
-                <w:szCs w:val="18"/>
-              </w:rPr>
-              <w:br/>
-            </w:r>
-            <w:r>
-              <w:rPr>
-                <w:color w:val="1F2533"/>
-                <w:sz w:val="18"/>
-                <w:szCs w:val="18"/>
-              </w:rPr>
-              <w:br/>
-              <w:t>Re-induct the subcontractor and their workers into the relevant SWMS and add the explicit control measure: “Use a pump sprayer, hose with mist nozzle, or portable water-spray system to pre-wet surfaces and maintain effective wet suppression during all demolition-hammer tile and render removal activities.”</w:t>
-            </w:r>
-            <w:r>
-              <w:rPr>
-                <w:color w:val="1F2533"/>
-                <w:sz w:val="18"/>
-                <w:szCs w:val="18"/>
-              </w:rPr>
-              <w:br/>
-            </w:r>
-            <w:r>
-              <w:rPr>
-                <w:color w:val="1F2533"/>
-                <w:sz w:val="18"/>
-                <w:szCs w:val="18"/>
-              </w:rPr>
-              <w:br/>
-              <w:t>Record the re-induction and sign-off at the next toolbox talk.</w:t>
-            </w:r>
-            <w:r>
-              <w:rPr>
-                <w:color w:val="1F2533"/>
-                <w:sz w:val="18"/>
-                <w:szCs w:val="18"/>
-              </w:rPr>
-              <w:br/>
-            </w:r>
-            <w:r>
-              <w:rPr>
-                <w:color w:val="1F2533"/>
-                <w:sz w:val="18"/>
-                <w:szCs w:val="18"/>
-              </w:rPr>
-              <w:br/>
-              <w:t>Where required, issue portable pump sprayer units to subcontractor workers to ensure the control can be implemented.</w:t>
-            </w:r>
-          </w:p>
-        </w:tc>
-      </w:tr>
-      <w:tr>
-        <w:trPr>
-          <w:cantSplit/>
-        </w:trPr>
-        <w:tc>
-          <w:tcPr>
-            <w:tcW w:w="800" w:type="pct"/>
-            <w:vAlign w:val="bottom"/>
-          </w:tcPr>
-          <w:p>
-            <w:pPr>
-              <w:spacing w:before="100"/>
-              <w:ind w:left="160" w:right="160"/>
-            </w:pPr>
-            <w:r>
-              <w:rPr>
-                <w:noProof/>
-              </w:rPr>
-              <w:drawing>
-                <wp:inline distT="0" distB="0" distL="0" distR="0" wp14:anchorId="7D1E827D" wp14:editId="1680E787">
-                  <wp:extent cx="787400" cy="787400"/>
-                  <wp:effectExtent l="0" t="0" r="0" b="0"/>
-                  <wp:docPr id="1733769685" name="Picture 1733769685" descr="A building under construction with scaffolding&#10;&#10;AI-generated content may be incorrect."/>
-                  <wp:cNvGraphicFramePr/>
-                  <a:graphic xmlns:a="http://schemas.openxmlformats.org/drawingml/2006/main">
-                    <a:graphicData uri="http://schemas.openxmlformats.org/drawingml/2006/picture">
-                      <pic:pic xmlns:pic="http://schemas.openxmlformats.org/drawingml/2006/picture">
-                        <pic:nvPicPr>
-                          <pic:cNvPr id="1733769685" name="Picture 1733769685" descr="A building under construction with scaffolding&#10;&#10;AI-generated content may be incorrect."/>
-                          <pic:cNvPicPr/>
-                        </pic:nvPicPr>
-                        <pic:blipFill>
-                          <a:blip r:embed="rId9"/>
-                          <a:stretch>
-                            <a:fillRect/>
-                          </a:stretch>
-                        </pic:blipFill>
-                        <pic:spPr>
-                          <a:xfrm>
-                            <a:off x="0" y="0"/>
-                            <a:ext cx="62" cy="62"/>
-                          </a:xfrm>
-                          <a:prstGeom prst="rect">
-                            <a:avLst/>
-                          </a:prstGeom>
-                        </pic:spPr>
-                      </pic:pic>
-                    </a:graphicData>
-                  </a:graphic>
-                </wp:inline>
-              </w:drawing>
-            </w:r>
-          </w:p>
-          <w:p>
-            <w:pPr>
-              <w:spacing w:after="80"/>
-              <w:ind w:left="160"/>
-            </w:pPr>
-            <w:r>
-              <w:rPr>
-                <w:color w:val="1F2533"/>
-                <w:sz w:val="16"/>
-                <w:szCs w:val="16"/>
-              </w:rPr>
-              <w:t>Photo 19</w:t>
-            </w:r>
-          </w:p>
-        </w:tc>
-        <w:tc>
-          <w:tcPr>
-            <w:tcW w:w="833" w:type="pct"/>
-          </w:tcPr>
-          <w:p/>
-        </w:tc>
-        <w:tc>
-          <w:tcPr>
-            <w:tcW w:w="833" w:type="pct"/>
-          </w:tcPr>
-          <w:p/>
-        </w:tc>
-        <w:tc>
-          <w:tcPr>
-            <w:tcW w:w="833" w:type="pct"/>
-          </w:tcPr>
-          <w:p/>
-        </w:tc>
-        <w:tc>
-          <w:tcPr>
-            <w:tcW w:w="833" w:type="pct"/>
-          </w:tcPr>
-          <w:p/>
-        </w:tc>
-        <w:tc>
-          <w:tcPr>
-            <w:tcW w:w="833" w:type="pct"/>
-          </w:tcPr>
-          <w:p/>
-        </w:tc>
-      </w:tr>
-    </w:tbl>
     <w:p>
       <w:pPr>
         <w:spacing w:line="2" w:lineRule="exact"/>

--- a/pims/audit_report_template.docx
+++ b/pims/audit_report_template.docx
@@ -1030,9 +1030,48 @@
           <w:sz w:val="24"/>
           <w:szCs w:val="24"/>
         </w:rPr>
-        <w:t>Part A</w:t>
+        <w:t>Executive Summary</w:t>
       </w:r>
     </w:p>
+    <w:p>
+      <w:r>
+        <w:t>[Insert Executive Summary]</w:t>
+      </w:r>
+    </w:p>
+    <w:p/>
+    <w:p>
+      <w:pPr>
+        <w:rPr>
+          <w:b/>
+          <w:bCs/>
+        </w:rPr>
+      </w:pPr>
+      <w:r>
+        <w:rPr>
+          <w:b/>
+          <w:bCs/>
+        </w:rPr>
+        <w:t>Score</w:t>
+      </w:r>
+    </w:p>
+    <w:p>
+      <w:pPr>
+        <w:rPr>
+          <w:b/>
+          <w:bCs/>
+        </w:rPr>
+      </w:pPr>
+      <w:r>
+        <w:rPr>
+          <w:b/>
+          <w:bCs/>
+        </w:rPr>
+        <w:t>[Insert Score]</w:t>
+      </w:r>
+    </w:p>
+    <w:p/>
+    <w:p/>
+    <w:p/>
     <w:p>
       <w:pPr>
         <w:rPr>
@@ -1043,7 +1082,9 @@
           <w:szCs w:val="24"/>
         </w:rPr>
       </w:pPr>
-      <w:r>
+    </w:p>
+    <w:p>
+      <w:pPr>
         <w:rPr>
           <w:b/>
           <w:bCs/>
@@ -1051,485 +1092,8 @@
           <w:sz w:val="24"/>
           <w:szCs w:val="24"/>
         </w:rPr>
-        <w:t>Executive Summary</w:t>
-      </w:r>
-    </w:p>
-    <w:p>
-      <w:r>
-        <w:t>[Insert Executive Summary]</w:t>
-      </w:r>
-    </w:p>
-    <w:p>
-      <w:r>
-        <w:t>Example</w:t>
-      </w:r>
-      <w:r>
-        <w:t>….</w:t>
-      </w:r>
-      <w:r>
-        <w:t xml:space="preserve">An inspection of the Robertson’s Remedial and Painting site at </w:t>
-      </w:r>
-      <w:r>
-        <w:rPr>
-          <w:b/>
-          <w:bCs/>
-        </w:rPr>
-        <w:t>56–58 Fraters Ave, Sans Souci</w:t>
-      </w:r>
-      <w:r>
-        <w:t xml:space="preserve"> was completed on </w:t>
-      </w:r>
-      <w:r>
-        <w:rPr>
-          <w:b/>
-          <w:bCs/>
-        </w:rPr>
-        <w:t>26 November 2025</w:t>
-      </w:r>
-      <w:r>
-        <w:t>. The site showed solid compliance in areas such as signage, scaffold safety, emergency planning, amenities and hazardous-chemical management. However, nine items were flagged, mainly relating to powered mobile plant verification, respirable crystalline silica (RCS) controls, PPE compliance, and electrical plant record-keeping. Several issues stemmed from subcontractor practices and lack of engineering controls during tile and render removal.</w:t>
-      </w:r>
-    </w:p>
-    <w:p/>
-    <w:p>
-      <w:pPr>
-        <w:rPr>
-          <w:b/>
-          <w:bCs/>
-        </w:rPr>
-      </w:pPr>
-      <w:r>
-        <w:rPr>
-          <w:b/>
-          <w:bCs/>
-        </w:rPr>
-        <w:t>Score</w:t>
-      </w:r>
-    </w:p>
-    <w:p>
-      <w:pPr>
-        <w:rPr>
-          <w:b/>
-          <w:bCs/>
-        </w:rPr>
-      </w:pPr>
-      <w:r>
-        <w:rPr>
-          <w:b/>
-          <w:bCs/>
-        </w:rPr>
-        <w:t>[Insert Score]</w:t>
-      </w:r>
-    </w:p>
-    <w:p>
-      <w:r>
-        <w:t xml:space="preserve">Example </w:t>
-      </w:r>
-      <w:r>
-        <w:t>26 / 35 (74.29%)</w:t>
-      </w:r>
-    </w:p>
-    <w:p/>
-    <w:p>
-      <w:pPr>
-        <w:rPr>
-          <w:b/>
-          <w:bCs/>
-        </w:rPr>
-      </w:pPr>
-      <w:r>
-        <w:rPr>
-          <w:b/>
-          <w:bCs/>
-        </w:rPr>
-        <w:t>Open Actions Register</w:t>
-      </w:r>
-    </w:p>
-    <w:p>
-      <w:r>
-        <w:rPr>
-          <w:b/>
-          <w:bCs/>
-        </w:rPr>
-        <w:t>[</w:t>
-      </w:r>
-      <w:r>
-        <w:rPr>
-          <w:b/>
-          <w:bCs/>
-        </w:rPr>
-        <w:t>Inser</w:t>
-      </w:r>
-      <w:r>
-        <w:rPr>
-          <w:b/>
-          <w:bCs/>
-        </w:rPr>
-        <w:t>t line items from Open Actions Re</w:t>
-      </w:r>
-      <w:r>
-        <w:rPr>
-          <w:b/>
-          <w:bCs/>
-        </w:rPr>
-        <w:t>gister</w:t>
-      </w:r>
-      <w:r>
-        <w:rPr>
-          <w:b/>
-          <w:bCs/>
-        </w:rPr>
-        <w:t xml:space="preserve"> linked to </w:t>
-      </w:r>
-      <w:r>
-        <w:rPr>
-          <w:b/>
-          <w:bCs/>
-        </w:rPr>
-        <w:t xml:space="preserve">the </w:t>
-      </w:r>
-      <w:r>
-        <w:rPr>
-          <w:b/>
-          <w:bCs/>
-        </w:rPr>
-        <w:t>site address</w:t>
-      </w:r>
-      <w:r>
-        <w:rPr>
-          <w:b/>
-          <w:bCs/>
-        </w:rPr>
-        <w:t>]</w:t>
-      </w:r>
-    </w:p>
-    <w:p/>
-    <w:p>
-      <w:pPr>
-        <w:rPr>
-          <w:b/>
-          <w:bCs/>
-        </w:rPr>
-      </w:pPr>
-      <w:r>
-        <w:rPr>
-          <w:b/>
-          <w:bCs/>
-        </w:rPr>
-        <w:t>Findings</w:t>
-      </w:r>
-    </w:p>
-    <w:p>
-      <w:pPr>
-        <w:rPr>
-          <w:b/>
-          <w:bCs/>
-        </w:rPr>
-      </w:pPr>
-      <w:r>
-        <w:rPr>
-          <w:b/>
-          <w:bCs/>
-        </w:rPr>
-        <w:t xml:space="preserve">[Insert </w:t>
-      </w:r>
-      <w:r>
-        <w:rPr>
-          <w:b/>
-          <w:bCs/>
-        </w:rPr>
-        <w:t xml:space="preserve">Summary of Findings </w:t>
-      </w:r>
-      <w:r>
-        <w:rPr>
-          <w:b/>
-          <w:bCs/>
-        </w:rPr>
-        <w:t xml:space="preserve">from </w:t>
-      </w:r>
-      <w:r>
-        <w:rPr>
-          <w:b/>
-          <w:bCs/>
-        </w:rPr>
-        <w:t>the Flagged Items in dot point</w:t>
-      </w:r>
-      <w:r>
-        <w:rPr>
-          <w:b/>
-          <w:bCs/>
-        </w:rPr>
-        <w:t>s</w:t>
-      </w:r>
-      <w:r>
-        <w:rPr>
-          <w:b/>
-          <w:bCs/>
-        </w:rPr>
-        <w:t>]</w:t>
-      </w:r>
-    </w:p>
-    <w:p>
-      <w:r>
-        <w:t>Example below</w:t>
-      </w:r>
-    </w:p>
-    <w:p>
-      <w:pPr>
-        <w:numPr>
-          <w:ilvl w:val="0"/>
-          <w:numId w:val="10"/>
-        </w:numPr>
-      </w:pPr>
-      <w:r>
-        <w:t>Powered mobile plant introduced without RPD verification</w:t>
-      </w:r>
-      <w:r>
-        <w:t>. N</w:t>
-      </w:r>
-      <w:r>
-        <w:t>o daily pre-starts or OEM maintenance documentation.</w:t>
-      </w:r>
-    </w:p>
-    <w:p>
-      <w:pPr>
-        <w:numPr>
-          <w:ilvl w:val="0"/>
-          <w:numId w:val="10"/>
-        </w:numPr>
-      </w:pPr>
-      <w:r>
-        <w:t>Workers removing tiles/render were not initially wearing P2 respirators.</w:t>
-      </w:r>
-    </w:p>
-    <w:p>
-      <w:pPr>
-        <w:numPr>
-          <w:ilvl w:val="0"/>
-          <w:numId w:val="10"/>
-        </w:numPr>
-      </w:pPr>
-      <w:r>
-        <w:t xml:space="preserve">Silica controls </w:t>
-      </w:r>
-      <w:r>
-        <w:t xml:space="preserve">for tile/bed removal </w:t>
-      </w:r>
-      <w:r>
-        <w:t>non-compliant – no wet suppression</w:t>
-      </w:r>
-      <w:r>
-        <w:t xml:space="preserve"> </w:t>
-      </w:r>
-      <w:r>
-        <w:t>used.</w:t>
-      </w:r>
-      <w:r>
-        <w:t xml:space="preserve"> </w:t>
-      </w:r>
-      <w:r>
-        <w:t xml:space="preserve">Under WHS Regulation 529B(1), this activity requires at least one engineering control—wet suppression, on-tool extraction, or local exhaust ventilation—before </w:t>
-      </w:r>
-      <w:r>
-        <w:t xml:space="preserve">Respiratory Protective Equipment </w:t>
-      </w:r>
-      <w:r>
-        <w:t>(</w:t>
-      </w:r>
-      <w:r>
-        <w:t>RPE</w:t>
-      </w:r>
-      <w:r>
-        <w:t>)</w:t>
-      </w:r>
-      <w:r>
-        <w:t xml:space="preserve"> is used. Relying on P2 masks alone </w:t>
-      </w:r>
-      <w:r>
-        <w:t xml:space="preserve">is non-compliant and </w:t>
-      </w:r>
-      <w:r>
-        <w:t>only satisfies 529B(c)</w:t>
-      </w:r>
-      <w:r>
-        <w:t>.</w:t>
-      </w:r>
-    </w:p>
-    <w:p>
-      <w:pPr>
-        <w:numPr>
-          <w:ilvl w:val="0"/>
-          <w:numId w:val="10"/>
-        </w:numPr>
-      </w:pPr>
-      <w:r>
-        <w:t>Required RCS danger signage not displayed during demolition-hammer activities.</w:t>
-      </w:r>
-    </w:p>
-    <w:p>
-      <w:pPr>
-        <w:numPr>
-          <w:ilvl w:val="0"/>
-          <w:numId w:val="10"/>
-        </w:numPr>
-      </w:pPr>
-      <w:r>
-        <w:t>Electrical equipment lacked supporting inspection/maintenance records.</w:t>
-      </w:r>
-    </w:p>
-    <w:p/>
-    <w:p>
-      <w:pPr>
-        <w:rPr>
-          <w:b/>
-          <w:bCs/>
-          <w:color w:val="1F2533"/>
-          <w:sz w:val="24"/>
-          <w:szCs w:val="24"/>
-        </w:rPr>
-      </w:pPr>
-      <w:r>
-        <w:rPr>
-          <w:b/>
-          <w:bCs/>
-          <w:color w:val="1F2533"/>
-          <w:sz w:val="24"/>
-          <w:szCs w:val="24"/>
-        </w:rPr>
-        <w:lastRenderedPageBreak/>
-        <w:t xml:space="preserve">Part </w:t>
-      </w:r>
-      <w:r>
-        <w:rPr>
-          <w:b/>
-          <w:bCs/>
-          <w:color w:val="1F2533"/>
-          <w:sz w:val="24"/>
-          <w:szCs w:val="24"/>
-        </w:rPr>
-        <w:t>B</w:t>
-      </w:r>
-    </w:p>
-    <w:p>
-      <w:pPr>
-        <w:rPr>
-          <w:b/>
-          <w:bCs/>
-          <w:color w:val="1F2533"/>
-          <w:sz w:val="24"/>
-          <w:szCs w:val="24"/>
-        </w:rPr>
-      </w:pPr>
-    </w:p>
-    <w:p>
-      <w:pPr>
-        <w:rPr>
-          <w:b/>
-          <w:bCs/>
-          <w:color w:val="1F2533"/>
-          <w:sz w:val="24"/>
-          <w:szCs w:val="24"/>
-        </w:rPr>
-      </w:pPr>
-      <w:r>
-        <w:rPr>
-          <w:b/>
-          <w:bCs/>
-          <w:color w:val="1F2533"/>
-          <w:sz w:val="24"/>
-          <w:szCs w:val="24"/>
-        </w:rPr>
-        <w:t>Example format below</w:t>
-      </w:r>
-    </w:p>
-    <w:p>
-      <w:pPr>
-        <w:rPr>
-          <w:b/>
-          <w:bCs/>
-          <w:color w:val="1F2533"/>
-          <w:sz w:val="24"/>
-          <w:szCs w:val="24"/>
-        </w:rPr>
-      </w:pPr>
-    </w:p>
-    <w:p>
-      <w:r>
-        <w:rPr>
-          <w:b/>
-          <w:bCs/>
-          <w:color w:val="1F2533"/>
-          <w:sz w:val="32"/>
-          <w:szCs w:val="32"/>
-        </w:rPr>
-        <w:t>RPD - Site Safety Inspections</w:t>
-      </w:r>
-    </w:p>
-    <w:tbl>
-      <w:tblPr>
-        <w:tblW w:w="9025" w:type="dxa"/>
-        <w:tblBorders>
-          <w:top w:val="none" w:sz="8" w:space="0" w:color="FFFFFF"/>
-          <w:left w:val="none" w:sz="8" w:space="0" w:color="FFFFFF"/>
-          <w:bottom w:val="none" w:sz="8" w:space="0" w:color="FFFFFF"/>
-          <w:right w:val="none" w:sz="8" w:space="0" w:color="FFFFFF"/>
-          <w:insideH w:val="none" w:sz="8" w:space="0" w:color="FFFFFF"/>
-          <w:insideV w:val="none" w:sz="8" w:space="0" w:color="FFFFFF"/>
-        </w:tblBorders>
-        <w:tblLayout w:type="fixed"/>
-        <w:tblCellMar>
-          <w:left w:w="10" w:type="dxa"/>
-          <w:right w:w="10" w:type="dxa"/>
-        </w:tblCellMar>
-        <w:tblLook w:val="04A0" w:firstRow="1" w:lastRow="0" w:firstColumn="1" w:lastColumn="0" w:noHBand="0" w:noVBand="1"/>
-      </w:tblPr>
-      <w:tblGrid>
-        <w:gridCol w:w="6769"/>
-        <w:gridCol w:w="2256"/>
-      </w:tblGrid>
-      <w:tr>
-        <w:trPr>
-          <w:cantSplit/>
-        </w:trPr>
-        <w:tc>
-          <w:tcPr>
-            <w:tcW w:w="1080" w:type="dxa"/>
-          </w:tcPr>
-          <w:p>
-            <w:r>
-              <w:rPr>
-                <w:color w:val="1F2533"/>
-                <w:sz w:val="24"/>
-                <w:szCs w:val="24"/>
-              </w:rPr>
-              <w:t>Alan Richardson</w:t>
-            </w:r>
-          </w:p>
-        </w:tc>
-        <w:tc>
-          <w:tcPr>
-            <w:tcW w:w="360" w:type="dxa"/>
-            <w:vAlign w:val="bottom"/>
-          </w:tcPr>
-          <w:p>
-            <w:pPr>
-              <w:ind w:right="160"/>
-              <w:jc w:val="right"/>
-            </w:pPr>
-            <w:r>
-              <w:rPr>
-                <w:b/>
-                <w:bCs/>
-                <w:color w:val="087E4D"/>
-                <w:sz w:val="16"/>
-                <w:szCs w:val="16"/>
-              </w:rPr>
-              <w:t>Complete</w:t>
-            </w:r>
-          </w:p>
-        </w:tc>
-      </w:tr>
-    </w:tbl>
+      </w:pPr>
+    </w:p>
     <w:p>
       <w:pPr>
         <w:spacing w:line="100" w:lineRule="exact"/>
@@ -1608,12 +1172,7 @@
               <w:jc w:val="right"/>
             </w:pPr>
             <w:r>
-              <w:rPr>
-                <w:color w:val="1F2533"/>
-                <w:sz w:val="18"/>
-                <w:szCs w:val="18"/>
-              </w:rPr>
-              <w:t>26 / 35 (74.29%)</w:t>
+              <w:t>[Insert Score]</w:t>
             </w:r>
           </w:p>
         </w:tc>
@@ -1790,12 +1349,7 @@
               <w:jc w:val="right"/>
             </w:pPr>
             <w:r>
-              <w:rPr>
-                <w:color w:val="1F2533"/>
-                <w:sz w:val="18"/>
-                <w:szCs w:val="18"/>
-              </w:rPr>
-              <w:t>56-58 Fraters Ave Sans Souci</w:t>
+              <w:t>[Insert Site Conducted]</w:t>
             </w:r>
           </w:p>
         </w:tc>
@@ -1806,152 +1360,6 @@
         <w:spacing w:after="0" w:line="20" w:lineRule="exact"/>
       </w:pPr>
     </w:p>
-    <w:tbl>
-      <w:tblPr>
-        <w:tblW w:w="9025" w:type="dxa"/>
-        <w:tblBorders>
-          <w:top w:val="none" w:sz="8" w:space="0" w:color="FFFFFF"/>
-          <w:left w:val="none" w:sz="8" w:space="0" w:color="FFFFFF"/>
-          <w:bottom w:val="none" w:sz="8" w:space="0" w:color="FFFFFF"/>
-          <w:right w:val="none" w:sz="8" w:space="0" w:color="FFFFFF"/>
-          <w:insideH w:val="none" w:sz="8" w:space="0" w:color="FFFFFF"/>
-          <w:insideV w:val="none" w:sz="8" w:space="0" w:color="FFFFFF"/>
-        </w:tblBorders>
-        <w:tblLayout w:type="fixed"/>
-        <w:tblCellMar>
-          <w:left w:w="10" w:type="dxa"/>
-          <w:right w:w="10" w:type="dxa"/>
-        </w:tblCellMar>
-        <w:tblLook w:val="04A0" w:firstRow="1" w:lastRow="0" w:firstColumn="1" w:lastColumn="0" w:noHBand="0" w:noVBand="1"/>
-      </w:tblPr>
-      <w:tblGrid>
-        <w:gridCol w:w="1455"/>
-        <w:gridCol w:w="1514"/>
-        <w:gridCol w:w="1514"/>
-        <w:gridCol w:w="1514"/>
-        <w:gridCol w:w="1514"/>
-        <w:gridCol w:w="1514"/>
-      </w:tblGrid>
-      <w:tr>
-        <w:trPr>
-          <w:cantSplit/>
-        </w:trPr>
-        <w:tc>
-          <w:tcPr>
-            <w:tcW w:w="800" w:type="pct"/>
-            <w:vAlign w:val="bottom"/>
-          </w:tcPr>
-          <w:p>
-            <w:pPr>
-              <w:spacing w:before="100" w:after="0"/>
-              <w:ind w:left="160" w:right="160"/>
-            </w:pPr>
-            <w:r>
-              <w:rPr>
-                <w:noProof/>
-              </w:rPr>
-              <w:drawing>
-                <wp:inline distT="0" distB="0" distL="0" distR="0" wp14:anchorId="79B05467" wp14:editId="7CA2E95A">
-                  <wp:extent cx="787400" cy="787400"/>
-                  <wp:effectExtent l="0" t="0" r="0" b="0"/>
-                  <wp:docPr id="489247597" name="Picture 489247597" descr="A building under construction with scaffolding&#10;&#10;AI-generated content may be incorrect."/>
-                  <wp:cNvGraphicFramePr/>
-                  <a:graphic xmlns:a="http://schemas.openxmlformats.org/drawingml/2006/main">
-                    <a:graphicData uri="http://schemas.openxmlformats.org/drawingml/2006/picture">
-                      <pic:pic xmlns:pic="http://schemas.openxmlformats.org/drawingml/2006/picture">
-                        <pic:nvPicPr>
-                          <pic:cNvPr id="489247597" name="Picture 489247597" descr="A building under construction with scaffolding&#10;&#10;AI-generated content may be incorrect."/>
-                          <pic:cNvPicPr/>
-                        </pic:nvPicPr>
-                        <pic:blipFill>
-                          <a:blip r:embed="rId9"/>
-                          <a:stretch>
-                            <a:fillRect/>
-                          </a:stretch>
-                        </pic:blipFill>
-                        <pic:spPr>
-                          <a:xfrm>
-                            <a:off x="0" y="0"/>
-                            <a:ext cx="62" cy="62"/>
-                          </a:xfrm>
-                          <a:prstGeom prst="rect">
-                            <a:avLst/>
-                          </a:prstGeom>
-                        </pic:spPr>
-                      </pic:pic>
-                    </a:graphicData>
-                  </a:graphic>
-                </wp:inline>
-              </w:drawing>
-            </w:r>
-          </w:p>
-          <w:p>
-            <w:pPr>
-              <w:spacing w:after="0"/>
-              <w:ind w:left="160"/>
-            </w:pPr>
-            <w:r>
-              <w:rPr>
-                <w:color w:val="1F2533"/>
-                <w:sz w:val="16"/>
-                <w:szCs w:val="16"/>
-              </w:rPr>
-              <w:t>Photo 1</w:t>
-            </w:r>
-          </w:p>
-        </w:tc>
-        <w:tc>
-          <w:tcPr>
-            <w:tcW w:w="833" w:type="pct"/>
-          </w:tcPr>
-          <w:p>
-            <w:pPr>
-              <w:spacing w:after="0"/>
-            </w:pPr>
-          </w:p>
-        </w:tc>
-        <w:tc>
-          <w:tcPr>
-            <w:tcW w:w="833" w:type="pct"/>
-          </w:tcPr>
-          <w:p>
-            <w:pPr>
-              <w:spacing w:after="0"/>
-            </w:pPr>
-          </w:p>
-        </w:tc>
-        <w:tc>
-          <w:tcPr>
-            <w:tcW w:w="833" w:type="pct"/>
-          </w:tcPr>
-          <w:p>
-            <w:pPr>
-              <w:spacing w:after="0"/>
-            </w:pPr>
-          </w:p>
-        </w:tc>
-        <w:tc>
-          <w:tcPr>
-            <w:tcW w:w="833" w:type="pct"/>
-          </w:tcPr>
-          <w:p>
-            <w:pPr>
-              <w:spacing w:after="0"/>
-            </w:pPr>
-          </w:p>
-        </w:tc>
-        <w:tc>
-          <w:tcPr>
-            <w:tcW w:w="833" w:type="pct"/>
-          </w:tcPr>
-          <w:p>
-            <w:pPr>
-              <w:spacing w:after="0"/>
-            </w:pPr>
-          </w:p>
-        </w:tc>
-      </w:tr>
-    </w:tbl>
     <w:p>
       <w:pPr>
         <w:spacing w:after="0" w:line="2" w:lineRule="exact"/>
@@ -2072,12 +1480,7 @@
               <w:jc w:val="right"/>
             </w:pPr>
             <w:r>
-              <w:rPr>
-                <w:color w:val="1F2533"/>
-                <w:sz w:val="18"/>
-                <w:szCs w:val="18"/>
-              </w:rPr>
-              <w:t>Alan Richardson</w:t>
+              <w:t>[Insert Prepared by]</w:t>
             </w:r>
           </w:p>
         </w:tc>
@@ -2203,12 +1606,7 @@
               <w:jc w:val="right"/>
             </w:pPr>
             <w:r>
-              <w:rPr>
-                <w:color w:val="1F2533"/>
-                <w:sz w:val="18"/>
-                <w:szCs w:val="18"/>
-              </w:rPr>
-              <w:t>26 Nov 2025 10:30 AEDT</w:t>
+              <w:t>[Insert Date of inspection]</w:t>
             </w:r>
           </w:p>
         </w:tc>
@@ -2350,12 +1748,7 @@
               <w:jc w:val="right"/>
             </w:pPr>
             <w:r>
-              <w:rPr>
-                <w:color w:val="1F2533"/>
-                <w:sz w:val="16"/>
-                <w:szCs w:val="16"/>
-              </w:rPr>
-              <w:t>9 flagged</w:t>
+              <w:t>[Insert Flagged]</w:t>
             </w:r>
           </w:p>
         </w:tc>
@@ -2510,345 +1903,6 @@
         <w:spacing w:line="20" w:lineRule="exact"/>
       </w:pPr>
     </w:p>
-    <w:tbl>
-      <w:tblPr>
-        <w:tblW w:w="9025" w:type="dxa"/>
-        <w:tblBorders>
-          <w:top w:val="none" w:sz="8" w:space="0" w:color="FFFFFF"/>
-          <w:left w:val="none" w:sz="8" w:space="0" w:color="FFFFFF"/>
-          <w:bottom w:val="none" w:sz="8" w:space="0" w:color="FFFFFF"/>
-          <w:right w:val="none" w:sz="8" w:space="0" w:color="FFFFFF"/>
-          <w:insideH w:val="none" w:sz="8" w:space="0" w:color="FFFFFF"/>
-          <w:insideV w:val="none" w:sz="8" w:space="0" w:color="FFFFFF"/>
-        </w:tblBorders>
-        <w:tblLayout w:type="fixed"/>
-        <w:tblCellMar>
-          <w:left w:w="10" w:type="dxa"/>
-          <w:right w:w="10" w:type="dxa"/>
-        </w:tblCellMar>
-        <w:tblLook w:val="04A0" w:firstRow="1" w:lastRow="0" w:firstColumn="1" w:lastColumn="0" w:noHBand="0" w:noVBand="1"/>
-      </w:tblPr>
-      <w:tblGrid>
-        <w:gridCol w:w="9025"/>
-      </w:tblGrid>
-      <w:tr>
-        <w:trPr>
-          <w:cantSplit/>
-        </w:trPr>
-        <w:tc>
-          <w:tcPr>
-            <w:tcW w:w="2160" w:type="dxa"/>
-          </w:tcPr>
-          <w:p>
-            <w:pPr>
-              <w:spacing w:after="80"/>
-              <w:ind w:left="160" w:right="160"/>
-            </w:pPr>
-            <w:r>
-              <w:rPr>
-                <w:color w:val="1F2533"/>
-                <w:sz w:val="18"/>
-                <w:szCs w:val="18"/>
-              </w:rPr>
-              <w:lastRenderedPageBreak/>
-              <w:t>A motorised ride-on tracked wheelbarrow dumper (powered mobile plant) was introduced to the project at 56–58 Fraters Ave, Sans Souci by a subcontractor, not RPD. The Project Manager identified the risk and issued a site alert through 1Breadcrumb, notifying workers of the new plant and the associated traffic and pedestrian interaction risks.</w:t>
-            </w:r>
-            <w:r>
-              <w:rPr>
-                <w:color w:val="1F2533"/>
-                <w:sz w:val="18"/>
-                <w:szCs w:val="18"/>
-              </w:rPr>
-              <w:br/>
-            </w:r>
-            <w:r>
-              <w:rPr>
-                <w:color w:val="1F2533"/>
-                <w:sz w:val="18"/>
-                <w:szCs w:val="18"/>
-              </w:rPr>
-              <w:br/>
-              <w:t>This action satisfies part of RPD’s WHS duties—specifically the requirement to inform workers about new hazards (WHS Reg 39) and to communicate interaction risks involving powered mobile plant (WHS Reg 214–215).</w:t>
-            </w:r>
-            <w:r>
-              <w:rPr>
-                <w:color w:val="1F2533"/>
-                <w:sz w:val="18"/>
-                <w:szCs w:val="18"/>
-              </w:rPr>
-              <w:br/>
-            </w:r>
-            <w:r>
-              <w:rPr>
-                <w:color w:val="1F2533"/>
-                <w:sz w:val="18"/>
-                <w:szCs w:val="18"/>
-              </w:rPr>
-              <w:br/>
-              <w:t>However, issuing a site alert alone does not fully meet RPD’s obligations for managing risks associated with powered mobile plant brought onto site by subcontractors. The following duties continue to apply:</w:t>
-            </w:r>
-            <w:r>
-              <w:rPr>
-                <w:color w:val="1F2533"/>
-                <w:sz w:val="18"/>
-                <w:szCs w:val="18"/>
-              </w:rPr>
-              <w:br/>
-            </w:r>
-            <w:r>
-              <w:rPr>
-                <w:color w:val="1F2533"/>
-                <w:sz w:val="18"/>
-                <w:szCs w:val="18"/>
-              </w:rPr>
-              <w:br/>
-              <w:t>1. Verify the plant is safe to use (WHS Reg 203–215)</w:t>
-            </w:r>
-            <w:r>
-              <w:rPr>
-                <w:color w:val="1F2533"/>
-                <w:sz w:val="18"/>
-                <w:szCs w:val="18"/>
-              </w:rPr>
-              <w:br/>
-            </w:r>
-            <w:r>
-              <w:rPr>
-                <w:color w:val="1F2533"/>
-                <w:sz w:val="18"/>
-                <w:szCs w:val="18"/>
-              </w:rPr>
-              <w:br/>
-              <w:t>RPD must ensure the plant is suitable and safe before use. This includes verifying that: periodic maintenance has been completed and recorded in accordance with the OEM requirements, and daily pre-start inspections are being completed and documented by the subcontractor’s workers.</w:t>
-            </w:r>
-            <w:r>
-              <w:rPr>
-                <w:color w:val="1F2533"/>
-                <w:sz w:val="18"/>
-                <w:szCs w:val="18"/>
-              </w:rPr>
-              <w:br/>
-            </w:r>
-            <w:r>
-              <w:rPr>
-                <w:color w:val="1F2533"/>
-                <w:sz w:val="18"/>
-                <w:szCs w:val="18"/>
-              </w:rPr>
-              <w:br/>
-              <w:t>2. Verify operator competency (WHS Act s.19, WHS Reg 39)</w:t>
-            </w:r>
-            <w:r>
-              <w:rPr>
-                <w:color w:val="1F2533"/>
-                <w:sz w:val="18"/>
-                <w:szCs w:val="18"/>
-              </w:rPr>
-              <w:br/>
-            </w:r>
-            <w:r>
-              <w:rPr>
-                <w:color w:val="1F2533"/>
-                <w:sz w:val="18"/>
-                <w:szCs w:val="18"/>
-              </w:rPr>
-              <w:br/>
-              <w:t>RPD must ensure the subcontractor identifies the specific workers who will operate the dumper.</w:t>
-            </w:r>
-            <w:r>
-              <w:rPr>
-                <w:color w:val="1F2533"/>
-                <w:sz w:val="18"/>
-                <w:szCs w:val="18"/>
-              </w:rPr>
-              <w:br/>
-              <w:t>RPD must record evidence of competency through one of the following: toolbox talk record, induction note and SWMS sign-off identifying the operator(s)</w:t>
-            </w:r>
-            <w:r>
-              <w:rPr>
-                <w:color w:val="1F2533"/>
-                <w:sz w:val="18"/>
-                <w:szCs w:val="18"/>
-              </w:rPr>
-              <w:br/>
-            </w:r>
-            <w:r>
-              <w:rPr>
-                <w:color w:val="1F2533"/>
-                <w:sz w:val="18"/>
-                <w:szCs w:val="18"/>
-              </w:rPr>
-              <w:br/>
-              <w:t>3. Add the plant to the site’s Plant Register (WHS Reg 213)</w:t>
-            </w:r>
-            <w:r>
-              <w:rPr>
-                <w:color w:val="1F2533"/>
-                <w:sz w:val="18"/>
-                <w:szCs w:val="18"/>
-              </w:rPr>
-              <w:br/>
-            </w:r>
-            <w:r>
-              <w:rPr>
-                <w:color w:val="1F2533"/>
-                <w:sz w:val="18"/>
-                <w:szCs w:val="18"/>
-              </w:rPr>
-              <w:br/>
-              <w:t>The dumper must be recorded in the 1Breadcrumb Plant Register, demonstrating that RPD is monitoring inspection status, maintenance records, and plant condition as required under the plant maintenance provisions.</w:t>
-            </w:r>
-            <w:r>
-              <w:rPr>
-                <w:color w:val="1F2533"/>
-                <w:sz w:val="18"/>
-                <w:szCs w:val="18"/>
-              </w:rPr>
-              <w:br/>
-            </w:r>
-            <w:r>
-              <w:rPr>
-                <w:color w:val="1F2533"/>
-                <w:sz w:val="18"/>
-                <w:szCs w:val="18"/>
-              </w:rPr>
-              <w:br/>
-              <w:t>4. Ensure the plant is included in the relevant SWMS (WHS Reg 291–299)</w:t>
-            </w:r>
-            <w:r>
-              <w:rPr>
-                <w:color w:val="1F2533"/>
-                <w:sz w:val="18"/>
-                <w:szCs w:val="18"/>
-              </w:rPr>
-              <w:br/>
-            </w:r>
-            <w:r>
-              <w:rPr>
-                <w:color w:val="1F2533"/>
-                <w:sz w:val="18"/>
-                <w:szCs w:val="18"/>
-              </w:rPr>
-              <w:br/>
-              <w:t>Operation of the motorised dumper must be incorporated into the SWMS for the activity underway (e.g., balcony works, demolition, or material handling).</w:t>
-            </w:r>
-            <w:r>
-              <w:rPr>
-                <w:color w:val="1F2533"/>
-                <w:sz w:val="18"/>
-                <w:szCs w:val="18"/>
-              </w:rPr>
-              <w:br/>
-            </w:r>
-            <w:r>
-              <w:rPr>
-                <w:color w:val="1F2533"/>
-                <w:sz w:val="18"/>
-                <w:szCs w:val="18"/>
-              </w:rPr>
-              <w:br/>
-            </w:r>
-            <w:r>
-              <w:rPr>
-                <w:b/>
-                <w:bCs/>
-                <w:color w:val="1F2533"/>
-                <w:sz w:val="18"/>
-                <w:szCs w:val="18"/>
-              </w:rPr>
-              <w:t>Recommendations</w:t>
-            </w:r>
-            <w:r>
-              <w:rPr>
-                <w:b/>
-                <w:bCs/>
-                <w:color w:val="1F2533"/>
-                <w:sz w:val="18"/>
-                <w:szCs w:val="18"/>
-              </w:rPr>
-              <w:t>:</w:t>
-            </w:r>
-            <w:r>
-              <w:rPr>
-                <w:color w:val="1F2533"/>
-                <w:sz w:val="18"/>
-                <w:szCs w:val="18"/>
-              </w:rPr>
-              <w:br/>
-            </w:r>
-            <w:r>
-              <w:rPr>
-                <w:color w:val="1F2533"/>
-                <w:sz w:val="18"/>
-                <w:szCs w:val="18"/>
-              </w:rPr>
-              <w:br/>
-              <w:t>Re-induct the subcontractor and their workers into the updated SWMS, including specific controls for the use of the motorised dumper on site.</w:t>
-            </w:r>
-            <w:r>
-              <w:rPr>
-                <w:color w:val="1F2533"/>
-                <w:sz w:val="18"/>
-                <w:szCs w:val="18"/>
-              </w:rPr>
-              <w:br/>
-            </w:r>
-            <w:r>
-              <w:rPr>
-                <w:color w:val="1F2533"/>
-                <w:sz w:val="18"/>
-                <w:szCs w:val="18"/>
-              </w:rPr>
-              <w:br/>
-              <w:t>Add the statement:</w:t>
-            </w:r>
-            <w:r>
-              <w:rPr>
-                <w:color w:val="1F2533"/>
-                <w:sz w:val="18"/>
-                <w:szCs w:val="18"/>
-              </w:rPr>
-              <w:br/>
-              <w:t>“The motorised ride-on tracked wheelbarrow dumper must be included in the Plant Register, operated only by nominated competent workers, and subject to documented daily pre-start checks and ongoing OEM maintenance verification.”</w:t>
-            </w:r>
-            <w:r>
-              <w:rPr>
-                <w:color w:val="1F2533"/>
-                <w:sz w:val="18"/>
-                <w:szCs w:val="18"/>
-              </w:rPr>
-              <w:br/>
-            </w:r>
-            <w:r>
-              <w:rPr>
-                <w:color w:val="1F2533"/>
-                <w:sz w:val="18"/>
-                <w:szCs w:val="18"/>
-              </w:rPr>
-              <w:br/>
-              <w:t>Record the re-induction and sign-off at the next toolbox talk.</w:t>
-            </w:r>
-            <w:r>
-              <w:rPr>
-                <w:color w:val="1F2533"/>
-                <w:sz w:val="18"/>
-                <w:szCs w:val="18"/>
-              </w:rPr>
-              <w:br/>
-            </w:r>
-            <w:r>
-              <w:rPr>
-                <w:color w:val="1F2533"/>
-                <w:sz w:val="18"/>
-                <w:szCs w:val="18"/>
-              </w:rPr>
-              <w:br/>
-              <w:t>If required, assist the subcontractor by issuing a plant inspection form, template, or digital checklist in 1Breadcrumb to ensure correct maintenance and pre-start records are captured.</w:t>
-            </w:r>
-          </w:p>
-        </w:tc>
-      </w:tr>
-    </w:tbl>
     <w:p>
       <w:pPr>
         <w:spacing w:line="2" w:lineRule="exact"/>
@@ -4876,436 +3930,6 @@
         <w:spacing w:line="20" w:lineRule="exact"/>
       </w:pPr>
     </w:p>
-    <w:tbl>
-      <w:tblPr>
-        <w:tblW w:w="9025" w:type="dxa"/>
-        <w:tblBorders>
-          <w:top w:val="none" w:sz="8" w:space="0" w:color="FFFFFF"/>
-          <w:left w:val="none" w:sz="8" w:space="0" w:color="FFFFFF"/>
-          <w:bottom w:val="none" w:sz="8" w:space="0" w:color="FFFFFF"/>
-          <w:right w:val="none" w:sz="8" w:space="0" w:color="FFFFFF"/>
-          <w:insideH w:val="none" w:sz="8" w:space="0" w:color="FFFFFF"/>
-          <w:insideV w:val="none" w:sz="8" w:space="0" w:color="FFFFFF"/>
-        </w:tblBorders>
-        <w:tblLayout w:type="fixed"/>
-        <w:tblCellMar>
-          <w:left w:w="10" w:type="dxa"/>
-          <w:right w:w="10" w:type="dxa"/>
-        </w:tblCellMar>
-        <w:tblLook w:val="04A0" w:firstRow="1" w:lastRow="0" w:firstColumn="1" w:lastColumn="0" w:noHBand="0" w:noVBand="1"/>
-      </w:tblPr>
-      <w:tblGrid>
-        <w:gridCol w:w="1455"/>
-        <w:gridCol w:w="1514"/>
-        <w:gridCol w:w="1514"/>
-        <w:gridCol w:w="1514"/>
-        <w:gridCol w:w="1514"/>
-        <w:gridCol w:w="1514"/>
-      </w:tblGrid>
-      <w:tr>
-        <w:trPr>
-          <w:cantSplit/>
-        </w:trPr>
-        <w:tc>
-          <w:tcPr>
-            <w:tcW w:w="2160" w:type="dxa"/>
-            <w:gridSpan w:val="6"/>
-          </w:tcPr>
-          <w:p>
-            <w:pPr>
-              <w:spacing w:after="80"/>
-              <w:ind w:left="160" w:right="160"/>
-              <w:rPr>
-                <w:color w:val="1F2533"/>
-                <w:sz w:val="18"/>
-                <w:szCs w:val="18"/>
-              </w:rPr>
-            </w:pPr>
-            <w:r>
-              <w:rPr>
-                <w:color w:val="1F2533"/>
-                <w:sz w:val="18"/>
-                <w:szCs w:val="18"/>
-              </w:rPr>
-              <w:t xml:space="preserve">During the audit, subcontract workers removing tiles, tile beds and render with demolition hammers were not wearing P2 respirators. Although P2 masks were later issued, P2 respirators are the </w:t>
-            </w:r>
-            <w:r>
-              <w:rPr>
-                <w:i/>
-                <w:iCs/>
-                <w:color w:val="1F2533"/>
-                <w:sz w:val="18"/>
-                <w:szCs w:val="18"/>
-              </w:rPr>
-              <w:t>last line of defence</w:t>
-            </w:r>
-            <w:r>
-              <w:rPr>
-                <w:color w:val="1F2533"/>
-                <w:sz w:val="18"/>
-                <w:szCs w:val="18"/>
-              </w:rPr>
-              <w:t xml:space="preserve"> and cannot be used as the primary control for silica dust.</w:t>
-            </w:r>
-          </w:p>
-          <w:p>
-            <w:pPr>
-              <w:spacing w:after="80"/>
-              <w:ind w:left="160" w:right="160"/>
-              <w:rPr>
-                <w:color w:val="1F2533"/>
-                <w:sz w:val="18"/>
-                <w:szCs w:val="18"/>
-              </w:rPr>
-            </w:pPr>
-            <w:r>
-              <w:rPr>
-                <w:color w:val="1F2533"/>
-                <w:sz w:val="18"/>
-                <w:szCs w:val="18"/>
-              </w:rPr>
-              <w:t xml:space="preserve">This work meets the definition of </w:t>
-            </w:r>
-            <w:r>
-              <w:rPr>
-                <w:b/>
-                <w:bCs/>
-                <w:color w:val="1F2533"/>
-                <w:sz w:val="18"/>
-                <w:szCs w:val="18"/>
-              </w:rPr>
-              <w:t>processing a crystalline silica substance (CSS)</w:t>
-            </w:r>
-            <w:r>
-              <w:rPr>
-                <w:color w:val="1F2533"/>
-                <w:sz w:val="18"/>
-                <w:szCs w:val="18"/>
-              </w:rPr>
-              <w:t xml:space="preserve"> because demolition hammers crush and break tiles and render, generating </w:t>
-            </w:r>
-            <w:r>
-              <w:rPr>
-                <w:b/>
-                <w:bCs/>
-                <w:color w:val="1F2533"/>
-                <w:sz w:val="18"/>
-                <w:szCs w:val="18"/>
-              </w:rPr>
-              <w:t>respirable crystalline silica (RCS)</w:t>
-            </w:r>
-            <w:r>
-              <w:rPr>
-                <w:color w:val="1F2533"/>
-                <w:sz w:val="18"/>
-                <w:szCs w:val="18"/>
-              </w:rPr>
-              <w:t xml:space="preserve">. Under </w:t>
-            </w:r>
-            <w:r>
-              <w:rPr>
-                <w:b/>
-                <w:bCs/>
-                <w:color w:val="1F2533"/>
-                <w:sz w:val="18"/>
-                <w:szCs w:val="18"/>
-              </w:rPr>
-              <w:t>WHS Regulation 529B(1)</w:t>
-            </w:r>
-            <w:r>
-              <w:rPr>
-                <w:color w:val="1F2533"/>
-                <w:sz w:val="18"/>
-                <w:szCs w:val="18"/>
-              </w:rPr>
-              <w:t>, this activity requires at least one engineering control—</w:t>
-            </w:r>
-            <w:r>
-              <w:rPr>
-                <w:b/>
-                <w:bCs/>
-                <w:color w:val="1F2533"/>
-                <w:sz w:val="18"/>
-                <w:szCs w:val="18"/>
-              </w:rPr>
-              <w:t>wet suppression, on-tool extraction, or local exhaust ventilation</w:t>
-            </w:r>
-            <w:r>
-              <w:rPr>
-                <w:color w:val="1F2533"/>
-                <w:sz w:val="18"/>
-                <w:szCs w:val="18"/>
-              </w:rPr>
-              <w:t xml:space="preserve">—before RPE is used. Relying on P2 masks alone only satisfies </w:t>
-            </w:r>
-            <w:r>
-              <w:rPr>
-                <w:b/>
-                <w:bCs/>
-                <w:color w:val="1F2533"/>
-                <w:sz w:val="18"/>
-                <w:szCs w:val="18"/>
-              </w:rPr>
-              <w:t>529B(c)</w:t>
-            </w:r>
-            <w:r>
-              <w:rPr>
-                <w:color w:val="1F2533"/>
-                <w:sz w:val="18"/>
-                <w:szCs w:val="18"/>
-              </w:rPr>
-              <w:t xml:space="preserve"> and is therefore </w:t>
-            </w:r>
-            <w:r>
-              <w:rPr>
-                <w:b/>
-                <w:bCs/>
-                <w:color w:val="1F2533"/>
-                <w:sz w:val="18"/>
-                <w:szCs w:val="18"/>
-              </w:rPr>
-              <w:t>non-compliant</w:t>
-            </w:r>
-            <w:r>
-              <w:rPr>
-                <w:color w:val="1F2533"/>
-                <w:sz w:val="18"/>
-                <w:szCs w:val="18"/>
-              </w:rPr>
-              <w:t>.</w:t>
-            </w:r>
-          </w:p>
-          <w:p>
-            <w:pPr>
-              <w:spacing w:after="80"/>
-              <w:ind w:left="160" w:right="160"/>
-              <w:rPr>
-                <w:color w:val="1F2533"/>
-                <w:sz w:val="18"/>
-                <w:szCs w:val="18"/>
-              </w:rPr>
-            </w:pPr>
-            <w:r>
-              <w:rPr>
-                <w:color w:val="1F2533"/>
-                <w:sz w:val="18"/>
-                <w:szCs w:val="18"/>
-              </w:rPr>
-              <w:t xml:space="preserve">SafeWork NSW considers wet or extraction methods to be reasonably practicable in almost all circumstances, and arguments against using them are unlikely to be accepted. </w:t>
-            </w:r>
-            <w:r>
-              <w:rPr>
-                <w:color w:val="1F2533"/>
-                <w:sz w:val="18"/>
-                <w:szCs w:val="18"/>
-              </w:rPr>
-              <w:t>Arguments such as: “Wet suppression creates a slip hazard,” or “</w:t>
-            </w:r>
-            <w:r>
-              <w:rPr>
-                <w:color w:val="1F2533"/>
-                <w:sz w:val="18"/>
-                <w:szCs w:val="18"/>
-              </w:rPr>
-              <w:t>w</w:t>
-            </w:r>
-            <w:r>
-              <w:rPr>
-                <w:color w:val="1F2533"/>
-                <w:sz w:val="18"/>
-                <w:szCs w:val="18"/>
-              </w:rPr>
-              <w:t>e did not instruct the subcontractor on dust-control equipment” will not be accepted by SafeWork NSW.</w:t>
-            </w:r>
-          </w:p>
-          <w:p>
-            <w:pPr>
-              <w:spacing w:after="80"/>
-              <w:ind w:left="160" w:right="160"/>
-              <w:rPr>
-                <w:color w:val="1F2533"/>
-                <w:sz w:val="18"/>
-                <w:szCs w:val="18"/>
-              </w:rPr>
-            </w:pPr>
-            <w:r>
-              <w:rPr>
-                <w:color w:val="1F2533"/>
-                <w:sz w:val="18"/>
-                <w:szCs w:val="18"/>
-              </w:rPr>
-              <w:t>For the Sans Souci project, wet methods are clearly the most practicable and effective control if the subcontractor’s demolition hammers lack extraction capability. The subcontractor must be instructed to use a pump sprayer, hose with mist nozzle, or portable water-spray system to pre-wet surfaces and apply water continuously (or intermittently where appropriate) to suppress dust effectively.</w:t>
-            </w:r>
-          </w:p>
-          <w:p>
-            <w:pPr>
-              <w:spacing w:after="80"/>
-              <w:ind w:left="160" w:right="160"/>
-            </w:pPr>
-            <w:r>
-              <w:rPr>
-                <w:b/>
-                <w:bCs/>
-                <w:color w:val="1F2533"/>
-                <w:sz w:val="18"/>
-                <w:szCs w:val="18"/>
-              </w:rPr>
-              <w:t>Recommendations</w:t>
-            </w:r>
-            <w:r>
-              <w:rPr>
-                <w:color w:val="1F2533"/>
-                <w:sz w:val="18"/>
-                <w:szCs w:val="18"/>
-              </w:rPr>
-              <w:br/>
-            </w:r>
-            <w:r>
-              <w:rPr>
-                <w:color w:val="1F2533"/>
-                <w:sz w:val="18"/>
-                <w:szCs w:val="18"/>
-              </w:rPr>
-              <w:br/>
-              <w:t>Re-induct the subcontractor and their workers into the relevant SWMS and add the explicit control measure: “Use a pump sprayer, hose with mist nozzle, or portable water-spray system to pre-wet surfaces and maintain effective wet suppression during all demolition-hammer tile and render removal activities.”</w:t>
-            </w:r>
-            <w:r>
-              <w:rPr>
-                <w:color w:val="1F2533"/>
-                <w:sz w:val="18"/>
-                <w:szCs w:val="18"/>
-              </w:rPr>
-              <w:br/>
-            </w:r>
-            <w:r>
-              <w:rPr>
-                <w:color w:val="1F2533"/>
-                <w:sz w:val="18"/>
-                <w:szCs w:val="18"/>
-              </w:rPr>
-              <w:br/>
-              <w:t>Record the re-induction and sign-off at the next toolbox talk.</w:t>
-            </w:r>
-            <w:r>
-              <w:rPr>
-                <w:color w:val="1F2533"/>
-                <w:sz w:val="18"/>
-                <w:szCs w:val="18"/>
-              </w:rPr>
-              <w:br/>
-            </w:r>
-            <w:r>
-              <w:rPr>
-                <w:color w:val="1F2533"/>
-                <w:sz w:val="18"/>
-                <w:szCs w:val="18"/>
-              </w:rPr>
-              <w:br/>
-              <w:t>Where required, issue portable pump sprayer units to subcontractor workers to ensure the control can be implemented.</w:t>
-            </w:r>
-          </w:p>
-        </w:tc>
-      </w:tr>
-      <w:tr>
-        <w:trPr>
-          <w:cantSplit/>
-        </w:trPr>
-        <w:tc>
-          <w:tcPr>
-            <w:tcW w:w="800" w:type="pct"/>
-            <w:vAlign w:val="bottom"/>
-          </w:tcPr>
-          <w:p>
-            <w:pPr>
-              <w:spacing w:before="100"/>
-              <w:ind w:left="160" w:right="160"/>
-            </w:pPr>
-            <w:r>
-              <w:rPr>
-                <w:noProof/>
-              </w:rPr>
-              <w:drawing>
-                <wp:inline distT="0" distB="0" distL="0" distR="0" wp14:anchorId="65356081" wp14:editId="4BC4324B">
-                  <wp:extent cx="787400" cy="787400"/>
-                  <wp:effectExtent l="0" t="0" r="0" b="0"/>
-                  <wp:docPr id="946951506" name="Picture 946951506"/>
-                  <wp:cNvGraphicFramePr/>
-                  <a:graphic xmlns:a="http://schemas.openxmlformats.org/drawingml/2006/main">
-                    <a:graphicData uri="http://schemas.openxmlformats.org/drawingml/2006/picture">
-                      <pic:pic xmlns:pic="http://schemas.openxmlformats.org/drawingml/2006/picture">
-                        <pic:nvPicPr>
-                          <pic:cNvPr id="946951506" name=""/>
-                          <pic:cNvPicPr/>
-                        </pic:nvPicPr>
-                        <pic:blipFill>
-                          <a:blip r:embed="rId9"/>
-                          <a:stretch>
-                            <a:fillRect/>
-                          </a:stretch>
-                        </pic:blipFill>
-                        <pic:spPr>
-                          <a:xfrm>
-                            <a:off x="0" y="0"/>
-                            <a:ext cx="62" cy="62"/>
-                          </a:xfrm>
-                          <a:prstGeom prst="rect">
-                            <a:avLst/>
-                          </a:prstGeom>
-                        </pic:spPr>
-                      </pic:pic>
-                    </a:graphicData>
-                  </a:graphic>
-                </wp:inline>
-              </w:drawing>
-            </w:r>
-          </w:p>
-          <w:p>
-            <w:pPr>
-              <w:spacing w:after="80"/>
-              <w:ind w:left="160"/>
-            </w:pPr>
-            <w:r>
-              <w:rPr>
-                <w:color w:val="1F2533"/>
-                <w:sz w:val="16"/>
-                <w:szCs w:val="16"/>
-              </w:rPr>
-              <w:t>Photo 19</w:t>
-            </w:r>
-          </w:p>
-        </w:tc>
-        <w:tc>
-          <w:tcPr>
-            <w:tcW w:w="833" w:type="pct"/>
-          </w:tcPr>
-          <w:p/>
-        </w:tc>
-        <w:tc>
-          <w:tcPr>
-            <w:tcW w:w="833" w:type="pct"/>
-          </w:tcPr>
-          <w:p/>
-        </w:tc>
-        <w:tc>
-          <w:tcPr>
-            <w:tcW w:w="833" w:type="pct"/>
-          </w:tcPr>
-          <w:p/>
-        </w:tc>
-        <w:tc>
-          <w:tcPr>
-            <w:tcW w:w="833" w:type="pct"/>
-          </w:tcPr>
-          <w:p/>
-        </w:tc>
-        <w:tc>
-          <w:tcPr>
-            <w:tcW w:w="833" w:type="pct"/>
-          </w:tcPr>
-          <w:p/>
-        </w:tc>
-      </w:tr>
-    </w:tbl>
     <w:p>
       <w:pPr>
         <w:spacing w:line="2" w:lineRule="exact"/>
@@ -5691,12 +4315,7 @@
               <w:jc w:val="right"/>
             </w:pPr>
             <w:r>
-              <w:rPr>
-                <w:color w:val="1F2533"/>
-                <w:sz w:val="16"/>
-                <w:szCs w:val="16"/>
-              </w:rPr>
-              <w:t>9 flagged, 26 / 35 (74.29%)</w:t>
+              <w:t>[Insert Category Score]</w:t>
             </w:r>
           </w:p>
         </w:tc>
@@ -5878,190 +4497,6 @@
         <w:spacing w:line="20" w:lineRule="exact"/>
       </w:pPr>
     </w:p>
-    <w:tbl>
-      <w:tblPr>
-        <w:tblW w:w="9025" w:type="dxa"/>
-        <w:tblBorders>
-          <w:top w:val="none" w:sz="8" w:space="0" w:color="FFFFFF"/>
-          <w:left w:val="none" w:sz="8" w:space="0" w:color="FFFFFF"/>
-          <w:bottom w:val="none" w:sz="8" w:space="0" w:color="FFFFFF"/>
-          <w:right w:val="none" w:sz="8" w:space="0" w:color="FFFFFF"/>
-          <w:insideH w:val="none" w:sz="8" w:space="0" w:color="FFFFFF"/>
-          <w:insideV w:val="none" w:sz="8" w:space="0" w:color="FFFFFF"/>
-        </w:tblBorders>
-        <w:tblLayout w:type="fixed"/>
-        <w:tblCellMar>
-          <w:left w:w="10" w:type="dxa"/>
-          <w:right w:w="10" w:type="dxa"/>
-        </w:tblCellMar>
-        <w:tblLook w:val="04A0" w:firstRow="1" w:lastRow="0" w:firstColumn="1" w:lastColumn="0" w:noHBand="0" w:noVBand="1"/>
-      </w:tblPr>
-      <w:tblGrid>
-        <w:gridCol w:w="1465"/>
-        <w:gridCol w:w="1465"/>
-        <w:gridCol w:w="1524"/>
-        <w:gridCol w:w="1524"/>
-        <w:gridCol w:w="1524"/>
-        <w:gridCol w:w="1523"/>
-      </w:tblGrid>
-      <w:tr>
-        <w:trPr>
-          <w:cantSplit/>
-        </w:trPr>
-        <w:tc>
-          <w:tcPr>
-            <w:tcW w:w="800" w:type="pct"/>
-            <w:vAlign w:val="bottom"/>
-          </w:tcPr>
-          <w:p>
-            <w:pPr>
-              <w:spacing w:before="100"/>
-              <w:ind w:left="160" w:right="160"/>
-            </w:pPr>
-            <w:r>
-              <w:rPr>
-                <w:noProof/>
-              </w:rPr>
-              <w:drawing>
-                <wp:inline distT="0" distB="0" distL="0" distR="0" wp14:anchorId="40CA43A2" wp14:editId="2A917645">
-                  <wp:extent cx="787400" cy="787400"/>
-                  <wp:effectExtent l="0" t="0" r="0" b="0"/>
-                  <wp:docPr id="2030057359" name="Picture 2030057359"/>
-                  <wp:cNvGraphicFramePr/>
-                  <a:graphic xmlns:a="http://schemas.openxmlformats.org/drawingml/2006/main">
-                    <a:graphicData uri="http://schemas.openxmlformats.org/drawingml/2006/picture">
-                      <pic:pic xmlns:pic="http://schemas.openxmlformats.org/drawingml/2006/picture">
-                        <pic:nvPicPr>
-                          <pic:cNvPr id="2030057359" name=""/>
-                          <pic:cNvPicPr/>
-                        </pic:nvPicPr>
-                        <pic:blipFill>
-                          <a:blip r:embed="rId11"/>
-                          <a:stretch>
-                            <a:fillRect/>
-                          </a:stretch>
-                        </pic:blipFill>
-                        <pic:spPr>
-                          <a:xfrm>
-                            <a:off x="0" y="0"/>
-                            <a:ext cx="62" cy="62"/>
-                          </a:xfrm>
-                          <a:prstGeom prst="rect">
-                            <a:avLst/>
-                          </a:prstGeom>
-                        </pic:spPr>
-                      </pic:pic>
-                    </a:graphicData>
-                  </a:graphic>
-                </wp:inline>
-              </w:drawing>
-            </w:r>
-          </w:p>
-          <w:p>
-            <w:pPr>
-              <w:spacing w:after="80"/>
-              <w:ind w:left="160"/>
-            </w:pPr>
-            <w:r>
-              <w:rPr>
-                <w:color w:val="1F2533"/>
-                <w:sz w:val="16"/>
-                <w:szCs w:val="16"/>
-              </w:rPr>
-              <w:t>Photo 2</w:t>
-            </w:r>
-          </w:p>
-        </w:tc>
-        <w:tc>
-          <w:tcPr>
-            <w:tcW w:w="800" w:type="pct"/>
-            <w:vAlign w:val="bottom"/>
-          </w:tcPr>
-          <w:p>
-            <w:pPr>
-              <w:spacing w:before="100"/>
-              <w:ind w:left="160" w:right="160"/>
-            </w:pPr>
-            <w:r>
-              <w:rPr>
-                <w:noProof/>
-              </w:rPr>
-              <w:drawing>
-                <wp:inline distT="0" distB="0" distL="0" distR="0" wp14:anchorId="2972F56E" wp14:editId="3A3E57ED">
-                  <wp:extent cx="787400" cy="787400"/>
-                  <wp:effectExtent l="0" t="0" r="0" b="0"/>
-                  <wp:docPr id="643049053" name="Picture 643049053"/>
-                  <wp:cNvGraphicFramePr/>
-                  <a:graphic xmlns:a="http://schemas.openxmlformats.org/drawingml/2006/main">
-                    <a:graphicData uri="http://schemas.openxmlformats.org/drawingml/2006/picture">
-                      <pic:pic xmlns:pic="http://schemas.openxmlformats.org/drawingml/2006/picture">
-                        <pic:nvPicPr>
-                          <pic:cNvPr id="643049053" name=""/>
-                          <pic:cNvPicPr/>
-                        </pic:nvPicPr>
-                        <pic:blipFill>
-                          <a:blip r:embed="rId12"/>
-                          <a:stretch>
-                            <a:fillRect/>
-                          </a:stretch>
-                        </pic:blipFill>
-                        <pic:spPr>
-                          <a:xfrm>
-                            <a:off x="0" y="0"/>
-                            <a:ext cx="62" cy="62"/>
-                          </a:xfrm>
-                          <a:prstGeom prst="rect">
-                            <a:avLst/>
-                          </a:prstGeom>
-                        </pic:spPr>
-                      </pic:pic>
-                    </a:graphicData>
-                  </a:graphic>
-                </wp:inline>
-              </w:drawing>
-            </w:r>
-          </w:p>
-          <w:p>
-            <w:pPr>
-              <w:spacing w:after="80"/>
-              <w:ind w:left="160"/>
-            </w:pPr>
-            <w:r>
-              <w:rPr>
-                <w:color w:val="1F2533"/>
-                <w:sz w:val="16"/>
-                <w:szCs w:val="16"/>
-              </w:rPr>
-              <w:t>Photo 3</w:t>
-            </w:r>
-          </w:p>
-        </w:tc>
-        <w:tc>
-          <w:tcPr>
-            <w:tcW w:w="833" w:type="pct"/>
-          </w:tcPr>
-          <w:p/>
-        </w:tc>
-        <w:tc>
-          <w:tcPr>
-            <w:tcW w:w="833" w:type="pct"/>
-          </w:tcPr>
-          <w:p/>
-        </w:tc>
-        <w:tc>
-          <w:tcPr>
-            <w:tcW w:w="833" w:type="pct"/>
-          </w:tcPr>
-          <w:p/>
-        </w:tc>
-        <w:tc>
-          <w:tcPr>
-            <w:tcW w:w="833" w:type="pct"/>
-          </w:tcPr>
-          <w:p/>
-        </w:tc>
-      </w:tr>
-    </w:tbl>
     <w:p>
       <w:pPr>
         <w:spacing w:line="2" w:lineRule="exact"/>
@@ -6463,190 +4898,6 @@
         <w:spacing w:line="20" w:lineRule="exact"/>
       </w:pPr>
     </w:p>
-    <w:tbl>
-      <w:tblPr>
-        <w:tblW w:w="9025" w:type="dxa"/>
-        <w:tblBorders>
-          <w:top w:val="none" w:sz="8" w:space="0" w:color="FFFFFF"/>
-          <w:left w:val="none" w:sz="8" w:space="0" w:color="FFFFFF"/>
-          <w:bottom w:val="none" w:sz="8" w:space="0" w:color="FFFFFF"/>
-          <w:right w:val="none" w:sz="8" w:space="0" w:color="FFFFFF"/>
-          <w:insideH w:val="none" w:sz="8" w:space="0" w:color="FFFFFF"/>
-          <w:insideV w:val="none" w:sz="8" w:space="0" w:color="FFFFFF"/>
-        </w:tblBorders>
-        <w:tblLayout w:type="fixed"/>
-        <w:tblCellMar>
-          <w:left w:w="10" w:type="dxa"/>
-          <w:right w:w="10" w:type="dxa"/>
-        </w:tblCellMar>
-        <w:tblLook w:val="04A0" w:firstRow="1" w:lastRow="0" w:firstColumn="1" w:lastColumn="0" w:noHBand="0" w:noVBand="1"/>
-      </w:tblPr>
-      <w:tblGrid>
-        <w:gridCol w:w="1465"/>
-        <w:gridCol w:w="1465"/>
-        <w:gridCol w:w="1524"/>
-        <w:gridCol w:w="1524"/>
-        <w:gridCol w:w="1524"/>
-        <w:gridCol w:w="1523"/>
-      </w:tblGrid>
-      <w:tr>
-        <w:trPr>
-          <w:cantSplit/>
-        </w:trPr>
-        <w:tc>
-          <w:tcPr>
-            <w:tcW w:w="800" w:type="pct"/>
-            <w:vAlign w:val="bottom"/>
-          </w:tcPr>
-          <w:p>
-            <w:pPr>
-              <w:spacing w:before="100"/>
-              <w:ind w:left="160" w:right="160"/>
-            </w:pPr>
-            <w:r>
-              <w:rPr>
-                <w:noProof/>
-              </w:rPr>
-              <w:drawing>
-                <wp:inline distT="0" distB="0" distL="0" distR="0" wp14:anchorId="04BFE635" wp14:editId="50EF4131">
-                  <wp:extent cx="787400" cy="787400"/>
-                  <wp:effectExtent l="0" t="0" r="0" b="0"/>
-                  <wp:docPr id="1205218163" name="Picture 1205218163"/>
-                  <wp:cNvGraphicFramePr/>
-                  <a:graphic xmlns:a="http://schemas.openxmlformats.org/drawingml/2006/main">
-                    <a:graphicData uri="http://schemas.openxmlformats.org/drawingml/2006/picture">
-                      <pic:pic xmlns:pic="http://schemas.openxmlformats.org/drawingml/2006/picture">
-                        <pic:nvPicPr>
-                          <pic:cNvPr id="1205218163" name=""/>
-                          <pic:cNvPicPr/>
-                        </pic:nvPicPr>
-                        <pic:blipFill>
-                          <a:blip r:embed="rId15"/>
-                          <a:stretch>
-                            <a:fillRect/>
-                          </a:stretch>
-                        </pic:blipFill>
-                        <pic:spPr>
-                          <a:xfrm>
-                            <a:off x="0" y="0"/>
-                            <a:ext cx="62" cy="62"/>
-                          </a:xfrm>
-                          <a:prstGeom prst="rect">
-                            <a:avLst/>
-                          </a:prstGeom>
-                        </pic:spPr>
-                      </pic:pic>
-                    </a:graphicData>
-                  </a:graphic>
-                </wp:inline>
-              </w:drawing>
-            </w:r>
-          </w:p>
-          <w:p>
-            <w:pPr>
-              <w:spacing w:after="80"/>
-              <w:ind w:left="160"/>
-            </w:pPr>
-            <w:r>
-              <w:rPr>
-                <w:color w:val="1F2533"/>
-                <w:sz w:val="16"/>
-                <w:szCs w:val="16"/>
-              </w:rPr>
-              <w:t>Photo 4</w:t>
-            </w:r>
-          </w:p>
-        </w:tc>
-        <w:tc>
-          <w:tcPr>
-            <w:tcW w:w="800" w:type="pct"/>
-            <w:vAlign w:val="bottom"/>
-          </w:tcPr>
-          <w:p>
-            <w:pPr>
-              <w:spacing w:before="100"/>
-              <w:ind w:left="160" w:right="160"/>
-            </w:pPr>
-            <w:r>
-              <w:rPr>
-                <w:noProof/>
-              </w:rPr>
-              <w:drawing>
-                <wp:inline distT="0" distB="0" distL="0" distR="0" wp14:anchorId="05A4C8A6" wp14:editId="1DB24599">
-                  <wp:extent cx="787400" cy="787400"/>
-                  <wp:effectExtent l="0" t="0" r="0" b="0"/>
-                  <wp:docPr id="249694627" name="Picture 249694627"/>
-                  <wp:cNvGraphicFramePr/>
-                  <a:graphic xmlns:a="http://schemas.openxmlformats.org/drawingml/2006/main">
-                    <a:graphicData uri="http://schemas.openxmlformats.org/drawingml/2006/picture">
-                      <pic:pic xmlns:pic="http://schemas.openxmlformats.org/drawingml/2006/picture">
-                        <pic:nvPicPr>
-                          <pic:cNvPr id="249694627" name=""/>
-                          <pic:cNvPicPr/>
-                        </pic:nvPicPr>
-                        <pic:blipFill>
-                          <a:blip r:embed="rId16"/>
-                          <a:stretch>
-                            <a:fillRect/>
-                          </a:stretch>
-                        </pic:blipFill>
-                        <pic:spPr>
-                          <a:xfrm>
-                            <a:off x="0" y="0"/>
-                            <a:ext cx="62" cy="62"/>
-                          </a:xfrm>
-                          <a:prstGeom prst="rect">
-                            <a:avLst/>
-                          </a:prstGeom>
-                        </pic:spPr>
-                      </pic:pic>
-                    </a:graphicData>
-                  </a:graphic>
-                </wp:inline>
-              </w:drawing>
-            </w:r>
-          </w:p>
-          <w:p>
-            <w:pPr>
-              <w:spacing w:after="80"/>
-              <w:ind w:left="160"/>
-            </w:pPr>
-            <w:r>
-              <w:rPr>
-                <w:color w:val="1F2533"/>
-                <w:sz w:val="16"/>
-                <w:szCs w:val="16"/>
-              </w:rPr>
-              <w:t>Photo 5</w:t>
-            </w:r>
-          </w:p>
-        </w:tc>
-        <w:tc>
-          <w:tcPr>
-            <w:tcW w:w="833" w:type="pct"/>
-          </w:tcPr>
-          <w:p/>
-        </w:tc>
-        <w:tc>
-          <w:tcPr>
-            <w:tcW w:w="833" w:type="pct"/>
-          </w:tcPr>
-          <w:p/>
-        </w:tc>
-        <w:tc>
-          <w:tcPr>
-            <w:tcW w:w="833" w:type="pct"/>
-          </w:tcPr>
-          <w:p/>
-        </w:tc>
-        <w:tc>
-          <w:tcPr>
-            <w:tcW w:w="833" w:type="pct"/>
-          </w:tcPr>
-          <w:p/>
-        </w:tc>
-      </w:tr>
-    </w:tbl>
     <w:p>
       <w:pPr>
         <w:spacing w:line="2" w:lineRule="exact"/>
@@ -6784,132 +5035,6 @@
         <w:spacing w:line="20" w:lineRule="exact"/>
       </w:pPr>
     </w:p>
-    <w:tbl>
-      <w:tblPr>
-        <w:tblW w:w="9025" w:type="dxa"/>
-        <w:tblBorders>
-          <w:top w:val="none" w:sz="8" w:space="0" w:color="FFFFFF"/>
-          <w:left w:val="none" w:sz="8" w:space="0" w:color="FFFFFF"/>
-          <w:bottom w:val="none" w:sz="8" w:space="0" w:color="FFFFFF"/>
-          <w:right w:val="none" w:sz="8" w:space="0" w:color="FFFFFF"/>
-          <w:insideH w:val="none" w:sz="8" w:space="0" w:color="FFFFFF"/>
-          <w:insideV w:val="none" w:sz="8" w:space="0" w:color="FFFFFF"/>
-        </w:tblBorders>
-        <w:tblLayout w:type="fixed"/>
-        <w:tblCellMar>
-          <w:left w:w="10" w:type="dxa"/>
-          <w:right w:w="10" w:type="dxa"/>
-        </w:tblCellMar>
-        <w:tblLook w:val="04A0" w:firstRow="1" w:lastRow="0" w:firstColumn="1" w:lastColumn="0" w:noHBand="0" w:noVBand="1"/>
-      </w:tblPr>
-      <w:tblGrid>
-        <w:gridCol w:w="1455"/>
-        <w:gridCol w:w="1514"/>
-        <w:gridCol w:w="1514"/>
-        <w:gridCol w:w="1514"/>
-        <w:gridCol w:w="1514"/>
-        <w:gridCol w:w="1514"/>
-      </w:tblGrid>
-      <w:tr>
-        <w:trPr>
-          <w:cantSplit/>
-        </w:trPr>
-        <w:tc>
-          <w:tcPr>
-            <w:tcW w:w="800" w:type="pct"/>
-            <w:vAlign w:val="bottom"/>
-          </w:tcPr>
-          <w:p>
-            <w:pPr>
-              <w:spacing w:before="100"/>
-              <w:ind w:left="160" w:right="160"/>
-            </w:pPr>
-            <w:r>
-              <w:rPr>
-                <w:noProof/>
-              </w:rPr>
-              <w:drawing>
-                <wp:inline distT="0" distB="0" distL="0" distR="0" wp14:anchorId="5B24C863" wp14:editId="2D285495">
-                  <wp:extent cx="787400" cy="787400"/>
-                  <wp:effectExtent l="0" t="0" r="0" b="0"/>
-                  <wp:docPr id="1714174928" name="Picture 1714174928" descr="A sign on a pole&#10;&#10;AI-generated content may be incorrect."/>
-                  <wp:cNvGraphicFramePr/>
-                  <a:graphic xmlns:a="http://schemas.openxmlformats.org/drawingml/2006/main">
-                    <a:graphicData uri="http://schemas.openxmlformats.org/drawingml/2006/picture">
-                      <pic:pic xmlns:pic="http://schemas.openxmlformats.org/drawingml/2006/picture">
-                        <pic:nvPicPr>
-                          <pic:cNvPr id="1714174928" name="Picture 1714174928" descr="A sign on a pole&#10;&#10;AI-generated content may be incorrect."/>
-                          <pic:cNvPicPr/>
-                        </pic:nvPicPr>
-                        <pic:blipFill>
-                          <a:blip r:embed="rId17"/>
-                          <a:stretch>
-                            <a:fillRect/>
-                          </a:stretch>
-                        </pic:blipFill>
-                        <pic:spPr>
-                          <a:xfrm>
-                            <a:off x="0" y="0"/>
-                            <a:ext cx="62" cy="62"/>
-                          </a:xfrm>
-                          <a:prstGeom prst="rect">
-                            <a:avLst/>
-                          </a:prstGeom>
-                        </pic:spPr>
-                      </pic:pic>
-                    </a:graphicData>
-                  </a:graphic>
-                </wp:inline>
-              </w:drawing>
-            </w:r>
-          </w:p>
-          <w:p>
-            <w:pPr>
-              <w:spacing w:after="80"/>
-              <w:ind w:left="160"/>
-            </w:pPr>
-            <w:r>
-              <w:rPr>
-                <w:color w:val="1F2533"/>
-                <w:sz w:val="16"/>
-                <w:szCs w:val="16"/>
-              </w:rPr>
-              <w:t>Photo 6</w:t>
-            </w:r>
-          </w:p>
-        </w:tc>
-        <w:tc>
-          <w:tcPr>
-            <w:tcW w:w="833" w:type="pct"/>
-          </w:tcPr>
-          <w:p/>
-        </w:tc>
-        <w:tc>
-          <w:tcPr>
-            <w:tcW w:w="833" w:type="pct"/>
-          </w:tcPr>
-          <w:p/>
-        </w:tc>
-        <w:tc>
-          <w:tcPr>
-            <w:tcW w:w="833" w:type="pct"/>
-          </w:tcPr>
-          <w:p/>
-        </w:tc>
-        <w:tc>
-          <w:tcPr>
-            <w:tcW w:w="833" w:type="pct"/>
-          </w:tcPr>
-          <w:p/>
-        </w:tc>
-        <w:tc>
-          <w:tcPr>
-            <w:tcW w:w="833" w:type="pct"/>
-          </w:tcPr>
-          <w:p/>
-        </w:tc>
-      </w:tr>
-    </w:tbl>
     <w:p>
       <w:pPr>
         <w:spacing w:line="2" w:lineRule="exact"/>
@@ -7047,132 +5172,6 @@
         <w:spacing w:line="20" w:lineRule="exact"/>
       </w:pPr>
     </w:p>
-    <w:tbl>
-      <w:tblPr>
-        <w:tblW w:w="9025" w:type="dxa"/>
-        <w:tblBorders>
-          <w:top w:val="none" w:sz="8" w:space="0" w:color="FFFFFF"/>
-          <w:left w:val="none" w:sz="8" w:space="0" w:color="FFFFFF"/>
-          <w:bottom w:val="none" w:sz="8" w:space="0" w:color="FFFFFF"/>
-          <w:right w:val="none" w:sz="8" w:space="0" w:color="FFFFFF"/>
-          <w:insideH w:val="none" w:sz="8" w:space="0" w:color="FFFFFF"/>
-          <w:insideV w:val="none" w:sz="8" w:space="0" w:color="FFFFFF"/>
-        </w:tblBorders>
-        <w:tblLayout w:type="fixed"/>
-        <w:tblCellMar>
-          <w:left w:w="10" w:type="dxa"/>
-          <w:right w:w="10" w:type="dxa"/>
-        </w:tblCellMar>
-        <w:tblLook w:val="04A0" w:firstRow="1" w:lastRow="0" w:firstColumn="1" w:lastColumn="0" w:noHBand="0" w:noVBand="1"/>
-      </w:tblPr>
-      <w:tblGrid>
-        <w:gridCol w:w="1455"/>
-        <w:gridCol w:w="1514"/>
-        <w:gridCol w:w="1514"/>
-        <w:gridCol w:w="1514"/>
-        <w:gridCol w:w="1514"/>
-        <w:gridCol w:w="1514"/>
-      </w:tblGrid>
-      <w:tr>
-        <w:trPr>
-          <w:cantSplit/>
-        </w:trPr>
-        <w:tc>
-          <w:tcPr>
-            <w:tcW w:w="800" w:type="pct"/>
-            <w:vAlign w:val="bottom"/>
-          </w:tcPr>
-          <w:p>
-            <w:pPr>
-              <w:spacing w:before="100"/>
-              <w:ind w:left="160" w:right="160"/>
-            </w:pPr>
-            <w:r>
-              <w:rPr>
-                <w:noProof/>
-              </w:rPr>
-              <w:drawing>
-                <wp:inline distT="0" distB="0" distL="0" distR="0" wp14:anchorId="7F41B111" wp14:editId="1632CA52">
-                  <wp:extent cx="787400" cy="787400"/>
-                  <wp:effectExtent l="0" t="0" r="0" b="0"/>
-                  <wp:docPr id="884556980" name="Picture 884556980"/>
-                  <wp:cNvGraphicFramePr/>
-                  <a:graphic xmlns:a="http://schemas.openxmlformats.org/drawingml/2006/main">
-                    <a:graphicData uri="http://schemas.openxmlformats.org/drawingml/2006/picture">
-                      <pic:pic xmlns:pic="http://schemas.openxmlformats.org/drawingml/2006/picture">
-                        <pic:nvPicPr>
-                          <pic:cNvPr id="884556980" name=""/>
-                          <pic:cNvPicPr/>
-                        </pic:nvPicPr>
-                        <pic:blipFill>
-                          <a:blip r:embed="rId18"/>
-                          <a:stretch>
-                            <a:fillRect/>
-                          </a:stretch>
-                        </pic:blipFill>
-                        <pic:spPr>
-                          <a:xfrm>
-                            <a:off x="0" y="0"/>
-                            <a:ext cx="62" cy="62"/>
-                          </a:xfrm>
-                          <a:prstGeom prst="rect">
-                            <a:avLst/>
-                          </a:prstGeom>
-                        </pic:spPr>
-                      </pic:pic>
-                    </a:graphicData>
-                  </a:graphic>
-                </wp:inline>
-              </w:drawing>
-            </w:r>
-          </w:p>
-          <w:p>
-            <w:pPr>
-              <w:spacing w:after="80"/>
-              <w:ind w:left="160"/>
-            </w:pPr>
-            <w:r>
-              <w:rPr>
-                <w:color w:val="1F2533"/>
-                <w:sz w:val="16"/>
-                <w:szCs w:val="16"/>
-              </w:rPr>
-              <w:t>Photo 7</w:t>
-            </w:r>
-          </w:p>
-        </w:tc>
-        <w:tc>
-          <w:tcPr>
-            <w:tcW w:w="833" w:type="pct"/>
-          </w:tcPr>
-          <w:p/>
-        </w:tc>
-        <w:tc>
-          <w:tcPr>
-            <w:tcW w:w="833" w:type="pct"/>
-          </w:tcPr>
-          <w:p/>
-        </w:tc>
-        <w:tc>
-          <w:tcPr>
-            <w:tcW w:w="833" w:type="pct"/>
-          </w:tcPr>
-          <w:p/>
-        </w:tc>
-        <w:tc>
-          <w:tcPr>
-            <w:tcW w:w="833" w:type="pct"/>
-          </w:tcPr>
-          <w:p/>
-        </w:tc>
-        <w:tc>
-          <w:tcPr>
-            <w:tcW w:w="833" w:type="pct"/>
-          </w:tcPr>
-          <w:p/>
-        </w:tc>
-      </w:tr>
-    </w:tbl>
     <w:p>
       <w:pPr>
         <w:spacing w:line="2" w:lineRule="exact"/>
@@ -7442,133 +5441,6 @@
         <w:spacing w:line="20" w:lineRule="exact"/>
       </w:pPr>
     </w:p>
-    <w:tbl>
-      <w:tblPr>
-        <w:tblW w:w="9025" w:type="dxa"/>
-        <w:tblBorders>
-          <w:top w:val="none" w:sz="8" w:space="0" w:color="FFFFFF"/>
-          <w:left w:val="none" w:sz="8" w:space="0" w:color="FFFFFF"/>
-          <w:bottom w:val="none" w:sz="8" w:space="0" w:color="FFFFFF"/>
-          <w:right w:val="none" w:sz="8" w:space="0" w:color="FFFFFF"/>
-          <w:insideH w:val="none" w:sz="8" w:space="0" w:color="FFFFFF"/>
-          <w:insideV w:val="none" w:sz="8" w:space="0" w:color="FFFFFF"/>
-        </w:tblBorders>
-        <w:tblLayout w:type="fixed"/>
-        <w:tblCellMar>
-          <w:left w:w="10" w:type="dxa"/>
-          <w:right w:w="10" w:type="dxa"/>
-        </w:tblCellMar>
-        <w:tblLook w:val="04A0" w:firstRow="1" w:lastRow="0" w:firstColumn="1" w:lastColumn="0" w:noHBand="0" w:noVBand="1"/>
-      </w:tblPr>
-      <w:tblGrid>
-        <w:gridCol w:w="1455"/>
-        <w:gridCol w:w="1514"/>
-        <w:gridCol w:w="1514"/>
-        <w:gridCol w:w="1514"/>
-        <w:gridCol w:w="1514"/>
-        <w:gridCol w:w="1514"/>
-      </w:tblGrid>
-      <w:tr>
-        <w:trPr>
-          <w:cantSplit/>
-        </w:trPr>
-        <w:tc>
-          <w:tcPr>
-            <w:tcW w:w="800" w:type="pct"/>
-            <w:vAlign w:val="bottom"/>
-          </w:tcPr>
-          <w:p>
-            <w:pPr>
-              <w:spacing w:before="100"/>
-              <w:ind w:left="160" w:right="160"/>
-            </w:pPr>
-            <w:r>
-              <w:rPr>
-                <w:noProof/>
-              </w:rPr>
-              <w:lastRenderedPageBreak/>
-              <w:drawing>
-                <wp:inline distT="0" distB="0" distL="0" distR="0" wp14:anchorId="35886A0E" wp14:editId="4D5972C0">
-                  <wp:extent cx="787400" cy="787400"/>
-                  <wp:effectExtent l="0" t="0" r="0" b="0"/>
-                  <wp:docPr id="651806536" name="Picture 651806536"/>
-                  <wp:cNvGraphicFramePr/>
-                  <a:graphic xmlns:a="http://schemas.openxmlformats.org/drawingml/2006/main">
-                    <a:graphicData uri="http://schemas.openxmlformats.org/drawingml/2006/picture">
-                      <pic:pic xmlns:pic="http://schemas.openxmlformats.org/drawingml/2006/picture">
-                        <pic:nvPicPr>
-                          <pic:cNvPr id="651806536" name=""/>
-                          <pic:cNvPicPr/>
-                        </pic:nvPicPr>
-                        <pic:blipFill>
-                          <a:blip r:embed="rId19"/>
-                          <a:stretch>
-                            <a:fillRect/>
-                          </a:stretch>
-                        </pic:blipFill>
-                        <pic:spPr>
-                          <a:xfrm>
-                            <a:off x="0" y="0"/>
-                            <a:ext cx="62" cy="62"/>
-                          </a:xfrm>
-                          <a:prstGeom prst="rect">
-                            <a:avLst/>
-                          </a:prstGeom>
-                        </pic:spPr>
-                      </pic:pic>
-                    </a:graphicData>
-                  </a:graphic>
-                </wp:inline>
-              </w:drawing>
-            </w:r>
-          </w:p>
-          <w:p>
-            <w:pPr>
-              <w:spacing w:after="80"/>
-              <w:ind w:left="160"/>
-            </w:pPr>
-            <w:r>
-              <w:rPr>
-                <w:color w:val="1F2533"/>
-                <w:sz w:val="16"/>
-                <w:szCs w:val="16"/>
-              </w:rPr>
-              <w:t>Photo 8</w:t>
-            </w:r>
-          </w:p>
-        </w:tc>
-        <w:tc>
-          <w:tcPr>
-            <w:tcW w:w="833" w:type="pct"/>
-          </w:tcPr>
-          <w:p/>
-        </w:tc>
-        <w:tc>
-          <w:tcPr>
-            <w:tcW w:w="833" w:type="pct"/>
-          </w:tcPr>
-          <w:p/>
-        </w:tc>
-        <w:tc>
-          <w:tcPr>
-            <w:tcW w:w="833" w:type="pct"/>
-          </w:tcPr>
-          <w:p/>
-        </w:tc>
-        <w:tc>
-          <w:tcPr>
-            <w:tcW w:w="833" w:type="pct"/>
-          </w:tcPr>
-          <w:p/>
-        </w:tc>
-        <w:tc>
-          <w:tcPr>
-            <w:tcW w:w="833" w:type="pct"/>
-          </w:tcPr>
-          <w:p/>
-        </w:tc>
-      </w:tr>
-    </w:tbl>
     <w:p>
       <w:pPr>
         <w:spacing w:line="2" w:lineRule="exact"/>
@@ -8107,132 +5979,6 @@
         <w:spacing w:line="20" w:lineRule="exact"/>
       </w:pPr>
     </w:p>
-    <w:tbl>
-      <w:tblPr>
-        <w:tblW w:w="9025" w:type="dxa"/>
-        <w:tblBorders>
-          <w:top w:val="none" w:sz="8" w:space="0" w:color="FFFFFF"/>
-          <w:left w:val="none" w:sz="8" w:space="0" w:color="FFFFFF"/>
-          <w:bottom w:val="none" w:sz="8" w:space="0" w:color="FFFFFF"/>
-          <w:right w:val="none" w:sz="8" w:space="0" w:color="FFFFFF"/>
-          <w:insideH w:val="none" w:sz="8" w:space="0" w:color="FFFFFF"/>
-          <w:insideV w:val="none" w:sz="8" w:space="0" w:color="FFFFFF"/>
-        </w:tblBorders>
-        <w:tblLayout w:type="fixed"/>
-        <w:tblCellMar>
-          <w:left w:w="10" w:type="dxa"/>
-          <w:right w:w="10" w:type="dxa"/>
-        </w:tblCellMar>
-        <w:tblLook w:val="04A0" w:firstRow="1" w:lastRow="0" w:firstColumn="1" w:lastColumn="0" w:noHBand="0" w:noVBand="1"/>
-      </w:tblPr>
-      <w:tblGrid>
-        <w:gridCol w:w="1455"/>
-        <w:gridCol w:w="1514"/>
-        <w:gridCol w:w="1514"/>
-        <w:gridCol w:w="1514"/>
-        <w:gridCol w:w="1514"/>
-        <w:gridCol w:w="1514"/>
-      </w:tblGrid>
-      <w:tr>
-        <w:trPr>
-          <w:cantSplit/>
-        </w:trPr>
-        <w:tc>
-          <w:tcPr>
-            <w:tcW w:w="800" w:type="pct"/>
-            <w:vAlign w:val="bottom"/>
-          </w:tcPr>
-          <w:p>
-            <w:pPr>
-              <w:spacing w:before="100"/>
-              <w:ind w:left="160" w:right="160"/>
-            </w:pPr>
-            <w:r>
-              <w:rPr>
-                <w:noProof/>
-              </w:rPr>
-              <w:drawing>
-                <wp:inline distT="0" distB="0" distL="0" distR="0" wp14:anchorId="3B61A148" wp14:editId="2B7514B6">
-                  <wp:extent cx="787400" cy="787400"/>
-                  <wp:effectExtent l="0" t="0" r="0" b="0"/>
-                  <wp:docPr id="1357095882" name="Picture 1357095882"/>
-                  <wp:cNvGraphicFramePr/>
-                  <a:graphic xmlns:a="http://schemas.openxmlformats.org/drawingml/2006/main">
-                    <a:graphicData uri="http://schemas.openxmlformats.org/drawingml/2006/picture">
-                      <pic:pic xmlns:pic="http://schemas.openxmlformats.org/drawingml/2006/picture">
-                        <pic:nvPicPr>
-                          <pic:cNvPr id="1357095882" name=""/>
-                          <pic:cNvPicPr/>
-                        </pic:nvPicPr>
-                        <pic:blipFill>
-                          <a:blip r:embed="rId20"/>
-                          <a:stretch>
-                            <a:fillRect/>
-                          </a:stretch>
-                        </pic:blipFill>
-                        <pic:spPr>
-                          <a:xfrm>
-                            <a:off x="0" y="0"/>
-                            <a:ext cx="62" cy="62"/>
-                          </a:xfrm>
-                          <a:prstGeom prst="rect">
-                            <a:avLst/>
-                          </a:prstGeom>
-                        </pic:spPr>
-                      </pic:pic>
-                    </a:graphicData>
-                  </a:graphic>
-                </wp:inline>
-              </w:drawing>
-            </w:r>
-          </w:p>
-          <w:p>
-            <w:pPr>
-              <w:spacing w:after="80"/>
-              <w:ind w:left="160"/>
-            </w:pPr>
-            <w:r>
-              <w:rPr>
-                <w:color w:val="1F2533"/>
-                <w:sz w:val="16"/>
-                <w:szCs w:val="16"/>
-              </w:rPr>
-              <w:t>Photo 11</w:t>
-            </w:r>
-          </w:p>
-        </w:tc>
-        <w:tc>
-          <w:tcPr>
-            <w:tcW w:w="833" w:type="pct"/>
-          </w:tcPr>
-          <w:p/>
-        </w:tc>
-        <w:tc>
-          <w:tcPr>
-            <w:tcW w:w="833" w:type="pct"/>
-          </w:tcPr>
-          <w:p/>
-        </w:tc>
-        <w:tc>
-          <w:tcPr>
-            <w:tcW w:w="833" w:type="pct"/>
-          </w:tcPr>
-          <w:p/>
-        </w:tc>
-        <w:tc>
-          <w:tcPr>
-            <w:tcW w:w="833" w:type="pct"/>
-          </w:tcPr>
-          <w:p/>
-        </w:tc>
-        <w:tc>
-          <w:tcPr>
-            <w:tcW w:w="833" w:type="pct"/>
-          </w:tcPr>
-          <w:p/>
-        </w:tc>
-      </w:tr>
-    </w:tbl>
     <w:p>
       <w:pPr>
         <w:spacing w:line="2" w:lineRule="exact"/>
@@ -8376,325 +6122,6 @@
         <w:spacing w:line="20" w:lineRule="exact"/>
       </w:pPr>
     </w:p>
-    <w:tbl>
-      <w:tblPr>
-        <w:tblW w:w="9025" w:type="dxa"/>
-        <w:tblBorders>
-          <w:top w:val="none" w:sz="8" w:space="0" w:color="FFFFFF"/>
-          <w:left w:val="none" w:sz="8" w:space="0" w:color="FFFFFF"/>
-          <w:bottom w:val="none" w:sz="8" w:space="0" w:color="FFFFFF"/>
-          <w:right w:val="none" w:sz="8" w:space="0" w:color="FFFFFF"/>
-          <w:insideH w:val="none" w:sz="8" w:space="0" w:color="FFFFFF"/>
-          <w:insideV w:val="none" w:sz="8" w:space="0" w:color="FFFFFF"/>
-        </w:tblBorders>
-        <w:tblLayout w:type="fixed"/>
-        <w:tblCellMar>
-          <w:left w:w="10" w:type="dxa"/>
-          <w:right w:w="10" w:type="dxa"/>
-        </w:tblCellMar>
-        <w:tblLook w:val="04A0" w:firstRow="1" w:lastRow="0" w:firstColumn="1" w:lastColumn="0" w:noHBand="0" w:noVBand="1"/>
-      </w:tblPr>
-      <w:tblGrid>
-        <w:gridCol w:w="9025"/>
-      </w:tblGrid>
-      <w:tr>
-        <w:trPr>
-          <w:cantSplit/>
-        </w:trPr>
-        <w:tc>
-          <w:tcPr>
-            <w:tcW w:w="2160" w:type="dxa"/>
-          </w:tcPr>
-          <w:p>
-            <w:pPr>
-              <w:spacing w:after="80"/>
-              <w:ind w:left="160" w:right="160"/>
-            </w:pPr>
-            <w:r>
-              <w:rPr>
-                <w:color w:val="1F2533"/>
-                <w:sz w:val="18"/>
-                <w:szCs w:val="18"/>
-              </w:rPr>
-              <w:t>A motorised ride-on tracked wheelbarrow dumper (powered mobile plant) was introduced to the project at 56–58 Fraters Ave, Sans Souci by a subcontractor, not RPD. The Project Manager identified the risk and issued a site alert through 1Breadcrumb, notifying workers of the new plant and the associated traffic and pedestrian interaction risks.</w:t>
-            </w:r>
-            <w:r>
-              <w:rPr>
-                <w:color w:val="1F2533"/>
-                <w:sz w:val="18"/>
-                <w:szCs w:val="18"/>
-              </w:rPr>
-              <w:br/>
-            </w:r>
-            <w:r>
-              <w:rPr>
-                <w:color w:val="1F2533"/>
-                <w:sz w:val="18"/>
-                <w:szCs w:val="18"/>
-              </w:rPr>
-              <w:br/>
-              <w:t>This action satisfies part of RPD’s WHS duties—specifically the requirement to inform workers about new hazards (WHS Reg 39) and to communicate interaction risks involving powered mobile plant (WHS Reg 214–215).</w:t>
-            </w:r>
-            <w:r>
-              <w:rPr>
-                <w:color w:val="1F2533"/>
-                <w:sz w:val="18"/>
-                <w:szCs w:val="18"/>
-              </w:rPr>
-              <w:br/>
-            </w:r>
-            <w:r>
-              <w:rPr>
-                <w:color w:val="1F2533"/>
-                <w:sz w:val="18"/>
-                <w:szCs w:val="18"/>
-              </w:rPr>
-              <w:br/>
-              <w:t>However, issuing a site alert alone does not fully meet RPD’s obligations for managing risks associated with powered mobile plant brought onto site by subcontractors. The following duties continue to apply:</w:t>
-            </w:r>
-            <w:r>
-              <w:rPr>
-                <w:color w:val="1F2533"/>
-                <w:sz w:val="18"/>
-                <w:szCs w:val="18"/>
-              </w:rPr>
-              <w:br/>
-            </w:r>
-            <w:r>
-              <w:rPr>
-                <w:color w:val="1F2533"/>
-                <w:sz w:val="18"/>
-                <w:szCs w:val="18"/>
-              </w:rPr>
-              <w:br/>
-              <w:t>1. Verify the plant is safe to use (WHS Reg 203–215)</w:t>
-            </w:r>
-            <w:r>
-              <w:rPr>
-                <w:color w:val="1F2533"/>
-                <w:sz w:val="18"/>
-                <w:szCs w:val="18"/>
-              </w:rPr>
-              <w:br/>
-            </w:r>
-            <w:r>
-              <w:rPr>
-                <w:color w:val="1F2533"/>
-                <w:sz w:val="18"/>
-                <w:szCs w:val="18"/>
-              </w:rPr>
-              <w:br/>
-              <w:t>RPD must ensure the plant is suitable and safe before use. This includes verifying that: periodic maintenance has been completed and recorded in accordance with the OEM requirements, and daily pre-start inspections are being completed and documented by the subcontractor’s workers.</w:t>
-            </w:r>
-            <w:r>
-              <w:rPr>
-                <w:color w:val="1F2533"/>
-                <w:sz w:val="18"/>
-                <w:szCs w:val="18"/>
-              </w:rPr>
-              <w:br/>
-            </w:r>
-            <w:r>
-              <w:rPr>
-                <w:color w:val="1F2533"/>
-                <w:sz w:val="18"/>
-                <w:szCs w:val="18"/>
-              </w:rPr>
-              <w:br/>
-              <w:t>2. Verify operator competency (WHS Act s.19, WHS Reg 39)</w:t>
-            </w:r>
-            <w:r>
-              <w:rPr>
-                <w:color w:val="1F2533"/>
-                <w:sz w:val="18"/>
-                <w:szCs w:val="18"/>
-              </w:rPr>
-              <w:br/>
-            </w:r>
-            <w:r>
-              <w:rPr>
-                <w:color w:val="1F2533"/>
-                <w:sz w:val="18"/>
-                <w:szCs w:val="18"/>
-              </w:rPr>
-              <w:br/>
-              <w:t>RPD must ensure the subcontractor identifies the specific workers who will operate the dumper.</w:t>
-            </w:r>
-            <w:r>
-              <w:rPr>
-                <w:color w:val="1F2533"/>
-                <w:sz w:val="18"/>
-                <w:szCs w:val="18"/>
-              </w:rPr>
-              <w:br/>
-              <w:t>RPD must record evidence of competency through one of the following: toolbox talk record, induction note and SWMS sign-off identifying the operator(s)</w:t>
-            </w:r>
-            <w:r>
-              <w:rPr>
-                <w:color w:val="1F2533"/>
-                <w:sz w:val="18"/>
-                <w:szCs w:val="18"/>
-              </w:rPr>
-              <w:br/>
-            </w:r>
-            <w:r>
-              <w:rPr>
-                <w:color w:val="1F2533"/>
-                <w:sz w:val="18"/>
-                <w:szCs w:val="18"/>
-              </w:rPr>
-              <w:br/>
-              <w:t>3. Add the plant to the site’s Plant Register (WHS Reg 213)</w:t>
-            </w:r>
-            <w:r>
-              <w:rPr>
-                <w:color w:val="1F2533"/>
-                <w:sz w:val="18"/>
-                <w:szCs w:val="18"/>
-              </w:rPr>
-              <w:br/>
-            </w:r>
-            <w:r>
-              <w:rPr>
-                <w:color w:val="1F2533"/>
-                <w:sz w:val="18"/>
-                <w:szCs w:val="18"/>
-              </w:rPr>
-              <w:br/>
-              <w:t>The dumper must be recorded in the 1Breadcrumb Plant Register, demonstrating that RPD is monitoring inspection status, maintenance records, and plant condition as required under the plant maintenance provisions.</w:t>
-            </w:r>
-            <w:r>
-              <w:rPr>
-                <w:color w:val="1F2533"/>
-                <w:sz w:val="18"/>
-                <w:szCs w:val="18"/>
-              </w:rPr>
-              <w:br/>
-            </w:r>
-            <w:r>
-              <w:rPr>
-                <w:color w:val="1F2533"/>
-                <w:sz w:val="18"/>
-                <w:szCs w:val="18"/>
-              </w:rPr>
-              <w:br/>
-              <w:t>4. Ensure the plant is included in the relevant SWMS (WHS Reg 291–299)</w:t>
-            </w:r>
-            <w:r>
-              <w:rPr>
-                <w:color w:val="1F2533"/>
-                <w:sz w:val="18"/>
-                <w:szCs w:val="18"/>
-              </w:rPr>
-              <w:br/>
-            </w:r>
-            <w:r>
-              <w:rPr>
-                <w:color w:val="1F2533"/>
-                <w:sz w:val="18"/>
-                <w:szCs w:val="18"/>
-              </w:rPr>
-              <w:br/>
-              <w:t>Operation of the motorised dumper must be incorporated into the SWMS for the activity underway (e.g., balcony works, demolition, or material handling).</w:t>
-            </w:r>
-            <w:r>
-              <w:rPr>
-                <w:color w:val="1F2533"/>
-                <w:sz w:val="18"/>
-                <w:szCs w:val="18"/>
-              </w:rPr>
-              <w:br/>
-            </w:r>
-            <w:r>
-              <w:rPr>
-                <w:color w:val="1F2533"/>
-                <w:sz w:val="18"/>
-                <w:szCs w:val="18"/>
-              </w:rPr>
-              <w:br/>
-              <w:t>Recommendations</w:t>
-            </w:r>
-            <w:r>
-              <w:rPr>
-                <w:color w:val="1F2533"/>
-                <w:sz w:val="18"/>
-                <w:szCs w:val="18"/>
-              </w:rPr>
-              <w:br/>
-            </w:r>
-            <w:r>
-              <w:rPr>
-                <w:color w:val="1F2533"/>
-                <w:sz w:val="18"/>
-                <w:szCs w:val="18"/>
-              </w:rPr>
-              <w:br/>
-              <w:t>Re-induct the subcontractor and their workers into the updated SWMS, including specific controls for the use of the motorised dumper on site.</w:t>
-            </w:r>
-            <w:r>
-              <w:rPr>
-                <w:color w:val="1F2533"/>
-                <w:sz w:val="18"/>
-                <w:szCs w:val="18"/>
-              </w:rPr>
-              <w:br/>
-            </w:r>
-            <w:r>
-              <w:rPr>
-                <w:color w:val="1F2533"/>
-                <w:sz w:val="18"/>
-                <w:szCs w:val="18"/>
-              </w:rPr>
-              <w:br/>
-              <w:t>Add the statement:</w:t>
-            </w:r>
-            <w:r>
-              <w:rPr>
-                <w:color w:val="1F2533"/>
-                <w:sz w:val="18"/>
-                <w:szCs w:val="18"/>
-              </w:rPr>
-              <w:br/>
-              <w:t>“The motorised ride-on tracked wheelbarrow dumper must be included in the Plant Register, operated only by nominated competent workers, and subject to documented daily pre-start checks and ongoing OEM maintenance verification.”</w:t>
-            </w:r>
-            <w:r>
-              <w:rPr>
-                <w:color w:val="1F2533"/>
-                <w:sz w:val="18"/>
-                <w:szCs w:val="18"/>
-              </w:rPr>
-              <w:br/>
-            </w:r>
-            <w:r>
-              <w:rPr>
-                <w:color w:val="1F2533"/>
-                <w:sz w:val="18"/>
-                <w:szCs w:val="18"/>
-              </w:rPr>
-              <w:br/>
-              <w:t>Record the re-induction and sign-off at the next toolbox talk.</w:t>
-            </w:r>
-            <w:r>
-              <w:rPr>
-                <w:color w:val="1F2533"/>
-                <w:sz w:val="18"/>
-                <w:szCs w:val="18"/>
-              </w:rPr>
-              <w:br/>
-            </w:r>
-            <w:r>
-              <w:rPr>
-                <w:color w:val="1F2533"/>
-                <w:sz w:val="18"/>
-                <w:szCs w:val="18"/>
-              </w:rPr>
-              <w:br/>
-              <w:t>If required, assist the subcontractor by issuing a plant inspection form, template, or digital checklist in 1Breadcrumb to ensure correct maintenance and pre-start records are captured.</w:t>
-            </w:r>
-          </w:p>
-        </w:tc>
-      </w:tr>
-    </w:tbl>
     <w:p>
       <w:pPr>
         <w:spacing w:line="2" w:lineRule="exact"/>
@@ -10159,190 +7586,6 @@
         <w:spacing w:line="20" w:lineRule="exact"/>
       </w:pPr>
     </w:p>
-    <w:tbl>
-      <w:tblPr>
-        <w:tblW w:w="9025" w:type="dxa"/>
-        <w:tblBorders>
-          <w:top w:val="none" w:sz="8" w:space="0" w:color="FFFFFF"/>
-          <w:left w:val="none" w:sz="8" w:space="0" w:color="FFFFFF"/>
-          <w:bottom w:val="none" w:sz="8" w:space="0" w:color="FFFFFF"/>
-          <w:right w:val="none" w:sz="8" w:space="0" w:color="FFFFFF"/>
-          <w:insideH w:val="none" w:sz="8" w:space="0" w:color="FFFFFF"/>
-          <w:insideV w:val="none" w:sz="8" w:space="0" w:color="FFFFFF"/>
-        </w:tblBorders>
-        <w:tblLayout w:type="fixed"/>
-        <w:tblCellMar>
-          <w:left w:w="10" w:type="dxa"/>
-          <w:right w:w="10" w:type="dxa"/>
-        </w:tblCellMar>
-        <w:tblLook w:val="04A0" w:firstRow="1" w:lastRow="0" w:firstColumn="1" w:lastColumn="0" w:noHBand="0" w:noVBand="1"/>
-      </w:tblPr>
-      <w:tblGrid>
-        <w:gridCol w:w="1465"/>
-        <w:gridCol w:w="1465"/>
-        <w:gridCol w:w="1524"/>
-        <w:gridCol w:w="1524"/>
-        <w:gridCol w:w="1524"/>
-        <w:gridCol w:w="1523"/>
-      </w:tblGrid>
-      <w:tr>
-        <w:trPr>
-          <w:cantSplit/>
-        </w:trPr>
-        <w:tc>
-          <w:tcPr>
-            <w:tcW w:w="800" w:type="pct"/>
-            <w:vAlign w:val="bottom"/>
-          </w:tcPr>
-          <w:p>
-            <w:pPr>
-              <w:spacing w:before="100"/>
-              <w:ind w:left="160" w:right="160"/>
-            </w:pPr>
-            <w:r>
-              <w:rPr>
-                <w:noProof/>
-              </w:rPr>
-              <w:drawing>
-                <wp:inline distT="0" distB="0" distL="0" distR="0" wp14:anchorId="45A848FB" wp14:editId="6404AE3B">
-                  <wp:extent cx="787400" cy="787400"/>
-                  <wp:effectExtent l="0" t="0" r="0" b="0"/>
-                  <wp:docPr id="946059929" name="Picture 946059929"/>
-                  <wp:cNvGraphicFramePr/>
-                  <a:graphic xmlns:a="http://schemas.openxmlformats.org/drawingml/2006/main">
-                    <a:graphicData uri="http://schemas.openxmlformats.org/drawingml/2006/picture">
-                      <pic:pic xmlns:pic="http://schemas.openxmlformats.org/drawingml/2006/picture">
-                        <pic:nvPicPr>
-                          <pic:cNvPr id="946059929" name=""/>
-                          <pic:cNvPicPr/>
-                        </pic:nvPicPr>
-                        <pic:blipFill>
-                          <a:blip r:embed="rId21"/>
-                          <a:stretch>
-                            <a:fillRect/>
-                          </a:stretch>
-                        </pic:blipFill>
-                        <pic:spPr>
-                          <a:xfrm>
-                            <a:off x="0" y="0"/>
-                            <a:ext cx="62" cy="62"/>
-                          </a:xfrm>
-                          <a:prstGeom prst="rect">
-                            <a:avLst/>
-                          </a:prstGeom>
-                        </pic:spPr>
-                      </pic:pic>
-                    </a:graphicData>
-                  </a:graphic>
-                </wp:inline>
-              </w:drawing>
-            </w:r>
-          </w:p>
-          <w:p>
-            <w:pPr>
-              <w:spacing w:after="80"/>
-              <w:ind w:left="160"/>
-            </w:pPr>
-            <w:r>
-              <w:rPr>
-                <w:color w:val="1F2533"/>
-                <w:sz w:val="16"/>
-                <w:szCs w:val="16"/>
-              </w:rPr>
-              <w:t>Photo 15</w:t>
-            </w:r>
-          </w:p>
-        </w:tc>
-        <w:tc>
-          <w:tcPr>
-            <w:tcW w:w="800" w:type="pct"/>
-            <w:vAlign w:val="bottom"/>
-          </w:tcPr>
-          <w:p>
-            <w:pPr>
-              <w:spacing w:before="100"/>
-              <w:ind w:left="160" w:right="160"/>
-            </w:pPr>
-            <w:r>
-              <w:rPr>
-                <w:noProof/>
-              </w:rPr>
-              <w:drawing>
-                <wp:inline distT="0" distB="0" distL="0" distR="0" wp14:anchorId="229D009A" wp14:editId="7C2CCE63">
-                  <wp:extent cx="787400" cy="787400"/>
-                  <wp:effectExtent l="0" t="0" r="0" b="0"/>
-                  <wp:docPr id="1031983173" name="Picture 1031983173" descr="A building under construction with scaffolding&#10;&#10;AI-generated content may be incorrect."/>
-                  <wp:cNvGraphicFramePr/>
-                  <a:graphic xmlns:a="http://schemas.openxmlformats.org/drawingml/2006/main">
-                    <a:graphicData uri="http://schemas.openxmlformats.org/drawingml/2006/picture">
-                      <pic:pic xmlns:pic="http://schemas.openxmlformats.org/drawingml/2006/picture">
-                        <pic:nvPicPr>
-                          <pic:cNvPr id="1031983173" name="Picture 1031983173" descr="A building under construction with scaffolding&#10;&#10;AI-generated content may be incorrect."/>
-                          <pic:cNvPicPr/>
-                        </pic:nvPicPr>
-                        <pic:blipFill>
-                          <a:blip r:embed="rId22"/>
-                          <a:stretch>
-                            <a:fillRect/>
-                          </a:stretch>
-                        </pic:blipFill>
-                        <pic:spPr>
-                          <a:xfrm>
-                            <a:off x="0" y="0"/>
-                            <a:ext cx="62" cy="62"/>
-                          </a:xfrm>
-                          <a:prstGeom prst="rect">
-                            <a:avLst/>
-                          </a:prstGeom>
-                        </pic:spPr>
-                      </pic:pic>
-                    </a:graphicData>
-                  </a:graphic>
-                </wp:inline>
-              </w:drawing>
-            </w:r>
-          </w:p>
-          <w:p>
-            <w:pPr>
-              <w:spacing w:after="80"/>
-              <w:ind w:left="160"/>
-            </w:pPr>
-            <w:r>
-              <w:rPr>
-                <w:color w:val="1F2533"/>
-                <w:sz w:val="16"/>
-                <w:szCs w:val="16"/>
-              </w:rPr>
-              <w:t>Photo 16</w:t>
-            </w:r>
-          </w:p>
-        </w:tc>
-        <w:tc>
-          <w:tcPr>
-            <w:tcW w:w="833" w:type="pct"/>
-          </w:tcPr>
-          <w:p/>
-        </w:tc>
-        <w:tc>
-          <w:tcPr>
-            <w:tcW w:w="833" w:type="pct"/>
-          </w:tcPr>
-          <w:p/>
-        </w:tc>
-        <w:tc>
-          <w:tcPr>
-            <w:tcW w:w="833" w:type="pct"/>
-          </w:tcPr>
-          <w:p/>
-        </w:tc>
-        <w:tc>
-          <w:tcPr>
-            <w:tcW w:w="833" w:type="pct"/>
-          </w:tcPr>
-          <w:p/>
-        </w:tc>
-      </w:tr>
-    </w:tbl>
     <w:p>
       <w:pPr>
         <w:spacing w:line="2" w:lineRule="exact"/>
@@ -12451,436 +9694,6 @@
         <w:spacing w:line="20" w:lineRule="exact"/>
       </w:pPr>
     </w:p>
-    <w:tbl>
-      <w:tblPr>
-        <w:tblW w:w="9025" w:type="dxa"/>
-        <w:tblBorders>
-          <w:top w:val="none" w:sz="8" w:space="0" w:color="FFFFFF"/>
-          <w:left w:val="none" w:sz="8" w:space="0" w:color="FFFFFF"/>
-          <w:bottom w:val="none" w:sz="8" w:space="0" w:color="FFFFFF"/>
-          <w:right w:val="none" w:sz="8" w:space="0" w:color="FFFFFF"/>
-          <w:insideH w:val="none" w:sz="8" w:space="0" w:color="FFFFFF"/>
-          <w:insideV w:val="none" w:sz="8" w:space="0" w:color="FFFFFF"/>
-        </w:tblBorders>
-        <w:tblLayout w:type="fixed"/>
-        <w:tblCellMar>
-          <w:left w:w="10" w:type="dxa"/>
-          <w:right w:w="10" w:type="dxa"/>
-        </w:tblCellMar>
-        <w:tblLook w:val="04A0" w:firstRow="1" w:lastRow="0" w:firstColumn="1" w:lastColumn="0" w:noHBand="0" w:noVBand="1"/>
-      </w:tblPr>
-      <w:tblGrid>
-        <w:gridCol w:w="1455"/>
-        <w:gridCol w:w="1514"/>
-        <w:gridCol w:w="1514"/>
-        <w:gridCol w:w="1514"/>
-        <w:gridCol w:w="1514"/>
-        <w:gridCol w:w="1514"/>
-      </w:tblGrid>
-      <w:tr>
-        <w:trPr>
-          <w:cantSplit/>
-        </w:trPr>
-        <w:tc>
-          <w:tcPr>
-            <w:tcW w:w="2160" w:type="dxa"/>
-            <w:gridSpan w:val="6"/>
-          </w:tcPr>
-          <w:p>
-            <w:pPr>
-              <w:spacing w:after="80"/>
-              <w:ind w:left="160" w:right="160"/>
-              <w:rPr>
-                <w:color w:val="1F2533"/>
-                <w:sz w:val="18"/>
-                <w:szCs w:val="18"/>
-              </w:rPr>
-            </w:pPr>
-            <w:r>
-              <w:rPr>
-                <w:color w:val="1F2533"/>
-                <w:sz w:val="18"/>
-                <w:szCs w:val="18"/>
-              </w:rPr>
-              <w:t xml:space="preserve">During the audit, subcontract workers removing tiles, tile beds and render with demolition hammers were not wearing P2 respirators. Although P2 masks were later issued, P2 respirators are the </w:t>
-            </w:r>
-            <w:r>
-              <w:rPr>
-                <w:i/>
-                <w:iCs/>
-                <w:color w:val="1F2533"/>
-                <w:sz w:val="18"/>
-                <w:szCs w:val="18"/>
-              </w:rPr>
-              <w:t>last line of defence</w:t>
-            </w:r>
-            <w:r>
-              <w:rPr>
-                <w:color w:val="1F2533"/>
-                <w:sz w:val="18"/>
-                <w:szCs w:val="18"/>
-              </w:rPr>
-              <w:t xml:space="preserve"> and cannot be used as the primary control for silica dust.</w:t>
-            </w:r>
-          </w:p>
-          <w:p>
-            <w:pPr>
-              <w:spacing w:after="80"/>
-              <w:ind w:left="160" w:right="160"/>
-              <w:rPr>
-                <w:color w:val="1F2533"/>
-                <w:sz w:val="18"/>
-                <w:szCs w:val="18"/>
-              </w:rPr>
-            </w:pPr>
-            <w:r>
-              <w:rPr>
-                <w:color w:val="1F2533"/>
-                <w:sz w:val="18"/>
-                <w:szCs w:val="18"/>
-              </w:rPr>
-              <w:t xml:space="preserve">This work meets the definition of </w:t>
-            </w:r>
-            <w:r>
-              <w:rPr>
-                <w:b/>
-                <w:bCs/>
-                <w:color w:val="1F2533"/>
-                <w:sz w:val="18"/>
-                <w:szCs w:val="18"/>
-              </w:rPr>
-              <w:t>processing a crystalline silica substance (CSS)</w:t>
-            </w:r>
-            <w:r>
-              <w:rPr>
-                <w:color w:val="1F2533"/>
-                <w:sz w:val="18"/>
-                <w:szCs w:val="18"/>
-              </w:rPr>
-              <w:t xml:space="preserve"> because demolition hammers crush and break tiles and render, generating </w:t>
-            </w:r>
-            <w:r>
-              <w:rPr>
-                <w:b/>
-                <w:bCs/>
-                <w:color w:val="1F2533"/>
-                <w:sz w:val="18"/>
-                <w:szCs w:val="18"/>
-              </w:rPr>
-              <w:t>respirable crystalline silica (RCS)</w:t>
-            </w:r>
-            <w:r>
-              <w:rPr>
-                <w:color w:val="1F2533"/>
-                <w:sz w:val="18"/>
-                <w:szCs w:val="18"/>
-              </w:rPr>
-              <w:t xml:space="preserve">. Under </w:t>
-            </w:r>
-            <w:r>
-              <w:rPr>
-                <w:b/>
-                <w:bCs/>
-                <w:color w:val="1F2533"/>
-                <w:sz w:val="18"/>
-                <w:szCs w:val="18"/>
-              </w:rPr>
-              <w:t>WHS Regulation 529B(1)</w:t>
-            </w:r>
-            <w:r>
-              <w:rPr>
-                <w:color w:val="1F2533"/>
-                <w:sz w:val="18"/>
-                <w:szCs w:val="18"/>
-              </w:rPr>
-              <w:t>, this activity requires at least one engineering control—</w:t>
-            </w:r>
-            <w:r>
-              <w:rPr>
-                <w:b/>
-                <w:bCs/>
-                <w:color w:val="1F2533"/>
-                <w:sz w:val="18"/>
-                <w:szCs w:val="18"/>
-              </w:rPr>
-              <w:t>wet suppression, on-tool extraction, or local exhaust ventilation</w:t>
-            </w:r>
-            <w:r>
-              <w:rPr>
-                <w:color w:val="1F2533"/>
-                <w:sz w:val="18"/>
-                <w:szCs w:val="18"/>
-              </w:rPr>
-              <w:t xml:space="preserve">—before RPE is used. Relying on P2 masks alone only satisfies </w:t>
-            </w:r>
-            <w:r>
-              <w:rPr>
-                <w:b/>
-                <w:bCs/>
-                <w:color w:val="1F2533"/>
-                <w:sz w:val="18"/>
-                <w:szCs w:val="18"/>
-              </w:rPr>
-              <w:t>529B(c)</w:t>
-            </w:r>
-            <w:r>
-              <w:rPr>
-                <w:color w:val="1F2533"/>
-                <w:sz w:val="18"/>
-                <w:szCs w:val="18"/>
-              </w:rPr>
-              <w:t xml:space="preserve"> and is therefore </w:t>
-            </w:r>
-            <w:r>
-              <w:rPr>
-                <w:b/>
-                <w:bCs/>
-                <w:color w:val="1F2533"/>
-                <w:sz w:val="18"/>
-                <w:szCs w:val="18"/>
-              </w:rPr>
-              <w:t>non-compliant</w:t>
-            </w:r>
-            <w:r>
-              <w:rPr>
-                <w:color w:val="1F2533"/>
-                <w:sz w:val="18"/>
-                <w:szCs w:val="18"/>
-              </w:rPr>
-              <w:t>.</w:t>
-            </w:r>
-          </w:p>
-          <w:p>
-            <w:pPr>
-              <w:spacing w:after="80"/>
-              <w:ind w:left="160" w:right="160"/>
-              <w:rPr>
-                <w:color w:val="1F2533"/>
-                <w:sz w:val="18"/>
-                <w:szCs w:val="18"/>
-              </w:rPr>
-            </w:pPr>
-            <w:r>
-              <w:rPr>
-                <w:color w:val="1F2533"/>
-                <w:sz w:val="18"/>
-                <w:szCs w:val="18"/>
-              </w:rPr>
-              <w:t xml:space="preserve">SafeWork NSW considers wet or extraction methods to be reasonably practicable in almost all circumstances, and arguments against using them are unlikely to be accepted. </w:t>
-            </w:r>
-            <w:r>
-              <w:rPr>
-                <w:color w:val="1F2533"/>
-                <w:sz w:val="18"/>
-                <w:szCs w:val="18"/>
-              </w:rPr>
-              <w:t>Arguments such as: “Wet suppression creates a slip hazard,” or “</w:t>
-            </w:r>
-            <w:r>
-              <w:rPr>
-                <w:color w:val="1F2533"/>
-                <w:sz w:val="18"/>
-                <w:szCs w:val="18"/>
-              </w:rPr>
-              <w:t>w</w:t>
-            </w:r>
-            <w:r>
-              <w:rPr>
-                <w:color w:val="1F2533"/>
-                <w:sz w:val="18"/>
-                <w:szCs w:val="18"/>
-              </w:rPr>
-              <w:t>e did not instruct the subcontractor on dust-control equipment” will not be accepted by SafeWork NSW.</w:t>
-            </w:r>
-          </w:p>
-          <w:p>
-            <w:pPr>
-              <w:spacing w:after="80"/>
-              <w:ind w:left="160" w:right="160"/>
-              <w:rPr>
-                <w:color w:val="1F2533"/>
-                <w:sz w:val="18"/>
-                <w:szCs w:val="18"/>
-              </w:rPr>
-            </w:pPr>
-            <w:r>
-              <w:rPr>
-                <w:color w:val="1F2533"/>
-                <w:sz w:val="18"/>
-                <w:szCs w:val="18"/>
-              </w:rPr>
-              <w:t>For the Sans Souci project, wet methods are clearly the most practicable and effective control if the subcontractor’s demolition hammers lack extraction capability. The subcontractor must be instructed to use a pump sprayer, hose with mist nozzle, or portable water-spray system to pre-wet surfaces and apply water continuously (or intermittently where appropriate) to suppress dust effectively.</w:t>
-            </w:r>
-          </w:p>
-          <w:p>
-            <w:pPr>
-              <w:spacing w:after="80"/>
-              <w:ind w:left="160" w:right="160"/>
-            </w:pPr>
-            <w:r>
-              <w:rPr>
-                <w:b/>
-                <w:bCs/>
-                <w:color w:val="1F2533"/>
-                <w:sz w:val="18"/>
-                <w:szCs w:val="18"/>
-              </w:rPr>
-              <w:t>Recommendations</w:t>
-            </w:r>
-            <w:r>
-              <w:rPr>
-                <w:color w:val="1F2533"/>
-                <w:sz w:val="18"/>
-                <w:szCs w:val="18"/>
-              </w:rPr>
-              <w:br/>
-            </w:r>
-            <w:r>
-              <w:rPr>
-                <w:color w:val="1F2533"/>
-                <w:sz w:val="18"/>
-                <w:szCs w:val="18"/>
-              </w:rPr>
-              <w:br/>
-              <w:t>Re-induct the subcontractor and their workers into the relevant SWMS and add the explicit control measure: “Use a pump sprayer, hose with mist nozzle, or portable water-spray system to pre-wet surfaces and maintain effective wet suppression during all demolition-hammer tile and render removal activities.”</w:t>
-            </w:r>
-            <w:r>
-              <w:rPr>
-                <w:color w:val="1F2533"/>
-                <w:sz w:val="18"/>
-                <w:szCs w:val="18"/>
-              </w:rPr>
-              <w:br/>
-            </w:r>
-            <w:r>
-              <w:rPr>
-                <w:color w:val="1F2533"/>
-                <w:sz w:val="18"/>
-                <w:szCs w:val="18"/>
-              </w:rPr>
-              <w:br/>
-              <w:t>Record the re-induction and sign-off at the next toolbox talk.</w:t>
-            </w:r>
-            <w:r>
-              <w:rPr>
-                <w:color w:val="1F2533"/>
-                <w:sz w:val="18"/>
-                <w:szCs w:val="18"/>
-              </w:rPr>
-              <w:br/>
-            </w:r>
-            <w:r>
-              <w:rPr>
-                <w:color w:val="1F2533"/>
-                <w:sz w:val="18"/>
-                <w:szCs w:val="18"/>
-              </w:rPr>
-              <w:br/>
-              <w:t>Where required, issue portable pump sprayer units to subcontractor workers to ensure the control can be implemented.</w:t>
-            </w:r>
-          </w:p>
-        </w:tc>
-      </w:tr>
-      <w:tr>
-        <w:trPr>
-          <w:cantSplit/>
-        </w:trPr>
-        <w:tc>
-          <w:tcPr>
-            <w:tcW w:w="800" w:type="pct"/>
-            <w:vAlign w:val="bottom"/>
-          </w:tcPr>
-          <w:p>
-            <w:pPr>
-              <w:spacing w:before="100"/>
-              <w:ind w:left="160" w:right="160"/>
-            </w:pPr>
-            <w:r>
-              <w:rPr>
-                <w:noProof/>
-              </w:rPr>
-              <w:drawing>
-                <wp:inline distT="0" distB="0" distL="0" distR="0" wp14:anchorId="7D1E827D" wp14:editId="1680E787">
-                  <wp:extent cx="787400" cy="787400"/>
-                  <wp:effectExtent l="0" t="0" r="0" b="0"/>
-                  <wp:docPr id="1733769685" name="Picture 1733769685" descr="A building under construction with scaffolding&#10;&#10;AI-generated content may be incorrect."/>
-                  <wp:cNvGraphicFramePr/>
-                  <a:graphic xmlns:a="http://schemas.openxmlformats.org/drawingml/2006/main">
-                    <a:graphicData uri="http://schemas.openxmlformats.org/drawingml/2006/picture">
-                      <pic:pic xmlns:pic="http://schemas.openxmlformats.org/drawingml/2006/picture">
-                        <pic:nvPicPr>
-                          <pic:cNvPr id="1733769685" name="Picture 1733769685" descr="A building under construction with scaffolding&#10;&#10;AI-generated content may be incorrect."/>
-                          <pic:cNvPicPr/>
-                        </pic:nvPicPr>
-                        <pic:blipFill>
-                          <a:blip r:embed="rId9"/>
-                          <a:stretch>
-                            <a:fillRect/>
-                          </a:stretch>
-                        </pic:blipFill>
-                        <pic:spPr>
-                          <a:xfrm>
-                            <a:off x="0" y="0"/>
-                            <a:ext cx="62" cy="62"/>
-                          </a:xfrm>
-                          <a:prstGeom prst="rect">
-                            <a:avLst/>
-                          </a:prstGeom>
-                        </pic:spPr>
-                      </pic:pic>
-                    </a:graphicData>
-                  </a:graphic>
-                </wp:inline>
-              </w:drawing>
-            </w:r>
-          </w:p>
-          <w:p>
-            <w:pPr>
-              <w:spacing w:after="80"/>
-              <w:ind w:left="160"/>
-            </w:pPr>
-            <w:r>
-              <w:rPr>
-                <w:color w:val="1F2533"/>
-                <w:sz w:val="16"/>
-                <w:szCs w:val="16"/>
-              </w:rPr>
-              <w:t>Photo 19</w:t>
-            </w:r>
-          </w:p>
-        </w:tc>
-        <w:tc>
-          <w:tcPr>
-            <w:tcW w:w="833" w:type="pct"/>
-          </w:tcPr>
-          <w:p/>
-        </w:tc>
-        <w:tc>
-          <w:tcPr>
-            <w:tcW w:w="833" w:type="pct"/>
-          </w:tcPr>
-          <w:p/>
-        </w:tc>
-        <w:tc>
-          <w:tcPr>
-            <w:tcW w:w="833" w:type="pct"/>
-          </w:tcPr>
-          <w:p/>
-        </w:tc>
-        <w:tc>
-          <w:tcPr>
-            <w:tcW w:w="833" w:type="pct"/>
-          </w:tcPr>
-          <w:p/>
-        </w:tc>
-        <w:tc>
-          <w:tcPr>
-            <w:tcW w:w="833" w:type="pct"/>
-          </w:tcPr>
-          <w:p/>
-        </w:tc>
-      </w:tr>
-    </w:tbl>
     <w:p>
       <w:pPr>
         <w:spacing w:line="2" w:lineRule="exact"/>

--- a/pims/audit_report_template.docx
+++ b/pims/audit_report_template.docx
@@ -1038,6 +1038,14 @@
         <w:t>[Insert Executive Summary]</w:t>
       </w:r>
     </w:p>
+    <w:p>
+      <w:r/>
+    </w:p>
+    <w:p>
+      <w:r>
+        <w:t>[Insert Summary of Findings from the Flagged Items in dot points]</w:t>
+      </w:r>
+    </w:p>
     <w:p/>
     <w:p>
       <w:pPr>
@@ -1067,6 +1075,37 @@
           <w:bCs/>
         </w:rPr>
         <w:t>[Insert Score]</w:t>
+      </w:r>
+    </w:p>
+    <w:p>
+      <w:pPr>
+        <w:rPr>
+          <w:b/>
+          <w:bCs/>
+        </w:rPr>
+      </w:pPr>
+      <w:r/>
+    </w:p>
+    <w:p>
+      <w:pPr>
+        <w:rPr>
+          <w:b/>
+          <w:bCs/>
+        </w:rPr>
+      </w:pPr>
+      <w:r>
+        <w:t>Flagged Items</w:t>
+      </w:r>
+    </w:p>
+    <w:p>
+      <w:pPr>
+        <w:rPr>
+          <w:b/>
+          <w:bCs/>
+        </w:rPr>
+      </w:pPr>
+      <w:r>
+        <w:t>[Insert Flagged]</w:t>
       </w:r>
     </w:p>
     <w:p/>
@@ -1192,12 +1231,7 @@
               <w:ind w:left="160" w:right="80"/>
             </w:pPr>
             <w:r>
-              <w:rPr>
-                <w:b/>
-                <w:bCs/>
-                <w:color w:val="1F2533"/>
-              </w:rPr>
-              <w:t>Flagged items</w:t>
+              <w:t>Flagged observations</w:t>
             </w:r>
           </w:p>
         </w:tc>
@@ -1244,12 +1278,7 @@
               <w:ind w:left="160" w:right="80"/>
             </w:pPr>
             <w:r>
-              <w:rPr>
-                <w:b/>
-                <w:bCs/>
-                <w:color w:val="1F2533"/>
-              </w:rPr>
-              <w:t>Actions</w:t>
+              <w:t>Open actions</w:t>
             </w:r>
           </w:p>
         </w:tc>
@@ -1721,14 +1750,7 @@
               <w:ind w:left="160" w:right="160"/>
             </w:pPr>
             <w:r>
-              <w:rPr>
-                <w:b/>
-                <w:bCs/>
-                <w:color w:val="1F2533"/>
-                <w:sz w:val="22"/>
-                <w:szCs w:val="22"/>
-              </w:rPr>
-              <w:t>Flagged items</w:t>
+              <w:t>Site Inspection</w:t>
             </w:r>
           </w:p>
         </w:tc>

--- a/pims/audit_report_template.docx
+++ b/pims/audit_report_template.docx
@@ -1030,20 +1030,33 @@
           <w:sz w:val="24"/>
           <w:szCs w:val="24"/>
         </w:rPr>
+        <w:t>Part A</w:t>
+      </w:r>
+    </w:p>
+    <w:p>
+      <w:pPr>
+        <w:rPr>
+          <w:b/>
+          <w:bCs/>
+          <w:color w:val="1F2533"/>
+          <w:sz w:val="24"/>
+          <w:szCs w:val="24"/>
+        </w:rPr>
+      </w:pPr>
+      <w:r>
+        <w:rPr>
+          <w:b/>
+          <w:bCs/>
+          <w:color w:val="1F2533"/>
+          <w:sz w:val="24"/>
+          <w:szCs w:val="24"/>
+        </w:rPr>
         <w:t>Executive Summary</w:t>
       </w:r>
     </w:p>
     <w:p>
       <w:r>
         <w:t>[Insert Executive Summary]</w:t>
-      </w:r>
-    </w:p>
-    <w:p>
-      <w:r/>
-    </w:p>
-    <w:p>
-      <w:r>
-        <w:t>[Insert Summary of Findings from the Flagged Items in dot points]</w:t>
       </w:r>
     </w:p>
     <w:p/>
@@ -1077,6 +1090,7 @@
         <w:t>[Insert Score]</w:t>
       </w:r>
     </w:p>
+    <w:p/>
     <w:p>
       <w:pPr>
         <w:rPr>
@@ -1084,32 +1098,138 @@
           <w:bCs/>
         </w:rPr>
       </w:pPr>
-      <w:r/>
-    </w:p>
-    <w:p>
-      <w:pPr>
+      <w:r>
         <w:rPr>
           <w:b/>
           <w:bCs/>
         </w:rPr>
-      </w:pPr>
+        <w:t>Open Actions Register</w:t>
+      </w:r>
+    </w:p>
+    <w:p>
       <w:r>
-        <w:t>Flagged Items</w:t>
-      </w:r>
-    </w:p>
-    <w:p>
-      <w:pPr>
         <w:rPr>
           <w:b/>
           <w:bCs/>
         </w:rPr>
-      </w:pPr>
+        <w:t>[</w:t>
+      </w:r>
       <w:r>
-        <w:t>[Insert Flagged]</w:t>
+        <w:rPr>
+          <w:b/>
+          <w:bCs/>
+        </w:rPr>
+        <w:t>Inser</w:t>
       </w:r>
+      <w:r>
+        <w:rPr>
+          <w:b/>
+          <w:bCs/>
+        </w:rPr>
+        <w:t>t line items from Open Actions Re</w:t>
+      </w:r>
+      <w:r>
+        <w:rPr>
+          <w:b/>
+          <w:bCs/>
+        </w:rPr>
+        <w:t>gister</w:t>
+      </w:r>
+      <w:r>
+        <w:rPr>
+          <w:b/>
+          <w:bCs/>
+        </w:rPr>
+        <w:t xml:space="preserve"> linked to </w:t>
+      </w:r>
+      <w:r>
+        <w:rPr>
+          <w:b/>
+          <w:bCs/>
+        </w:rPr>
+        <w:t xml:space="preserve">the </w:t>
+      </w:r>
+      <w:r>
+        <w:rPr>
+          <w:b/>
+          <w:bCs/>
+        </w:rPr>
+        <w:t>site address</w:t>
+      </w:r>
+      <w:r>
+        <w:rPr>
+          <w:b/>
+          <w:bCs/>
+        </w:rPr>
+        <w:t>]</w:t>
+      </w:r>
     </w:p>
     <w:p/>
-    <w:p/>
+    <w:p>
+      <w:pPr>
+        <w:rPr>
+          <w:b/>
+          <w:bCs/>
+        </w:rPr>
+      </w:pPr>
+      <w:r>
+        <w:rPr>
+          <w:b/>
+          <w:bCs/>
+        </w:rPr>
+        <w:t>Findings</w:t>
+      </w:r>
+    </w:p>
+    <w:p>
+      <w:pPr>
+        <w:rPr>
+          <w:b/>
+          <w:bCs/>
+        </w:rPr>
+      </w:pPr>
+      <w:r>
+        <w:rPr>
+          <w:b/>
+          <w:bCs/>
+        </w:rPr>
+        <w:t xml:space="preserve">[Insert </w:t>
+      </w:r>
+      <w:r>
+        <w:rPr>
+          <w:b/>
+          <w:bCs/>
+        </w:rPr>
+        <w:t xml:space="preserve">Summary of Findings </w:t>
+      </w:r>
+      <w:r>
+        <w:rPr>
+          <w:b/>
+          <w:bCs/>
+        </w:rPr>
+        <w:t xml:space="preserve">from </w:t>
+      </w:r>
+      <w:r>
+        <w:rPr>
+          <w:b/>
+          <w:bCs/>
+        </w:rPr>
+        <w:t>the Flagged Items in dot point</w:t>
+      </w:r>
+      <w:r>
+        <w:rPr>
+          <w:b/>
+          <w:bCs/>
+        </w:rPr>
+        <w:t>s</w:t>
+      </w:r>
+      <w:r>
+        <w:rPr>
+          <w:b/>
+          <w:bCs/>
+        </w:rPr>
+        <w:t>]</w:t>
+      </w:r>
+    </w:p>
     <w:p/>
     <w:p>
       <w:pPr>
@@ -1121,9 +1241,7 @@
           <w:szCs w:val="24"/>
         </w:rPr>
       </w:pPr>
-    </w:p>
-    <w:p>
-      <w:pPr>
+      <w:r>
         <w:rPr>
           <w:b/>
           <w:bCs/>
@@ -1131,8 +1249,135 @@
           <w:sz w:val="24"/>
           <w:szCs w:val="24"/>
         </w:rPr>
-      </w:pPr>
-    </w:p>
+        <w:lastRenderedPageBreak/>
+        <w:t xml:space="preserve">Part </w:t>
+      </w:r>
+      <w:r>
+        <w:rPr>
+          <w:b/>
+          <w:bCs/>
+          <w:color w:val="1F2533"/>
+          <w:sz w:val="24"/>
+          <w:szCs w:val="24"/>
+        </w:rPr>
+        <w:t>B</w:t>
+      </w:r>
+    </w:p>
+    <w:p>
+      <w:pPr>
+        <w:rPr>
+          <w:b/>
+          <w:bCs/>
+          <w:color w:val="1F2533"/>
+          <w:sz w:val="24"/>
+          <w:szCs w:val="24"/>
+        </w:rPr>
+      </w:pPr>
+    </w:p>
+    <w:p>
+      <w:pPr>
+        <w:rPr>
+          <w:b/>
+          <w:bCs/>
+          <w:color w:val="1F2533"/>
+          <w:sz w:val="24"/>
+          <w:szCs w:val="24"/>
+        </w:rPr>
+      </w:pPr>
+      <w:r>
+        <w:rPr>
+          <w:b/>
+          <w:bCs/>
+          <w:color w:val="1F2533"/>
+          <w:sz w:val="24"/>
+          <w:szCs w:val="24"/>
+        </w:rPr>
+        <w:t>Example format below</w:t>
+      </w:r>
+    </w:p>
+    <w:p>
+      <w:pPr>
+        <w:rPr>
+          <w:b/>
+          <w:bCs/>
+          <w:color w:val="1F2533"/>
+          <w:sz w:val="24"/>
+          <w:szCs w:val="24"/>
+        </w:rPr>
+      </w:pPr>
+    </w:p>
+    <w:p>
+      <w:r>
+        <w:rPr>
+          <w:b/>
+          <w:bCs/>
+          <w:color w:val="1F2533"/>
+          <w:sz w:val="32"/>
+          <w:szCs w:val="32"/>
+        </w:rPr>
+        <w:t>RPD - Site Safety Inspections</w:t>
+      </w:r>
+    </w:p>
+    <w:tbl>
+      <w:tblPr>
+        <w:tblW w:w="9025" w:type="dxa"/>
+        <w:tblBorders>
+          <w:top w:val="none" w:sz="8" w:space="0" w:color="FFFFFF"/>
+          <w:left w:val="none" w:sz="8" w:space="0" w:color="FFFFFF"/>
+          <w:bottom w:val="none" w:sz="8" w:space="0" w:color="FFFFFF"/>
+          <w:right w:val="none" w:sz="8" w:space="0" w:color="FFFFFF"/>
+          <w:insideH w:val="none" w:sz="8" w:space="0" w:color="FFFFFF"/>
+          <w:insideV w:val="none" w:sz="8" w:space="0" w:color="FFFFFF"/>
+        </w:tblBorders>
+        <w:tblLayout w:type="fixed"/>
+        <w:tblCellMar>
+          <w:left w:w="10" w:type="dxa"/>
+          <w:right w:w="10" w:type="dxa"/>
+        </w:tblCellMar>
+        <w:tblLook w:val="04A0" w:firstRow="1" w:lastRow="0" w:firstColumn="1" w:lastColumn="0" w:noHBand="0" w:noVBand="1"/>
+      </w:tblPr>
+      <w:tblGrid>
+        <w:gridCol w:w="6769"/>
+        <w:gridCol w:w="2256"/>
+      </w:tblGrid>
+      <w:tr>
+        <w:trPr>
+          <w:cantSplit/>
+        </w:trPr>
+        <w:tc>
+          <w:tcPr>
+            <w:tcW w:w="1080" w:type="dxa"/>
+          </w:tcPr>
+          <w:p>
+            <w:r>
+              <w:t>[Insert Prepared by]</w:t>
+            </w:r>
+          </w:p>
+        </w:tc>
+        <w:tc>
+          <w:tcPr>
+            <w:tcW w:w="360" w:type="dxa"/>
+            <w:vAlign w:val="bottom"/>
+          </w:tcPr>
+          <w:p>
+            <w:pPr>
+              <w:ind w:right="160"/>
+              <w:jc w:val="right"/>
+            </w:pPr>
+            <w:r>
+              <w:rPr>
+                <w:b/>
+                <w:bCs/>
+                <w:color w:val="087E4D"/>
+                <w:sz w:val="16"/>
+                <w:szCs w:val="16"/>
+              </w:rPr>
+              <w:t>Complete</w:t>
+            </w:r>
+          </w:p>
+        </w:tc>
+      </w:tr>
+    </w:tbl>
     <w:p>
       <w:pPr>
         <w:spacing w:line="100" w:lineRule="exact"/>
@@ -1231,7 +1476,12 @@
               <w:ind w:left="160" w:right="80"/>
             </w:pPr>
             <w:r>
-              <w:t>Flagged observations</w:t>
+              <w:rPr>
+                <w:b/>
+                <w:bCs/>
+                <w:color w:val="1F2533"/>
+              </w:rPr>
+              <w:t>Flagged items</w:t>
             </w:r>
           </w:p>
         </w:tc>
@@ -1278,7 +1528,12 @@
               <w:ind w:left="160" w:right="80"/>
             </w:pPr>
             <w:r>
-              <w:t>Open actions</w:t>
+              <w:rPr>
+                <w:b/>
+                <w:bCs/>
+                <w:color w:val="1F2533"/>
+              </w:rPr>
+              <w:t>Actions</w:t>
             </w:r>
           </w:p>
         </w:tc>
@@ -1750,7 +2005,14 @@
               <w:ind w:left="160" w:right="160"/>
             </w:pPr>
             <w:r>
-              <w:t>Site Inspection</w:t>
+              <w:rPr>
+                <w:b/>
+                <w:bCs/>
+                <w:color w:val="1F2533"/>
+                <w:sz w:val="22"/>
+                <w:szCs w:val="22"/>
+              </w:rPr>
+              <w:t>Flagged items</w:t>
             </w:r>
           </w:p>
         </w:tc>

--- a/pims/audit_report_template.docx
+++ b/pims/audit_report_template.docx
@@ -285,7 +285,7 @@
                                 <w:bCs/>
                                 <w:color w:val="FFFFFF" w:themeColor="background1"/>
                               </w:rPr>
-                              <w:t>Matt M</w:t>
+                              <w:t/>
                             </w:r>
                             <w:r>
                               <w:t xml:space="preserve"> </w:t>
@@ -420,7 +420,7 @@
                           <w:bCs/>
                           <w:color w:val="FFFFFF" w:themeColor="background1"/>
                         </w:rPr>
-                        <w:t>Matt M</w:t>
+                        <w:t/>
                       </w:r>
                       <w:r>
                         <w:t xml:space="preserve"> </w:t>
@@ -683,7 +683,7 @@
                                 <w:sz w:val="86"/>
                                 <w:szCs w:val="86"/>
                               </w:rPr>
-                              <w:t>Site Safet Audit</w:t>
+                              <w:t>Site Safety Audit</w:t>
                             </w:r>
                           </w:p>
                           <w:p>
@@ -751,7 +751,7 @@
                           <w:sz w:val="86"/>
                           <w:szCs w:val="86"/>
                         </w:rPr>
-                        <w:t>Site Safet Audit</w:t>
+                        <w:t>Site Safety Audit</w:t>
                       </w:r>
                     </w:p>
                     <w:p>
@@ -960,6 +960,7 @@
         <w:sectPr>
           <w:headerReference w:type="default" r:id="rId7"/>
           <w:headerReference w:type="first" r:id="rId8"/>
+          <w:footerReference w:type="default" r:id="rId31"/>
           <w:pgSz w:w="11906" w:h="16838"/>
           <w:pgMar w:top="851" w:right="1440" w:bottom="284" w:left="1440" w:header="708" w:footer="708" w:gutter="0"/>
           <w:cols w:space="708"/>
@@ -10912,6 +10913,16 @@
 
 <file path=word/footer3.xml><?xml version="1.0" encoding="utf-8"?>
 <w:ftr xmlns:wpc="http://schemas.microsoft.com/office/word/2010/wordprocessingCanvas" xmlns:cx="http://schemas.microsoft.com/office/drawing/2014/chartex" xmlns:cx1="http://schemas.microsoft.com/office/drawing/2015/9/8/chartex" xmlns:cx2="http://schemas.microsoft.com/office/drawing/2015/10/21/chartex" xmlns:cx3="http://schemas.microsoft.com/office/drawing/2016/5/9/chartex" xmlns:cx4="http://schemas.microsoft.com/office/drawing/2016/5/10/chartex" xmlns:cx5="http://schemas.microsoft.com/office/drawing/2016/5/11/chartex" xmlns:cx6="http://schemas.microsoft.com/office/drawing/2016/5/12/chartex" xmlns:cx7="http://schemas.microsoft.com/office/drawing/2016/5/13/chartex" xmlns:cx8="http://schemas.microsoft.com/office/drawing/2016/5/14/chartex" xmlns:mc="http://schemas.openxmlformats.org/markup-compatibility/2006" xmlns:aink="http://schemas.microsoft.com/office/drawing/2016/ink" xmlns:am3d="http://schemas.microsoft.com/office/drawing/2017/model3d" xmlns:o="urn:schemas-microsoft-com:office:office" xmlns:oel="http://schemas.microsoft.com/office/2019/extlst" xmlns:r="http://schemas.openxmlformats.org/officeDocument/2006/relationships" xmlns:m="http://schemas.openxmlformats.org/officeDocument/2006/math" xmlns:v="urn:schemas-microsoft-com:vml" xmlns:wp14="http://schemas.microsoft.com/office/word/2010/wordprocessingDrawing" xmlns:wp="http://schemas.openxmlformats.org/drawingml/2006/wordprocessingDrawing" xmlns:w10="urn:schemas-microsoft-com:office:word" xmlns:w="http://schemas.openxmlformats.org/wordprocessingml/2006/main" xmlns:w14="http://schemas.microsoft.com/office/word/2010/wordml" xmlns:w15="http://schemas.microsoft.com/office/word/2012/wordml" xmlns:w16cex="http://schemas.microsoft.com/office/word/2018/wordml/cex" xmlns:w16cid="http://schemas.microsoft.com/office/word/2016/wordml/cid" xmlns:w16="http://schemas.microsoft.com/office/word/2018/wordml" xmlns:w16du="http://schemas.microsoft.com/office/word/2023/wordml/word16du" xmlns:w16sdtdh="http://schemas.microsoft.com/office/word/2020/wordml/sdtdatahash" xmlns:w16sdtfl="http://schemas.microsoft.com/office/word/2024/wordml/sdtformatlock" xmlns:w16se="http://schemas.microsoft.com/office/word/2015/wordml/symex" xmlns:wpg="http://schemas.microsoft.com/office/word/2010/wordprocessingGroup" xmlns:wpi="http://schemas.microsoft.com/office/word/2010/wordprocessingInk" xmlns:wne="http://schemas.microsoft.com/office/word/2006/wordml" xmlns:wps="http://schemas.microsoft.com/office/word/2010/wordprocessingShape" mc:Ignorable="w14 w15 w16se w16cid w16 w16cex w16sdtdh w16sdtfl w16du wp14">
+  <w:p>
+    <w:pPr>
+      <w:pStyle w:val="Footer"/>
+    </w:pPr>
+  </w:p>
+</w:ftr>
+</file>
+
+<file path=word/footer4.xml><?xml version="1.0" encoding="utf-8"?>
+<w:ftr xmlns:m="http://schemas.openxmlformats.org/officeDocument/2006/math" xmlns:mc="http://schemas.openxmlformats.org/markup-compatibility/2006" xmlns:mo="http://schemas.microsoft.com/office/mac/office/2008/main" xmlns:mv="urn:schemas-microsoft-com:mac:vml" xmlns:o="urn:schemas-microsoft-com:office:office" xmlns:r="http://schemas.openxmlformats.org/officeDocument/2006/relationships" xmlns:v="urn:schemas-microsoft-com:vml" xmlns:w10="urn:schemas-microsoft-com:office:word" xmlns:w14="http://schemas.microsoft.com/office/word/2010/wordml" xmlns:w="http://schemas.openxmlformats.org/wordprocessingml/2006/main" xmlns:wne="http://schemas.microsoft.com/office/word/2006/wordml" xmlns:wp14="http://schemas.microsoft.com/office/word/2010/wordprocessingDrawing" xmlns:wp="http://schemas.openxmlformats.org/drawingml/2006/wordprocessingDrawing" xmlns:wpc="http://schemas.microsoft.com/office/word/2010/wordprocessingCanvas" xmlns:wpg="http://schemas.microsoft.com/office/word/2010/wordprocessingGroup" xmlns:wpi="http://schemas.microsoft.com/office/word/2010/wordprocessingInk" xmlns:wps="http://schemas.microsoft.com/office/word/2010/wordprocessingShape" mc:Ignorable="w14 wp14">
   <w:p>
     <w:pPr>
       <w:pStyle w:val="Footer"/>
